--- a/public/vaazlar/affetmek-ve-ofkeyi-kontrol-etmek.docx
+++ b/public/vaazlar/affetmek-ve-ofkeyi-kontrol-etmek.docx
@@ -5520,222 +5520,6 @@
         <w:t>Bu yüzden aile içinde şiddet, tehdit, aşağılama veya istismar yaşayan bir kardeşimize «Sabret, affet, yuvanı dağıtma» deyip susmak affı yanlış yere koymaktır. Resûlullah eliyle hiçbir kadına ve hizmetçiye vurmamıştır. (Müslim, Fezâil, 79) Can, akıl ve onur emanettir; mağdurun güvenliği önce gelir. Yaşadığımız ülkedeki yardım hatlarına, uzmanlara ve hukukî yollara başvurmak dine aykırı değil, emaneti korumaktır.</w:t>
       </w:r>
     </w:p>
-    <w:tbl>
-      <w:tblPr>
-        <w:tblW w:type="auto" w:w="0"/>
-        <w:jc w:val="center"/>
-        <w:tblLayout w:type="fixed"/>
-        <w:tblLook w:firstColumn="1" w:firstRow="1" w:lastColumn="0" w:lastRow="0" w:noHBand="0" w:noVBand="1" w:val="04A0"/>
-      </w:tblPr>
-      <w:tblGrid>
-        <w:gridCol w:w="9602"/>
-      </w:tblGrid>
-      <w:tr>
-        <w:trPr>
-          <w:cantSplit/>
-        </w:trPr>
-        <w:tc>
-          <w:tcPr>
-            <w:tcW w:type="dxa" w:w="9602"/>
-            <w:shd w:val="clear" w:color="auto" w:fill="FDF7F7"/>
-            <w:tcBorders>
-              <w:top w:val="single" w:sz="4" w:space="0" w:color="E2E8F0"/>
-              <w:left w:val="single" w:sz="24" w:space="0" w:color="800020"/>
-              <w:bottom w:val="single" w:sz="6" w:space="0" w:color="CBD5E1"/>
-              <w:right w:val="single" w:sz="4" w:space="0" w:color="E2E8F0"/>
-            </w:tcBorders>
-            <w:tcMar>
-              <w:top w:w="70" w:type="dxa"/>
-              <w:left w:w="140" w:type="dxa"/>
-              <w:bottom w:w="75" w:type="dxa"/>
-              <w:right w:w="140" w:type="dxa"/>
-            </w:tcMar>
-          </w:tcPr>
-          <w:p>
-            <w:pPr>
-              <w:keepNext/>
-              <w:keepLines/>
-              <w:spacing w:before="20" w:after="40" w:line="252" w:lineRule="auto"/>
-              <w:pBdr>
-                <w:bottom w:val="single" w:sz="4" w:space="2" w:color="CBD5E1"/>
-              </w:pBdr>
-            </w:pPr>
-            <w:r>
-              <w:rPr>
-                <w:rFonts w:ascii="Calibri" w:hAnsi="Calibri" w:cs="Calibri" w:eastAsia="Calibri"/>
-                <w:b/>
-                <w:bCs/>
-                <w:color w:val="800020"/>
-                <w:sz w:val="18"/>
-                <w:szCs w:val="18"/>
-                <w:lang w:val="tr-TR" w:bidi="ar-SA"/>
-              </w:rPr>
-              <w:t>⚖️ FIKHÎ ÖLÇÜ VE İRŞAT REHBERİ</w:t>
-            </w:r>
-            <w:r>
-              <w:rPr>
-                <w:rFonts w:ascii="Calibri" w:hAnsi="Calibri" w:cs="Calibri" w:eastAsia="Calibri"/>
-                <w:noProof/>
-                <w:color w:val="646464"/>
-                <w:sz w:val="18"/>
-                <w:szCs w:val="18"/>
-                <w:lang w:val="tr-TR" w:bidi="ar-SA"/>
-              </w:rPr>
-              <w:t xml:space="preserve"> — </w:t>
-            </w:r>
-            <w:r>
-              <w:rPr>
-                <w:rFonts w:ascii="Calibri" w:hAnsi="Calibri" w:cs="Calibri" w:eastAsia="Calibri"/>
-                <w:b/>
-                <w:bCs/>
-                <w:color w:val="141414"/>
-                <w:sz w:val="20"/>
-                <w:szCs w:val="20"/>
-                <w:lang w:val="tr-TR" w:bidi="ar-SA"/>
-              </w:rPr>
-              <w:t>Güvenlik önce gelir</w:t>
-            </w:r>
-          </w:p>
-          <w:p>
-            <w:pPr>
-              <w:keepNext w:val="0"/>
-              <w:keepLines/>
-              <w:spacing w:before="20" w:after="30" w:line="269" w:lineRule="auto"/>
-              <w:jc w:val="both"/>
-            </w:pPr>
-            <w:r>
-              <w:rPr>
-                <w:rFonts w:ascii="Calibri" w:hAnsi="Calibri" w:cs="Calibri" w:eastAsia="Calibri"/>
-                <w:color w:val="222222"/>
-                <w:sz w:val="20"/>
-                <w:szCs w:val="20"/>
-                <w:lang w:val="tr-TR" w:bidi="ar-SA"/>
-              </w:rPr>
-              <w:t xml:space="preserve">Belçika’da gizli ve ücretsiz danışma hatları: </w:t>
-            </w:r>
-            <w:r>
-              <w:rPr>
-                <w:rFonts w:ascii="Calibri" w:hAnsi="Calibri" w:cs="Calibri" w:eastAsia="Calibri"/>
-                <w:b/>
-                <w:bCs/>
-                <w:noProof/>
-                <w:color w:val="141414"/>
-                <w:sz w:val="20"/>
-                <w:szCs w:val="20"/>
-                <w:lang w:val="tr-TR" w:bidi="ar-SA"/>
-              </w:rPr>
-              <w:t>0800 30 030</w:t>
-            </w:r>
-            <w:r>
-              <w:rPr>
-                <w:rFonts w:ascii="Calibri" w:hAnsi="Calibri" w:cs="Calibri" w:eastAsia="Calibri"/>
-                <w:color w:val="222222"/>
-                <w:sz w:val="20"/>
-                <w:szCs w:val="20"/>
-                <w:lang w:val="tr-TR" w:bidi="ar-SA"/>
-              </w:rPr>
-              <w:t xml:space="preserve"> (Fransızca konuşulan bölge) ve </w:t>
-            </w:r>
-            <w:r>
-              <w:rPr>
-                <w:rFonts w:ascii="Calibri" w:hAnsi="Calibri" w:cs="Calibri" w:eastAsia="Calibri"/>
-                <w:b/>
-                <w:bCs/>
-                <w:noProof/>
-                <w:color w:val="141414"/>
-                <w:sz w:val="20"/>
-                <w:szCs w:val="20"/>
-                <w:lang w:val="tr-TR" w:bidi="ar-SA"/>
-              </w:rPr>
-              <w:t>1712</w:t>
-            </w:r>
-            <w:r>
-              <w:rPr>
-                <w:rFonts w:ascii="Calibri" w:hAnsi="Calibri" w:cs="Calibri" w:eastAsia="Calibri"/>
-                <w:color w:val="222222"/>
-                <w:sz w:val="20"/>
-                <w:szCs w:val="20"/>
-                <w:lang w:val="tr-TR" w:bidi="ar-SA"/>
-              </w:rPr>
-              <w:t xml:space="preserve"> (Flaman bölgesi). Bu hatlar acil durum numarası değildir; hayati tehlikede </w:t>
-            </w:r>
-            <w:r>
-              <w:rPr>
-                <w:rFonts w:ascii="Calibri" w:hAnsi="Calibri" w:cs="Calibri" w:eastAsia="Calibri"/>
-                <w:b/>
-                <w:bCs/>
-                <w:noProof/>
-                <w:color w:val="141414"/>
-                <w:sz w:val="20"/>
-                <w:szCs w:val="20"/>
-                <w:lang w:val="tr-TR" w:bidi="ar-SA"/>
-              </w:rPr>
-              <w:t>112</w:t>
-            </w:r>
-            <w:r>
-              <w:rPr>
-                <w:rFonts w:ascii="Calibri" w:hAnsi="Calibri" w:cs="Calibri" w:eastAsia="Calibri"/>
-                <w:color w:val="222222"/>
-                <w:sz w:val="20"/>
-                <w:szCs w:val="20"/>
-                <w:lang w:val="tr-TR" w:bidi="ar-SA"/>
-              </w:rPr>
-              <w:t xml:space="preserve">, polis için </w:t>
-            </w:r>
-            <w:r>
-              <w:rPr>
-                <w:rFonts w:ascii="Calibri" w:hAnsi="Calibri" w:cs="Calibri" w:eastAsia="Calibri"/>
-                <w:b/>
-                <w:bCs/>
-                <w:noProof/>
-                <w:color w:val="141414"/>
-                <w:sz w:val="20"/>
-                <w:szCs w:val="20"/>
-                <w:lang w:val="tr-TR" w:bidi="ar-SA"/>
-              </w:rPr>
-              <w:t>101</w:t>
-            </w:r>
-            <w:r>
-              <w:rPr>
-                <w:rFonts w:ascii="Calibri" w:hAnsi="Calibri" w:cs="Calibri" w:eastAsia="Calibri"/>
-                <w:color w:val="222222"/>
-                <w:sz w:val="20"/>
-                <w:szCs w:val="20"/>
-                <w:lang w:val="tr-TR" w:bidi="ar-SA"/>
-              </w:rPr>
-              <w:t xml:space="preserve"> aranır.</w:t>
-            </w:r>
-          </w:p>
-          <w:p>
-            <w:pPr>
-              <w:keepNext w:val="0"/>
-              <w:keepLines/>
-              <w:spacing w:before="20" w:after="10" w:line="240" w:lineRule="auto"/>
-              <w:jc w:val="right"/>
-            </w:pPr>
-            <w:r>
-              <w:rPr>
-                <w:rFonts w:ascii="Calibri" w:hAnsi="Calibri" w:cs="Calibri" w:eastAsia="Calibri"/>
-                <w:b/>
-                <w:bCs/>
-                <w:color w:val="475569"/>
-                <w:sz w:val="17"/>
-                <w:szCs w:val="17"/>
-                <w:lang w:val="tr-TR" w:bidi="ar-SA"/>
-              </w:rPr>
-              <w:t>[Hatlar 8 Ekim 2026’da resmî sayfalardan doğrulanmıştır]</w:t>
-            </w:r>
-          </w:p>
-        </w:tc>
-      </w:tr>
-    </w:tbl>
-    <w:p>
-      <w:pPr>
-        <w:keepNext w:val="0"/>
-        <w:keepLines/>
-        <w:spacing w:before="0" w:after="60" w:line="240" w:lineRule="auto"/>
-      </w:pPr>
-    </w:p>
     <w:p>
       <w:pPr>
         <w:keepNext w:val="0"/>

--- a/public/vaazlar/affetmek-ve-ofkeyi-kontrol-etmek.docx
+++ b/public/vaazlar/affetmek-ve-ofkeyi-kontrol-etmek.docx
@@ -922,12 +922,66 @@
             <w:r>
               <w:rPr>
                 <w:rFonts w:ascii="Calibri" w:hAnsi="Calibri" w:cs="Calibri" w:eastAsia="Calibri"/>
+                <w:noProof/>
                 <w:color w:val="323232"/>
                 <w:sz w:val="18"/>
                 <w:szCs w:val="18"/>
                 <w:lang w:val="tr-TR" w:bidi="ar-SA"/>
               </w:rPr>
-              <w:t>Afv, safh, mağfiret; Afüv ismi</w:t>
+              <w:t>Afv</w:t>
+            </w:r>
+            <w:r>
+              <w:rPr>
+                <w:rFonts w:ascii="Calibri" w:hAnsi="Calibri" w:cs="Calibri" w:eastAsia="Calibri"/>
+                <w:noProof/>
+                <w:color w:val="323232"/>
+                <w:sz w:val="18"/>
+                <w:szCs w:val="18"/>
+                <w:lang w:val="tr-TR" w:bidi="ar-SA"/>
+              </w:rPr>
+              <w:t xml:space="preserve">, </w:t>
+            </w:r>
+            <w:r>
+              <w:rPr>
+                <w:rFonts w:ascii="Calibri" w:hAnsi="Calibri" w:cs="Calibri" w:eastAsia="Calibri"/>
+                <w:noProof/>
+                <w:color w:val="323232"/>
+                <w:sz w:val="18"/>
+                <w:szCs w:val="18"/>
+                <w:lang w:val="tr-TR" w:bidi="ar-SA"/>
+              </w:rPr>
+              <w:t>safh</w:t>
+            </w:r>
+            <w:r>
+              <w:rPr>
+                <w:rFonts w:ascii="Calibri" w:hAnsi="Calibri" w:cs="Calibri" w:eastAsia="Calibri"/>
+                <w:color w:val="323232"/>
+                <w:sz w:val="18"/>
+                <w:szCs w:val="18"/>
+                <w:lang w:val="tr-TR" w:bidi="ar-SA"/>
+              </w:rPr>
+              <w:t xml:space="preserve">, mağfiret; </w:t>
+            </w:r>
+            <w:r>
+              <w:rPr>
+                <w:rFonts w:ascii="Calibri" w:hAnsi="Calibri" w:cs="Calibri" w:eastAsia="Calibri"/>
+                <w:noProof/>
+                <w:color w:val="323232"/>
+                <w:sz w:val="18"/>
+                <w:szCs w:val="18"/>
+                <w:lang w:val="tr-TR" w:bidi="ar-SA"/>
+              </w:rPr>
+              <w:t>Afüv</w:t>
+            </w:r>
+            <w:r>
+              <w:rPr>
+                <w:rFonts w:ascii="Calibri" w:hAnsi="Calibri" w:cs="Calibri" w:eastAsia="Calibri"/>
+                <w:color w:val="323232"/>
+                <w:sz w:val="18"/>
+                <w:szCs w:val="18"/>
+                <w:lang w:val="tr-TR" w:bidi="ar-SA"/>
+              </w:rPr>
+              <w:t xml:space="preserve"> ismi</w:t>
             </w:r>
           </w:p>
         </w:tc>
@@ -970,7 +1024,32 @@
                 <w:szCs w:val="18"/>
                 <w:lang w:val="tr-TR" w:bidi="ar-SA"/>
               </w:rPr>
-              <w:t>Nebevî ve sahâbî örnekler</w:t>
+              <w:t xml:space="preserve">Nebevî ve </w:t>
+            </w:r>
+            <w:r>
+              <w:rPr>
+                <w:rFonts w:ascii="Calibri" w:hAnsi="Calibri" w:cs="Calibri" w:eastAsia="Calibri"/>
+                <w:b/>
+                <w:bCs/>
+                <w:noProof/>
+                <w:color w:val="0F2C59"/>
+                <w:sz w:val="18"/>
+                <w:szCs w:val="18"/>
+                <w:lang w:val="tr-TR" w:bidi="ar-SA"/>
+              </w:rPr>
+              <w:t>sahâbî</w:t>
+            </w:r>
+            <w:r>
+              <w:rPr>
+                <w:rFonts w:ascii="Calibri" w:hAnsi="Calibri" w:cs="Calibri" w:eastAsia="Calibri"/>
+                <w:b/>
+                <w:bCs/>
+                <w:color w:val="0F2C59"/>
+                <w:sz w:val="18"/>
+                <w:szCs w:val="18"/>
+                <w:lang w:val="tr-TR" w:bidi="ar-SA"/>
+              </w:rPr>
+              <w:t xml:space="preserve"> örnekler</w:t>
             </w:r>
           </w:p>
         </w:tc>
@@ -1083,7 +1162,61 @@
                 <w:szCs w:val="18"/>
                 <w:lang w:val="tr-TR" w:bidi="ar-SA"/>
               </w:rPr>
-              <w:t>Mekke, Tâif, Gavres; Hz. Ebû Bekir ve Mistah</w:t>
+              <w:t xml:space="preserve">Mekke, </w:t>
+            </w:r>
+            <w:r>
+              <w:rPr>
+                <w:rFonts w:ascii="Calibri" w:hAnsi="Calibri" w:cs="Calibri" w:eastAsia="Calibri"/>
+                <w:noProof/>
+                <w:color w:val="323232"/>
+                <w:sz w:val="18"/>
+                <w:szCs w:val="18"/>
+                <w:lang w:val="tr-TR" w:bidi="ar-SA"/>
+              </w:rPr>
+              <w:t>Tâif</w:t>
+            </w:r>
+            <w:r>
+              <w:rPr>
+                <w:rFonts w:ascii="Calibri" w:hAnsi="Calibri" w:cs="Calibri" w:eastAsia="Calibri"/>
+                <w:noProof/>
+                <w:color w:val="323232"/>
+                <w:sz w:val="18"/>
+                <w:szCs w:val="18"/>
+                <w:lang w:val="tr-TR" w:bidi="ar-SA"/>
+              </w:rPr>
+              <w:t xml:space="preserve">, </w:t>
+            </w:r>
+            <w:r>
+              <w:rPr>
+                <w:rFonts w:ascii="Calibri" w:hAnsi="Calibri" w:cs="Calibri" w:eastAsia="Calibri"/>
+                <w:noProof/>
+                <w:color w:val="323232"/>
+                <w:sz w:val="18"/>
+                <w:szCs w:val="18"/>
+                <w:lang w:val="tr-TR" w:bidi="ar-SA"/>
+              </w:rPr>
+              <w:t>Gavres</w:t>
+            </w:r>
+            <w:r>
+              <w:rPr>
+                <w:rFonts w:ascii="Calibri" w:hAnsi="Calibri" w:cs="Calibri" w:eastAsia="Calibri"/>
+                <w:color w:val="323232"/>
+                <w:sz w:val="18"/>
+                <w:szCs w:val="18"/>
+                <w:lang w:val="tr-TR" w:bidi="ar-SA"/>
+              </w:rPr>
+              <w:t xml:space="preserve">; Hz. Ebû Bekir ve </w:t>
+            </w:r>
+            <w:r>
+              <w:rPr>
+                <w:rFonts w:ascii="Calibri" w:hAnsi="Calibri" w:cs="Calibri" w:eastAsia="Calibri"/>
+                <w:noProof/>
+                <w:color w:val="323232"/>
+                <w:sz w:val="18"/>
+                <w:szCs w:val="18"/>
+                <w:lang w:val="tr-TR" w:bidi="ar-SA"/>
+              </w:rPr>
+              <w:t>Mistah</w:t>
             </w:r>
           </w:p>
         </w:tc>
@@ -1390,12 +1523,23 @@
             <w:r>
               <w:rPr>
                 <w:rFonts w:ascii="Calibri" w:hAnsi="Calibri" w:cs="Calibri" w:eastAsia="Calibri"/>
+                <w:noProof/>
                 <w:color w:val="323232"/>
                 <w:sz w:val="18"/>
                 <w:szCs w:val="18"/>
                 <w:lang w:val="tr-TR" w:bidi="ar-SA"/>
               </w:rPr>
-              <w:t>Kazm-ı gayz, kalpler arası mesafe, altı adım</w:t>
+              <w:t>Kazm</w:t>
+            </w:r>
+            <w:r>
+              <w:rPr>
+                <w:rFonts w:ascii="Calibri" w:hAnsi="Calibri" w:cs="Calibri" w:eastAsia="Calibri"/>
+                <w:color w:val="323232"/>
+                <w:sz w:val="18"/>
+                <w:szCs w:val="18"/>
+                <w:lang w:val="tr-TR" w:bidi="ar-SA"/>
+              </w:rPr>
+              <w:t>-ı gayz, kalpler arası mesafe, altı adım</w:t>
             </w:r>
           </w:p>
         </w:tc>
@@ -2031,6 +2175,7 @@
                 <w:rFonts w:ascii="Calibri" w:hAnsi="Calibri" w:cs="Calibri" w:eastAsia="Calibri"/>
                 <w:b/>
                 <w:bCs/>
+                <w:noProof/>
                 <w:color w:val="0F2C59"/>
                 <w:sz w:val="18"/>
                 <w:szCs w:val="18"/>
@@ -2110,6 +2255,7 @@
                 <w:rFonts w:ascii="Calibri" w:hAnsi="Calibri" w:cs="Calibri" w:eastAsia="Calibri"/>
                 <w:b/>
                 <w:bCs/>
+                <w:noProof/>
                 <w:color w:val="0F2C59"/>
                 <w:sz w:val="18"/>
                 <w:szCs w:val="18"/>
@@ -2189,12 +2335,25 @@
                 <w:rFonts w:ascii="Calibri" w:hAnsi="Calibri" w:cs="Calibri" w:eastAsia="Calibri"/>
                 <w:b/>
                 <w:bCs/>
+                <w:noProof/>
                 <w:color w:val="0F2C59"/>
                 <w:sz w:val="18"/>
                 <w:szCs w:val="18"/>
                 <w:lang w:val="tr-TR" w:bidi="ar-SA"/>
               </w:rPr>
-              <w:t>Kazm-ı gayz</w:t>
+              <w:t>Kazm</w:t>
+            </w:r>
+            <w:r>
+              <w:rPr>
+                <w:rFonts w:ascii="Calibri" w:hAnsi="Calibri" w:cs="Calibri" w:eastAsia="Calibri"/>
+                <w:b/>
+                <w:bCs/>
+                <w:color w:val="0F2C59"/>
+                <w:sz w:val="18"/>
+                <w:szCs w:val="18"/>
+                <w:lang w:val="tr-TR" w:bidi="ar-SA"/>
+              </w:rPr>
+              <w:t>-ı gayz</w:t>
             </w:r>
           </w:p>
         </w:tc>
@@ -2337,7 +2496,70 @@
           <w:szCs w:val="21"/>
           <w:lang w:val="tr-TR" w:bidi="ar-SA"/>
         </w:rPr>
-        <w:t>Kaynak usulü: Âyet lafızları Tanzil metnine, mealler Kur’an Yolu tefsirine dayanır; kısaltılan âyet ve hadis parçaları belirtilmiştir. Hadis numaraları yaygın numaralandırmaya göredir; senedinde zayıflık bulunan rivayet ayrıca işaretlenmiştir. Tarihî bilgiler TDV İslâm Ansiklopedisi ve hadis kaynaklarıyla karşılaştırılmış, doğrulanamayan nispetler çıkarılmıştır.</w:t>
+        <w:t xml:space="preserve">Kaynak usulü: </w:t>
+      </w:r>
+      <w:r>
+        <w:rPr>
+          <w:rFonts w:ascii="Calibri" w:hAnsi="Calibri" w:cs="Calibri" w:eastAsia="Calibri"/>
+          <w:noProof/>
+          <w:color w:val="222222"/>
+          <w:sz w:val="21"/>
+          <w:szCs w:val="21"/>
+          <w:lang w:val="tr-TR" w:bidi="ar-SA"/>
+        </w:rPr>
+        <w:t>Âyet</w:t>
+      </w:r>
+      <w:r>
+        <w:rPr>
+          <w:rFonts w:ascii="Calibri" w:hAnsi="Calibri" w:cs="Calibri" w:eastAsia="Calibri"/>
+          <w:color w:val="222222"/>
+          <w:sz w:val="21"/>
+          <w:szCs w:val="21"/>
+          <w:lang w:val="tr-TR" w:bidi="ar-SA"/>
+        </w:rPr>
+        <w:t xml:space="preserve"> lafızları </w:t>
+      </w:r>
+      <w:r>
+        <w:rPr>
+          <w:rFonts w:ascii="Calibri" w:hAnsi="Calibri" w:cs="Calibri" w:eastAsia="Calibri"/>
+          <w:noProof/>
+          <w:color w:val="222222"/>
+          <w:sz w:val="21"/>
+          <w:szCs w:val="21"/>
+          <w:lang w:val="tr-TR" w:bidi="ar-SA"/>
+        </w:rPr>
+        <w:t>Tanzil</w:t>
+      </w:r>
+      <w:r>
+        <w:rPr>
+          <w:rFonts w:ascii="Calibri" w:hAnsi="Calibri" w:cs="Calibri" w:eastAsia="Calibri"/>
+          <w:color w:val="222222"/>
+          <w:sz w:val="21"/>
+          <w:szCs w:val="21"/>
+          <w:lang w:val="tr-TR" w:bidi="ar-SA"/>
+        </w:rPr>
+        <w:t xml:space="preserve"> metnine, mealler Kur’an Yolu tefsirine dayanır; kısaltılan </w:t>
+      </w:r>
+      <w:r>
+        <w:rPr>
+          <w:rFonts w:ascii="Calibri" w:hAnsi="Calibri" w:cs="Calibri" w:eastAsia="Calibri"/>
+          <w:noProof/>
+          <w:color w:val="222222"/>
+          <w:sz w:val="21"/>
+          <w:szCs w:val="21"/>
+          <w:lang w:val="tr-TR" w:bidi="ar-SA"/>
+        </w:rPr>
+        <w:t>âyet</w:t>
+      </w:r>
+      <w:r>
+        <w:rPr>
+          <w:rFonts w:ascii="Calibri" w:hAnsi="Calibri" w:cs="Calibri" w:eastAsia="Calibri"/>
+          <w:color w:val="222222"/>
+          <w:sz w:val="21"/>
+          <w:szCs w:val="21"/>
+          <w:lang w:val="tr-TR" w:bidi="ar-SA"/>
+        </w:rPr>
+        <w:t xml:space="preserve"> ve hadis parçaları belirtilmiştir. Hadis numaraları yaygın numaralandırmaya göredir; senedinde zayıflık bulunan rivayet ayrıca işaretlenmiştir. Tarihî bilgiler TDV İslâm Ansiklopedisi ve hadis kaynaklarıyla karşılaştırılmış, doğrulanamayan nispetler çıkarılmıştır.</w:t>
       </w:r>
     </w:p>
     <w:p>
@@ -2455,6 +2677,7 @@
                 <w:rFonts w:ascii="Amiri" w:hAnsi="Amiri" w:cs="Amiri" w:eastAsia="Amiri"/>
                 <w:b/>
                 <w:bCs/>
+                <w:noProof/>
                 <w:color w:val="00695C"/>
                 <w:sz w:val="45"/>
                 <w:szCs w:val="45"/>
@@ -2924,12 +3147,39 @@
                 <w:rFonts w:ascii="Calibri" w:hAnsi="Calibri" w:cs="Calibri" w:eastAsia="Calibri"/>
                 <w:b/>
                 <w:bCs/>
+                <w:noProof/>
                 <w:color w:val="475569"/>
                 <w:sz w:val="17"/>
                 <w:szCs w:val="17"/>
                 <w:lang w:val="tr-TR" w:bidi="ar-SA"/>
               </w:rPr>
-              <w:t>[Meâric, 70/19–21]</w:t>
+              <w:t>[</w:t>
+            </w:r>
+            <w:r>
+              <w:rPr>
+                <w:rFonts w:ascii="Calibri" w:hAnsi="Calibri" w:cs="Calibri" w:eastAsia="Calibri"/>
+                <w:b/>
+                <w:bCs/>
+                <w:noProof/>
+                <w:color w:val="475569"/>
+                <w:sz w:val="17"/>
+                <w:szCs w:val="17"/>
+                <w:lang w:val="tr-TR" w:bidi="ar-SA"/>
+              </w:rPr>
+              <w:t>Meâric</w:t>
+            </w:r>
+            <w:r>
+              <w:rPr>
+                <w:rFonts w:ascii="Calibri" w:hAnsi="Calibri" w:cs="Calibri" w:eastAsia="Calibri"/>
+                <w:b/>
+                <w:bCs/>
+                <w:noProof/>
+                <w:color w:val="475569"/>
+                <w:sz w:val="17"/>
+                <w:szCs w:val="17"/>
+                <w:lang w:val="tr-TR" w:bidi="ar-SA"/>
+              </w:rPr>
+              <w:t>, 70/19–21]</w:t>
             </w:r>
           </w:p>
         </w:tc>
@@ -2952,12 +3202,44 @@
       <w:r>
         <w:rPr>
           <w:rFonts w:ascii="Calibri" w:hAnsi="Calibri" w:cs="Calibri" w:eastAsia="Calibri"/>
+          <w:noProof/>
           <w:color w:val="222222"/>
           <w:sz w:val="21"/>
           <w:szCs w:val="21"/>
           <w:lang w:val="tr-TR" w:bidi="ar-SA"/>
         </w:rPr>
-        <w:t>Âyetler insanın tahammülsüzlüğe, sızlanmaya ve bencilliğe meyilli yönünü haber verir; hemen ardından namazı devamlı kılan ve hesap gününe inanan müminleri bu zaaftan ayırır (Meâric, 70/22–35). Zaaf fıtratımızda vardır; onu terbiye etmenin yolu da dinimizdedir.</w:t>
+        <w:t>Âyetler</w:t>
+      </w:r>
+      <w:r>
+        <w:rPr>
+          <w:rFonts w:ascii="Calibri" w:hAnsi="Calibri" w:cs="Calibri" w:eastAsia="Calibri"/>
+          <w:color w:val="222222"/>
+          <w:sz w:val="21"/>
+          <w:szCs w:val="21"/>
+          <w:lang w:val="tr-TR" w:bidi="ar-SA"/>
+        </w:rPr>
+        <w:t xml:space="preserve"> insanın tahammülsüzlüğe, sızlanmaya ve bencilliğe meyilli yönünü haber verir; hemen ardından namazı devamlı kılan ve hesap gününe inanan müminleri bu zaaftan ayırır (</w:t>
+      </w:r>
+      <w:r>
+        <w:rPr>
+          <w:rFonts w:ascii="Calibri" w:hAnsi="Calibri" w:cs="Calibri" w:eastAsia="Calibri"/>
+          <w:noProof/>
+          <w:color w:val="222222"/>
+          <w:sz w:val="21"/>
+          <w:szCs w:val="21"/>
+          <w:lang w:val="tr-TR" w:bidi="ar-SA"/>
+        </w:rPr>
+        <w:t>Meâric</w:t>
+      </w:r>
+      <w:r>
+        <w:rPr>
+          <w:rFonts w:ascii="Calibri" w:hAnsi="Calibri" w:cs="Calibri" w:eastAsia="Calibri"/>
+          <w:color w:val="222222"/>
+          <w:sz w:val="21"/>
+          <w:szCs w:val="21"/>
+          <w:lang w:val="tr-TR" w:bidi="ar-SA"/>
+        </w:rPr>
+        <w:t>, 70/22–35). Zaaf fıtratımızda vardır; onu terbiye etmenin yolu da dinimizdedir.</w:t>
       </w:r>
     </w:p>
     <w:p>
@@ -2982,6 +3264,7 @@
           <w:rFonts w:ascii="Calibri" w:hAnsi="Calibri" w:cs="Calibri" w:eastAsia="Calibri"/>
           <w:b/>
           <w:bCs/>
+          <w:noProof/>
           <w:color w:val="141414"/>
           <w:sz w:val="21"/>
           <w:szCs w:val="21"/>
@@ -3022,6 +3305,7 @@
           <w:rFonts w:ascii="Calibri" w:hAnsi="Calibri" w:cs="Calibri" w:eastAsia="Calibri"/>
           <w:b/>
           <w:bCs/>
+          <w:noProof/>
           <w:color w:val="141414"/>
           <w:sz w:val="21"/>
           <w:szCs w:val="21"/>
@@ -3038,6 +3322,114 @@
           <w:lang w:val="tr-TR" w:bidi="ar-SA"/>
         </w:rPr>
         <w:t xml:space="preserve">, hakkından vazgeçmektir. </w:t>
+      </w:r>
+      <w:r>
+        <w:rPr>
+          <w:rFonts w:ascii="Calibri" w:hAnsi="Calibri" w:cs="Calibri" w:eastAsia="Calibri"/>
+          <w:b/>
+          <w:bCs/>
+          <w:noProof/>
+          <w:color w:val="141414"/>
+          <w:sz w:val="21"/>
+          <w:szCs w:val="21"/>
+          <w:lang w:val="tr-TR" w:bidi="ar-SA"/>
+        </w:rPr>
+        <w:t>Safh</w:t>
+      </w:r>
+      <w:r>
+        <w:rPr>
+          <w:rFonts w:ascii="Calibri" w:hAnsi="Calibri" w:cs="Calibri" w:eastAsia="Calibri"/>
+          <w:color w:val="222222"/>
+          <w:sz w:val="21"/>
+          <w:szCs w:val="21"/>
+          <w:lang w:val="tr-TR" w:bidi="ar-SA"/>
+        </w:rPr>
+        <w:t xml:space="preserve">, sayfayı çevirmek, olanı yüze vurmamaktır; </w:t>
+      </w:r>
+      <w:r>
+        <w:rPr>
+          <w:rFonts w:ascii="Calibri" w:hAnsi="Calibri" w:cs="Calibri" w:eastAsia="Calibri"/>
+          <w:noProof/>
+          <w:color w:val="222222"/>
+          <w:sz w:val="21"/>
+          <w:szCs w:val="21"/>
+          <w:lang w:val="tr-TR" w:bidi="ar-SA"/>
+        </w:rPr>
+        <w:t>Râgıb</w:t>
+      </w:r>
+      <w:r>
+        <w:rPr>
+          <w:rFonts w:ascii="Calibri" w:hAnsi="Calibri" w:cs="Calibri" w:eastAsia="Calibri"/>
+          <w:color w:val="222222"/>
+          <w:sz w:val="21"/>
+          <w:szCs w:val="21"/>
+          <w:lang w:val="tr-TR" w:bidi="ar-SA"/>
+        </w:rPr>
+        <w:t xml:space="preserve"> el-</w:t>
+      </w:r>
+      <w:r>
+        <w:rPr>
+          <w:rFonts w:ascii="Calibri" w:hAnsi="Calibri" w:cs="Calibri" w:eastAsia="Calibri"/>
+          <w:noProof/>
+          <w:color w:val="222222"/>
+          <w:sz w:val="21"/>
+          <w:szCs w:val="21"/>
+          <w:lang w:val="tr-TR" w:bidi="ar-SA"/>
+        </w:rPr>
+        <w:t>İsfahânî</w:t>
+      </w:r>
+      <w:r>
+        <w:rPr>
+          <w:rFonts w:ascii="Calibri" w:hAnsi="Calibri" w:cs="Calibri" w:eastAsia="Calibri"/>
+          <w:noProof/>
+          <w:color w:val="222222"/>
+          <w:sz w:val="21"/>
+          <w:szCs w:val="21"/>
+          <w:lang w:val="tr-TR" w:bidi="ar-SA"/>
+        </w:rPr>
+        <w:t xml:space="preserve"> </w:t>
+      </w:r>
+      <w:r>
+        <w:rPr>
+          <w:rFonts w:ascii="Calibri" w:hAnsi="Calibri" w:cs="Calibri" w:eastAsia="Calibri"/>
+          <w:noProof/>
+          <w:color w:val="222222"/>
+          <w:sz w:val="21"/>
+          <w:szCs w:val="21"/>
+          <w:lang w:val="tr-TR" w:bidi="ar-SA"/>
+        </w:rPr>
+        <w:t>safhın</w:t>
+      </w:r>
+      <w:r>
+        <w:rPr>
+          <w:rFonts w:ascii="Calibri" w:hAnsi="Calibri" w:cs="Calibri" w:eastAsia="Calibri"/>
+          <w:color w:val="222222"/>
+          <w:sz w:val="21"/>
+          <w:szCs w:val="21"/>
+          <w:lang w:val="tr-TR" w:bidi="ar-SA"/>
+        </w:rPr>
+        <w:t xml:space="preserve">, kınamayı da bırakmak olduğu için </w:t>
+      </w:r>
+      <w:r>
+        <w:rPr>
+          <w:rFonts w:ascii="Calibri" w:hAnsi="Calibri" w:cs="Calibri" w:eastAsia="Calibri"/>
+          <w:noProof/>
+          <w:color w:val="222222"/>
+          <w:sz w:val="21"/>
+          <w:szCs w:val="21"/>
+          <w:lang w:val="tr-TR" w:bidi="ar-SA"/>
+        </w:rPr>
+        <w:t>afvden</w:t>
+      </w:r>
+      <w:r>
+        <w:rPr>
+          <w:rFonts w:ascii="Calibri" w:hAnsi="Calibri" w:cs="Calibri" w:eastAsia="Calibri"/>
+          <w:color w:val="222222"/>
+          <w:sz w:val="21"/>
+          <w:szCs w:val="21"/>
+          <w:lang w:val="tr-TR" w:bidi="ar-SA"/>
+        </w:rPr>
+        <w:t xml:space="preserve"> daha ileri bir incelik olduğunu söyler. </w:t>
       </w:r>
       <w:r>
         <w:rPr>
@@ -3049,7 +3441,7 @@
           <w:szCs w:val="21"/>
           <w:lang w:val="tr-TR" w:bidi="ar-SA"/>
         </w:rPr>
-        <w:t>Safh</w:t>
+        <w:t>Mağfiret</w:t>
       </w:r>
       <w:r>
         <w:rPr>
@@ -3059,19 +3451,18 @@
           <w:szCs w:val="21"/>
           <w:lang w:val="tr-TR" w:bidi="ar-SA"/>
         </w:rPr>
-        <w:t xml:space="preserve">, sayfayı çevirmek, olanı yüze vurmamaktır; Râgıb el-İsfahânî safhın, kınamayı da bırakmak olduğu için afvden daha ileri bir incelik olduğunu söyler. </w:t>
+        <w:t xml:space="preserve"> ise kusuru örtmek, teşhir etmemektir. Bu üçü, aile hayatından söz eden bir </w:t>
       </w:r>
       <w:r>
         <w:rPr>
           <w:rFonts w:ascii="Calibri" w:hAnsi="Calibri" w:cs="Calibri" w:eastAsia="Calibri"/>
-          <w:b/>
-          <w:bCs/>
-          <w:color w:val="141414"/>
+          <w:noProof/>
+          <w:color w:val="222222"/>
           <w:sz w:val="21"/>
           <w:szCs w:val="21"/>
           <w:lang w:val="tr-TR" w:bidi="ar-SA"/>
         </w:rPr>
-        <w:t>Mağfiret</w:t>
+        <w:t>âyette</w:t>
       </w:r>
       <w:r>
         <w:rPr>
@@ -3081,7 +3472,29 @@
           <w:szCs w:val="21"/>
           <w:lang w:val="tr-TR" w:bidi="ar-SA"/>
         </w:rPr>
-        <w:t xml:space="preserve"> ise kusuru örtmek, teşhir etmemektir. Bu üçü, aile hayatından söz eden bir âyette yan yana gelir: «Eğer affeder, hoş görür ve bağışlarsanız, şüphesiz Allah çok bağışlayıcıdır, çok merhametlidir.» (Teğâbün, 64/14)</w:t>
+        <w:t xml:space="preserve"> yan yana gelir: «Eğer affeder, hoş görür ve bağışlarsanız, şüphesiz Allah çok bağışlayıcıdır, çok merhametlidir.» (</w:t>
+      </w:r>
+      <w:r>
+        <w:rPr>
+          <w:rFonts w:ascii="Calibri" w:hAnsi="Calibri" w:cs="Calibri" w:eastAsia="Calibri"/>
+          <w:noProof/>
+          <w:color w:val="222222"/>
+          <w:sz w:val="21"/>
+          <w:szCs w:val="21"/>
+          <w:lang w:val="tr-TR" w:bidi="ar-SA"/>
+        </w:rPr>
+        <w:t>Teğâbün</w:t>
+      </w:r>
+      <w:r>
+        <w:rPr>
+          <w:rFonts w:ascii="Calibri" w:hAnsi="Calibri" w:cs="Calibri" w:eastAsia="Calibri"/>
+          <w:noProof/>
+          <w:color w:val="222222"/>
+          <w:sz w:val="21"/>
+          <w:szCs w:val="21"/>
+          <w:lang w:val="tr-TR" w:bidi="ar-SA"/>
+        </w:rPr>
+        <w:t>, 64/14)</w:t>
       </w:r>
     </w:p>
     <w:p>
@@ -3094,12 +3507,44 @@
       <w:r>
         <w:rPr>
           <w:rFonts w:ascii="Calibri" w:hAnsi="Calibri" w:cs="Calibri" w:eastAsia="Calibri"/>
+          <w:noProof/>
           <w:color w:val="222222"/>
           <w:sz w:val="21"/>
           <w:szCs w:val="21"/>
           <w:lang w:val="tr-TR" w:bidi="ar-SA"/>
         </w:rPr>
-        <w:t>Câhiliye toplumunda kötülüğe kötülükle karşılık vermek yiğitlik sayılır, affetmek ise zayıflık ve acizlik işareti görülürdü. Kur’an bu ölçüyü tersine çevirdi. Allah’ın affediciliğini ve mağfiretini sık sık hatırlatarak affı yüksek bir ahlâk meziyeti hâline getirdi; hatta «Affetmeniz takvâya daha yakındır» (Bakara, 2/237) buyurdu.</w:t>
+        <w:t>Câhiliye</w:t>
+      </w:r>
+      <w:r>
+        <w:rPr>
+          <w:rFonts w:ascii="Calibri" w:hAnsi="Calibri" w:cs="Calibri" w:eastAsia="Calibri"/>
+          <w:color w:val="222222"/>
+          <w:sz w:val="21"/>
+          <w:szCs w:val="21"/>
+          <w:lang w:val="tr-TR" w:bidi="ar-SA"/>
+        </w:rPr>
+        <w:t xml:space="preserve"> toplumunda kötülüğe kötülükle karşılık vermek yiğitlik sayılır, affetmek ise zayıflık ve acizlik işareti görülürdü. Kur’an bu ölçüyü tersine çevirdi. Allah’ın affediciliğini ve mağfiretini sık sık hatırlatarak affı yüksek bir ahlâk meziyeti hâline getirdi; hatta «Affetmeniz </w:t>
+      </w:r>
+      <w:r>
+        <w:rPr>
+          <w:rFonts w:ascii="Calibri" w:hAnsi="Calibri" w:cs="Calibri" w:eastAsia="Calibri"/>
+          <w:noProof/>
+          <w:color w:val="222222"/>
+          <w:sz w:val="21"/>
+          <w:szCs w:val="21"/>
+          <w:lang w:val="tr-TR" w:bidi="ar-SA"/>
+        </w:rPr>
+        <w:t>takvâya</w:t>
+      </w:r>
+      <w:r>
+        <w:rPr>
+          <w:rFonts w:ascii="Calibri" w:hAnsi="Calibri" w:cs="Calibri" w:eastAsia="Calibri"/>
+          <w:color w:val="222222"/>
+          <w:sz w:val="21"/>
+          <w:szCs w:val="21"/>
+          <w:lang w:val="tr-TR" w:bidi="ar-SA"/>
+        </w:rPr>
+        <w:t xml:space="preserve"> daha yakındır» (Bakara, 2/237) buyurdu.</w:t>
       </w:r>
     </w:p>
     <w:tbl>
@@ -3191,6 +3636,7 @@
                 <w:rFonts w:ascii="Amiri" w:hAnsi="Amiri" w:cs="Amiri" w:eastAsia="Amiri"/>
                 <w:b/>
                 <w:bCs/>
+                <w:noProof/>
                 <w:color w:val="0A1932"/>
                 <w:sz w:val="48"/>
                 <w:szCs w:val="48"/>
@@ -3233,12 +3679,39 @@
                 <w:rFonts w:ascii="Calibri" w:hAnsi="Calibri" w:cs="Calibri" w:eastAsia="Calibri"/>
                 <w:b/>
                 <w:bCs/>
+                <w:noProof/>
                 <w:color w:val="475569"/>
                 <w:sz w:val="17"/>
                 <w:szCs w:val="17"/>
                 <w:lang w:val="tr-TR" w:bidi="ar-SA"/>
               </w:rPr>
-              <w:t>[Şûrâ, 42/40]</w:t>
+              <w:t>[</w:t>
+            </w:r>
+            <w:r>
+              <w:rPr>
+                <w:rFonts w:ascii="Calibri" w:hAnsi="Calibri" w:cs="Calibri" w:eastAsia="Calibri"/>
+                <w:b/>
+                <w:bCs/>
+                <w:noProof/>
+                <w:color w:val="475569"/>
+                <w:sz w:val="17"/>
+                <w:szCs w:val="17"/>
+                <w:lang w:val="tr-TR" w:bidi="ar-SA"/>
+              </w:rPr>
+              <w:t>Şûrâ</w:t>
+            </w:r>
+            <w:r>
+              <w:rPr>
+                <w:rFonts w:ascii="Calibri" w:hAnsi="Calibri" w:cs="Calibri" w:eastAsia="Calibri"/>
+                <w:b/>
+                <w:bCs/>
+                <w:noProof/>
+                <w:color w:val="475569"/>
+                <w:sz w:val="17"/>
+                <w:szCs w:val="17"/>
+                <w:lang w:val="tr-TR" w:bidi="ar-SA"/>
+              </w:rPr>
+              <w:t>, 42/40]</w:t>
             </w:r>
           </w:p>
         </w:tc>
@@ -3261,12 +3734,44 @@
       <w:r>
         <w:rPr>
           <w:rFonts w:ascii="Calibri" w:hAnsi="Calibri" w:cs="Calibri" w:eastAsia="Calibri"/>
+          <w:noProof/>
           <w:color w:val="222222"/>
           <w:sz w:val="21"/>
           <w:szCs w:val="21"/>
           <w:lang w:val="tr-TR" w:bidi="ar-SA"/>
         </w:rPr>
-        <w:t>Âyet önce adaleti teslim ediyor: Kötülüğün karşılığı ona denk olandır; fazlası zulümdür. Sonra daha yüksek bir kapı açıyor: Affedip arayı düzeltenin mükâfatını Allah üstlenir. Dikkat edelim; âyet yalnız «affeden» demiyor, «affedip ıslah eden» diyor. Af, kırılanı onarmaya niyet etmektir.</w:t>
+        <w:t>Âyet</w:t>
+      </w:r>
+      <w:r>
+        <w:rPr>
+          <w:rFonts w:ascii="Calibri" w:hAnsi="Calibri" w:cs="Calibri" w:eastAsia="Calibri"/>
+          <w:color w:val="222222"/>
+          <w:sz w:val="21"/>
+          <w:szCs w:val="21"/>
+          <w:lang w:val="tr-TR" w:bidi="ar-SA"/>
+        </w:rPr>
+        <w:t xml:space="preserve"> önce adaleti teslim ediyor: Kötülüğün karşılığı ona denk olandır; fazlası zulümdür. Sonra daha yüksek bir kapı açıyor: Affedip arayı düzeltenin mükâfatını Allah üstlenir. Dikkat edelim; </w:t>
+      </w:r>
+      <w:r>
+        <w:rPr>
+          <w:rFonts w:ascii="Calibri" w:hAnsi="Calibri" w:cs="Calibri" w:eastAsia="Calibri"/>
+          <w:noProof/>
+          <w:color w:val="222222"/>
+          <w:sz w:val="21"/>
+          <w:szCs w:val="21"/>
+          <w:lang w:val="tr-TR" w:bidi="ar-SA"/>
+        </w:rPr>
+        <w:t>âyet</w:t>
+      </w:r>
+      <w:r>
+        <w:rPr>
+          <w:rFonts w:ascii="Calibri" w:hAnsi="Calibri" w:cs="Calibri" w:eastAsia="Calibri"/>
+          <w:color w:val="222222"/>
+          <w:sz w:val="21"/>
+          <w:szCs w:val="21"/>
+          <w:lang w:val="tr-TR" w:bidi="ar-SA"/>
+        </w:rPr>
+        <w:t xml:space="preserve"> yalnız «affeden» demiyor, «affedip ıslah eden» diyor. Af, kırılanı onarmaya niyet etmektir.</w:t>
       </w:r>
     </w:p>
     <w:p>
@@ -3393,12 +3898,38 @@
                 <w:rFonts w:ascii="Calibri" w:hAnsi="Calibri" w:cs="Calibri" w:eastAsia="Calibri"/>
                 <w:b/>
                 <w:bCs/>
+                <w:noProof/>
                 <w:color w:val="141414"/>
                 <w:sz w:val="20"/>
                 <w:szCs w:val="20"/>
                 <w:lang w:val="tr-TR" w:bidi="ar-SA"/>
               </w:rPr>
-              <w:t>Afüv ve Gafûr</w:t>
+              <w:t>Afüv</w:t>
+            </w:r>
+            <w:r>
+              <w:rPr>
+                <w:rFonts w:ascii="Calibri" w:hAnsi="Calibri" w:cs="Calibri" w:eastAsia="Calibri"/>
+                <w:b/>
+                <w:bCs/>
+                <w:color w:val="141414"/>
+                <w:sz w:val="20"/>
+                <w:szCs w:val="20"/>
+                <w:lang w:val="tr-TR" w:bidi="ar-SA"/>
+              </w:rPr>
+              <w:t xml:space="preserve"> ve </w:t>
+            </w:r>
+            <w:r>
+              <w:rPr>
+                <w:rFonts w:ascii="Calibri" w:hAnsi="Calibri" w:cs="Calibri" w:eastAsia="Calibri"/>
+                <w:b/>
+                <w:bCs/>
+                <w:noProof/>
+                <w:color w:val="141414"/>
+                <w:sz w:val="20"/>
+                <w:szCs w:val="20"/>
+                <w:lang w:val="tr-TR" w:bidi="ar-SA"/>
+              </w:rPr>
+              <w:t>Gafûr</w:t>
             </w:r>
           </w:p>
           <w:p>
@@ -3461,7 +3992,32 @@
                 <w:szCs w:val="17"/>
                 <w:lang w:val="tr-TR" w:bidi="ar-SA"/>
               </w:rPr>
-              <w:t>[Nisâ, 4/43; âyetin son cümlesi]</w:t>
+              <w:t xml:space="preserve">[Nisâ, 4/43; </w:t>
+            </w:r>
+            <w:r>
+              <w:rPr>
+                <w:rFonts w:ascii="Calibri" w:hAnsi="Calibri" w:cs="Calibri" w:eastAsia="Calibri"/>
+                <w:b/>
+                <w:bCs/>
+                <w:noProof/>
+                <w:color w:val="475569"/>
+                <w:sz w:val="17"/>
+                <w:szCs w:val="17"/>
+                <w:lang w:val="tr-TR" w:bidi="ar-SA"/>
+              </w:rPr>
+              <w:t>âyetin</w:t>
+            </w:r>
+            <w:r>
+              <w:rPr>
+                <w:rFonts w:ascii="Calibri" w:hAnsi="Calibri" w:cs="Calibri" w:eastAsia="Calibri"/>
+                <w:b/>
+                <w:bCs/>
+                <w:color w:val="475569"/>
+                <w:sz w:val="17"/>
+                <w:szCs w:val="17"/>
+                <w:lang w:val="tr-TR" w:bidi="ar-SA"/>
+              </w:rPr>
+              <w:t xml:space="preserve"> son cümlesi]</w:t>
             </w:r>
           </w:p>
         </w:tc>
@@ -3496,6 +4052,7 @@
           <w:rFonts w:ascii="Calibri" w:hAnsi="Calibri" w:cs="Calibri" w:eastAsia="Calibri"/>
           <w:b/>
           <w:bCs/>
+          <w:noProof/>
           <w:color w:val="141414"/>
           <w:sz w:val="21"/>
           <w:szCs w:val="21"/>
@@ -3518,6 +4075,7 @@
           <w:rFonts w:ascii="Calibri" w:hAnsi="Calibri" w:cs="Calibri" w:eastAsia="Calibri"/>
           <w:b/>
           <w:bCs/>
+          <w:noProof/>
           <w:color w:val="141414"/>
           <w:sz w:val="21"/>
           <w:szCs w:val="21"/>
@@ -3540,6 +4098,7 @@
           <w:rFonts w:ascii="Calibri" w:hAnsi="Calibri" w:cs="Calibri" w:eastAsia="Calibri"/>
           <w:b/>
           <w:bCs/>
+          <w:noProof/>
           <w:color w:val="141414"/>
           <w:sz w:val="21"/>
           <w:szCs w:val="21"/>
@@ -3555,7 +4114,50 @@
           <w:szCs w:val="21"/>
           <w:lang w:val="tr-TR" w:bidi="ar-SA"/>
         </w:rPr>
-        <w:t xml:space="preserve"> ismiyle hataları örter. Başımıza gelen sıkıntıların birçoğu kendi elimizle yaptıklarımız yüzündendir; yine de O, pek çoğunu affeder (Şûrâ, 42/30). Yaptıklarımız yüzünden bizi hemen hesaba çekseydi yeryüzünde tek canlı bırakmazdı; ama bize süre tanır, dönüş kapısını açık tutar (Fâtır, 35/45).</w:t>
+        <w:t xml:space="preserve"> ismiyle hataları örter. Başımıza gelen sıkıntıların birçoğu kendi elimizle yaptıklarımız yüzündendir; yine de O, pek çoğunu affeder (</w:t>
+      </w:r>
+      <w:r>
+        <w:rPr>
+          <w:rFonts w:ascii="Calibri" w:hAnsi="Calibri" w:cs="Calibri" w:eastAsia="Calibri"/>
+          <w:noProof/>
+          <w:color w:val="222222"/>
+          <w:sz w:val="21"/>
+          <w:szCs w:val="21"/>
+          <w:lang w:val="tr-TR" w:bidi="ar-SA"/>
+        </w:rPr>
+        <w:t>Şûrâ</w:t>
+      </w:r>
+      <w:r>
+        <w:rPr>
+          <w:rFonts w:ascii="Calibri" w:hAnsi="Calibri" w:cs="Calibri" w:eastAsia="Calibri"/>
+          <w:color w:val="222222"/>
+          <w:sz w:val="21"/>
+          <w:szCs w:val="21"/>
+          <w:lang w:val="tr-TR" w:bidi="ar-SA"/>
+        </w:rPr>
+        <w:t>, 42/30). Yaptıklarımız yüzünden bizi hemen hesaba çekseydi yeryüzünde tek canlı bırakmazdı; ama bize süre tanır, dönüş kapısını açık tutar (</w:t>
+      </w:r>
+      <w:r>
+        <w:rPr>
+          <w:rFonts w:ascii="Calibri" w:hAnsi="Calibri" w:cs="Calibri" w:eastAsia="Calibri"/>
+          <w:noProof/>
+          <w:color w:val="222222"/>
+          <w:sz w:val="21"/>
+          <w:szCs w:val="21"/>
+          <w:lang w:val="tr-TR" w:bidi="ar-SA"/>
+        </w:rPr>
+        <w:t>Fâtır</w:t>
+      </w:r>
+      <w:r>
+        <w:rPr>
+          <w:rFonts w:ascii="Calibri" w:hAnsi="Calibri" w:cs="Calibri" w:eastAsia="Calibri"/>
+          <w:noProof/>
+          <w:color w:val="222222"/>
+          <w:sz w:val="21"/>
+          <w:szCs w:val="21"/>
+          <w:lang w:val="tr-TR" w:bidi="ar-SA"/>
+        </w:rPr>
+        <w:t>, 35/45).</w:t>
       </w:r>
     </w:p>
     <w:tbl>
@@ -3694,7 +4296,83 @@
                 <w:szCs w:val="17"/>
                 <w:lang w:val="tr-TR" w:bidi="ar-SA"/>
               </w:rPr>
-              <w:t>[Buhârî, Tevhîd, 22 (7422); hadîs-i kudsîden bölüm]</w:t>
+              <w:t xml:space="preserve">[Buhârî, </w:t>
+            </w:r>
+            <w:r>
+              <w:rPr>
+                <w:rFonts w:ascii="Calibri" w:hAnsi="Calibri" w:cs="Calibri" w:eastAsia="Calibri"/>
+                <w:b/>
+                <w:bCs/>
+                <w:noProof/>
+                <w:color w:val="475569"/>
+                <w:sz w:val="17"/>
+                <w:szCs w:val="17"/>
+                <w:lang w:val="tr-TR" w:bidi="ar-SA"/>
+              </w:rPr>
+              <w:t>Tevhîd</w:t>
+            </w:r>
+            <w:r>
+              <w:rPr>
+                <w:rFonts w:ascii="Calibri" w:hAnsi="Calibri" w:cs="Calibri" w:eastAsia="Calibri"/>
+                <w:b/>
+                <w:bCs/>
+                <w:noProof/>
+                <w:color w:val="475569"/>
+                <w:sz w:val="17"/>
+                <w:szCs w:val="17"/>
+                <w:lang w:val="tr-TR" w:bidi="ar-SA"/>
+              </w:rPr>
+              <w:t xml:space="preserve">, 22 (7422); </w:t>
+            </w:r>
+            <w:r>
+              <w:rPr>
+                <w:rFonts w:ascii="Calibri" w:hAnsi="Calibri" w:cs="Calibri" w:eastAsia="Calibri"/>
+                <w:b/>
+                <w:bCs/>
+                <w:noProof/>
+                <w:color w:val="475569"/>
+                <w:sz w:val="17"/>
+                <w:szCs w:val="17"/>
+                <w:lang w:val="tr-TR" w:bidi="ar-SA"/>
+              </w:rPr>
+              <w:t>hadîs</w:t>
+            </w:r>
+            <w:r>
+              <w:rPr>
+                <w:rFonts w:ascii="Calibri" w:hAnsi="Calibri" w:cs="Calibri" w:eastAsia="Calibri"/>
+                <w:b/>
+                <w:bCs/>
+                <w:color w:val="475569"/>
+                <w:sz w:val="17"/>
+                <w:szCs w:val="17"/>
+                <w:lang w:val="tr-TR" w:bidi="ar-SA"/>
+              </w:rPr>
+              <w:t xml:space="preserve">-i </w:t>
+            </w:r>
+            <w:r>
+              <w:rPr>
+                <w:rFonts w:ascii="Calibri" w:hAnsi="Calibri" w:cs="Calibri" w:eastAsia="Calibri"/>
+                <w:b/>
+                <w:bCs/>
+                <w:noProof/>
+                <w:color w:val="475569"/>
+                <w:sz w:val="17"/>
+                <w:szCs w:val="17"/>
+                <w:lang w:val="tr-TR" w:bidi="ar-SA"/>
+              </w:rPr>
+              <w:t>kudsîden</w:t>
+            </w:r>
+            <w:r>
+              <w:rPr>
+                <w:rFonts w:ascii="Calibri" w:hAnsi="Calibri" w:cs="Calibri" w:eastAsia="Calibri"/>
+                <w:b/>
+                <w:bCs/>
+                <w:color w:val="475569"/>
+                <w:sz w:val="17"/>
+                <w:szCs w:val="17"/>
+                <w:lang w:val="tr-TR" w:bidi="ar-SA"/>
+              </w:rPr>
+              <w:t xml:space="preserve"> bölüm]</w:t>
             </w:r>
           </w:p>
         </w:tc>
@@ -3722,7 +4400,49 @@
           <w:szCs w:val="21"/>
           <w:lang w:val="tr-TR" w:bidi="ar-SA"/>
         </w:rPr>
-        <w:t xml:space="preserve">Bu müjdenin bize bir sorusu vardır. Birazdan Hz. Ebû Bekir’in (r.a.) kıssasında göreceğimiz âyet şöyle biter: «Allah’ın sizi bağışlamasını arzu etmez misiniz?» (Nûr, 24/22) Her gece «Allah’ım, beni affet» diye yalvaran insan, gündüz kardeşinin küçük bir hatasını affetmekte zorlanmamalıdır. </w:t>
+        <w:t xml:space="preserve">Bu müjdenin bize bir sorusu vardır. Birazdan Hz. Ebû Bekir’in (r.a.) kıssasında göreceğimiz </w:t>
+      </w:r>
+      <w:r>
+        <w:rPr>
+          <w:rFonts w:ascii="Calibri" w:hAnsi="Calibri" w:cs="Calibri" w:eastAsia="Calibri"/>
+          <w:noProof/>
+          <w:color w:val="222222"/>
+          <w:sz w:val="21"/>
+          <w:szCs w:val="21"/>
+          <w:lang w:val="tr-TR" w:bidi="ar-SA"/>
+        </w:rPr>
+        <w:t>âyet</w:t>
+      </w:r>
+      <w:r>
+        <w:rPr>
+          <w:rFonts w:ascii="Calibri" w:hAnsi="Calibri" w:cs="Calibri" w:eastAsia="Calibri"/>
+          <w:color w:val="222222"/>
+          <w:sz w:val="21"/>
+          <w:szCs w:val="21"/>
+          <w:lang w:val="tr-TR" w:bidi="ar-SA"/>
+        </w:rPr>
+        <w:t xml:space="preserve"> şöyle biter: «Allah’ın sizi bağışlamasını arzu etmez misiniz?» (</w:t>
+      </w:r>
+      <w:r>
+        <w:rPr>
+          <w:rFonts w:ascii="Calibri" w:hAnsi="Calibri" w:cs="Calibri" w:eastAsia="Calibri"/>
+          <w:noProof/>
+          <w:color w:val="222222"/>
+          <w:sz w:val="21"/>
+          <w:szCs w:val="21"/>
+          <w:lang w:val="tr-TR" w:bidi="ar-SA"/>
+        </w:rPr>
+        <w:t>Nûr</w:t>
+      </w:r>
+      <w:r>
+        <w:rPr>
+          <w:rFonts w:ascii="Calibri" w:hAnsi="Calibri" w:cs="Calibri" w:eastAsia="Calibri"/>
+          <w:color w:val="222222"/>
+          <w:sz w:val="21"/>
+          <w:szCs w:val="21"/>
+          <w:lang w:val="tr-TR" w:bidi="ar-SA"/>
+        </w:rPr>
+        <w:t xml:space="preserve">, 24/22) Her gece «Allah’ım, beni affet» diye yalvaran insan, gündüz kardeşinin küçük bir hatasını affetmekte zorlanmamalıdır. </w:t>
       </w:r>
       <w:r>
         <w:rPr>
@@ -3752,7 +4472,28 @@
           <w:szCs w:val="21"/>
           <w:lang w:val="tr-TR" w:bidi="ar-SA"/>
         </w:rPr>
-        <w:t>Hz. Âişe validemiz, Kadir gecesine ulaşırsa ne dua edeceğini sorduğunda Peygamberimiz (s.a.s.) ona şu duayı öğretmiştir:</w:t>
+        <w:t xml:space="preserve">Hz. </w:t>
+      </w:r>
+      <w:r>
+        <w:rPr>
+          <w:rFonts w:ascii="Calibri" w:hAnsi="Calibri" w:cs="Calibri" w:eastAsia="Calibri"/>
+          <w:noProof/>
+          <w:color w:val="222222"/>
+          <w:sz w:val="21"/>
+          <w:szCs w:val="21"/>
+          <w:lang w:val="tr-TR" w:bidi="ar-SA"/>
+        </w:rPr>
+        <w:t>Âişe</w:t>
+      </w:r>
+      <w:r>
+        <w:rPr>
+          <w:rFonts w:ascii="Calibri" w:hAnsi="Calibri" w:cs="Calibri" w:eastAsia="Calibri"/>
+          <w:color w:val="222222"/>
+          <w:sz w:val="21"/>
+          <w:szCs w:val="21"/>
+          <w:lang w:val="tr-TR" w:bidi="ar-SA"/>
+        </w:rPr>
+        <w:t xml:space="preserve"> validemiz, Kadir gecesine ulaşırsa ne dua edeceğini sorduğunda Peygamberimiz (s.a.s.) ona şu duayı öğretmiştir:</w:t>
       </w:r>
     </w:p>
     <w:tbl>
@@ -3891,7 +4632,33 @@
                 <w:szCs w:val="17"/>
                 <w:lang w:val="tr-TR" w:bidi="ar-SA"/>
               </w:rPr>
-              <w:t>[Tirmizî, Deavât, 84 (3513)]</w:t>
+              <w:t xml:space="preserve">[Tirmizî, </w:t>
+            </w:r>
+            <w:r>
+              <w:rPr>
+                <w:rFonts w:ascii="Calibri" w:hAnsi="Calibri" w:cs="Calibri" w:eastAsia="Calibri"/>
+                <w:b/>
+                <w:bCs/>
+                <w:noProof/>
+                <w:color w:val="475569"/>
+                <w:sz w:val="17"/>
+                <w:szCs w:val="17"/>
+                <w:lang w:val="tr-TR" w:bidi="ar-SA"/>
+              </w:rPr>
+              <w:t>Deavât</w:t>
+            </w:r>
+            <w:r>
+              <w:rPr>
+                <w:rFonts w:ascii="Calibri" w:hAnsi="Calibri" w:cs="Calibri" w:eastAsia="Calibri"/>
+                <w:b/>
+                <w:bCs/>
+                <w:noProof/>
+                <w:color w:val="475569"/>
+                <w:sz w:val="17"/>
+                <w:szCs w:val="17"/>
+                <w:lang w:val="tr-TR" w:bidi="ar-SA"/>
+              </w:rPr>
+              <w:t>, 84 (3513)]</w:t>
             </w:r>
           </w:p>
         </w:tc>
@@ -3919,7 +4686,50 @@
           <w:szCs w:val="21"/>
           <w:lang w:val="tr-TR" w:bidi="ar-SA"/>
         </w:rPr>
-        <w:t>Affetmeyi seven bir Rabbe kulluk ediyoruz. O’nun bu sıfatından kalbimize de bir pay isteyelim. Rabbimizle aramızdaki hesabı af ümidiyle tutarken, insanlarla aramızdaki hesabı intikam defterine yazmayalım. Kalbimizde bir kin defteri tutarken Rabbimizden af defterimizin açılmasını istemek, Nûr sûresinin sorusuyla nasıl bağdaşır?</w:t>
+        <w:t xml:space="preserve">Affetmeyi seven bir Rabbe kulluk ediyoruz. O’nun bu sıfatından kalbimize de bir pay isteyelim. Rabbimizle aramızdaki hesabı af ümidiyle tutarken, insanlarla aramızdaki hesabı intikam defterine yazmayalım. Kalbimizde bir kin defteri tutarken Rabbimizden af defterimizin açılmasını istemek, </w:t>
+      </w:r>
+      <w:r>
+        <w:rPr>
+          <w:rFonts w:ascii="Calibri" w:hAnsi="Calibri" w:cs="Calibri" w:eastAsia="Calibri"/>
+          <w:noProof/>
+          <w:color w:val="222222"/>
+          <w:sz w:val="21"/>
+          <w:szCs w:val="21"/>
+          <w:lang w:val="tr-TR" w:bidi="ar-SA"/>
+        </w:rPr>
+        <w:t>Nûr</w:t>
+      </w:r>
+      <w:r>
+        <w:rPr>
+          <w:rFonts w:ascii="Calibri" w:hAnsi="Calibri" w:cs="Calibri" w:eastAsia="Calibri"/>
+          <w:noProof/>
+          <w:color w:val="222222"/>
+          <w:sz w:val="21"/>
+          <w:szCs w:val="21"/>
+          <w:lang w:val="tr-TR" w:bidi="ar-SA"/>
+        </w:rPr>
+        <w:t xml:space="preserve"> </w:t>
+      </w:r>
+      <w:r>
+        <w:rPr>
+          <w:rFonts w:ascii="Calibri" w:hAnsi="Calibri" w:cs="Calibri" w:eastAsia="Calibri"/>
+          <w:noProof/>
+          <w:color w:val="222222"/>
+          <w:sz w:val="21"/>
+          <w:szCs w:val="21"/>
+          <w:lang w:val="tr-TR" w:bidi="ar-SA"/>
+        </w:rPr>
+        <w:t>sûresinin</w:t>
+      </w:r>
+      <w:r>
+        <w:rPr>
+          <w:rFonts w:ascii="Calibri" w:hAnsi="Calibri" w:cs="Calibri" w:eastAsia="Calibri"/>
+          <w:color w:val="222222"/>
+          <w:sz w:val="21"/>
+          <w:szCs w:val="21"/>
+          <w:lang w:val="tr-TR" w:bidi="ar-SA"/>
+        </w:rPr>
+        <w:t xml:space="preserve"> sorusuyla nasıl bağdaşır?</w:t>
       </w:r>
     </w:p>
     <w:p>
@@ -3982,7 +4792,36 @@
           <w:szCs w:val="22"/>
           <w:lang w:val="tr-TR" w:bidi="ar-SA"/>
         </w:rPr>
-        <w:t>Aziz kardeşlerim! Affın en güzel örneğini Resûlullah’ın hayatında görürüz.</w:t>
+        <w:t xml:space="preserve">Aziz kardeşlerim! Affın en güzel örneğini </w:t>
+      </w:r>
+      <w:r>
+        <w:rPr>
+          <w:rFonts w:ascii="Calibri" w:hAnsi="Calibri" w:cs="Calibri" w:eastAsia="Calibri"/>
+          <w:b/>
+          <w:bCs/>
+          <w:i/>
+          <w:iCs/>
+          <w:noProof/>
+          <w:color w:val="8B1E1E"/>
+          <w:sz w:val="22"/>
+          <w:szCs w:val="22"/>
+          <w:lang w:val="tr-TR" w:bidi="ar-SA"/>
+        </w:rPr>
+        <w:t>Resûlullah’ın</w:t>
+      </w:r>
+      <w:r>
+        <w:rPr>
+          <w:rFonts w:ascii="Calibri" w:hAnsi="Calibri" w:cs="Calibri" w:eastAsia="Calibri"/>
+          <w:b/>
+          <w:bCs/>
+          <w:i/>
+          <w:iCs/>
+          <w:color w:val="8B1E1E"/>
+          <w:sz w:val="22"/>
+          <w:szCs w:val="22"/>
+          <w:lang w:val="tr-TR" w:bidi="ar-SA"/>
+        </w:rPr>
+        <w:t xml:space="preserve"> hayatında görürüz.</w:t>
       </w:r>
     </w:p>
     <w:tbl>
@@ -4058,7 +4897,32 @@
                 <w:szCs w:val="20"/>
                 <w:lang w:val="tr-TR" w:bidi="ar-SA"/>
               </w:rPr>
-              <w:t>Hz. Âişe’nin tarifi</w:t>
+              <w:t xml:space="preserve">Hz. </w:t>
+            </w:r>
+            <w:r>
+              <w:rPr>
+                <w:rFonts w:ascii="Calibri" w:hAnsi="Calibri" w:cs="Calibri" w:eastAsia="Calibri"/>
+                <w:b/>
+                <w:bCs/>
+                <w:noProof/>
+                <w:color w:val="141414"/>
+                <w:sz w:val="20"/>
+                <w:szCs w:val="20"/>
+                <w:lang w:val="tr-TR" w:bidi="ar-SA"/>
+              </w:rPr>
+              <w:t>Âişe’nin</w:t>
+            </w:r>
+            <w:r>
+              <w:rPr>
+                <w:rFonts w:ascii="Calibri" w:hAnsi="Calibri" w:cs="Calibri" w:eastAsia="Calibri"/>
+                <w:b/>
+                <w:bCs/>
+                <w:color w:val="141414"/>
+                <w:sz w:val="20"/>
+                <w:szCs w:val="20"/>
+                <w:lang w:val="tr-TR" w:bidi="ar-SA"/>
+              </w:rPr>
+              <w:t xml:space="preserve"> tarifi</w:t>
             </w:r>
           </w:p>
           <w:p>
@@ -4149,7 +5013,70 @@
           <w:szCs w:val="21"/>
           <w:lang w:val="tr-TR" w:bidi="ar-SA"/>
         </w:rPr>
-        <w:t xml:space="preserve">Hz. Âişe (r.a.) başka bir rivayette şöyle der: Resûlullah (s.a.s.) kendisine yapılan bir şeyden dolayı şahsı adına hiç kimseden intikam almadı; yalnız Allah’ın koyduğu sınırlar çiğnendiğinde Allah için hükmü uygulardı. (Buhârî, Hudûd, 42) Bu cümlede büyük bir ölçü saklıdır: </w:t>
+        <w:t xml:space="preserve">Hz. </w:t>
+      </w:r>
+      <w:r>
+        <w:rPr>
+          <w:rFonts w:ascii="Calibri" w:hAnsi="Calibri" w:cs="Calibri" w:eastAsia="Calibri"/>
+          <w:noProof/>
+          <w:color w:val="222222"/>
+          <w:sz w:val="21"/>
+          <w:szCs w:val="21"/>
+          <w:lang w:val="tr-TR" w:bidi="ar-SA"/>
+        </w:rPr>
+        <w:t>Âişe</w:t>
+      </w:r>
+      <w:r>
+        <w:rPr>
+          <w:rFonts w:ascii="Calibri" w:hAnsi="Calibri" w:cs="Calibri" w:eastAsia="Calibri"/>
+          <w:color w:val="222222"/>
+          <w:sz w:val="21"/>
+          <w:szCs w:val="21"/>
+          <w:lang w:val="tr-TR" w:bidi="ar-SA"/>
+        </w:rPr>
+        <w:t xml:space="preserve"> (r.a.) başka bir rivayette şöyle der: </w:t>
+      </w:r>
+      <w:r>
+        <w:rPr>
+          <w:rFonts w:ascii="Calibri" w:hAnsi="Calibri" w:cs="Calibri" w:eastAsia="Calibri"/>
+          <w:noProof/>
+          <w:color w:val="222222"/>
+          <w:sz w:val="21"/>
+          <w:szCs w:val="21"/>
+          <w:lang w:val="tr-TR" w:bidi="ar-SA"/>
+        </w:rPr>
+        <w:t>Resûlullah</w:t>
+      </w:r>
+      <w:r>
+        <w:rPr>
+          <w:rFonts w:ascii="Calibri" w:hAnsi="Calibri" w:cs="Calibri" w:eastAsia="Calibri"/>
+          <w:color w:val="222222"/>
+          <w:sz w:val="21"/>
+          <w:szCs w:val="21"/>
+          <w:lang w:val="tr-TR" w:bidi="ar-SA"/>
+        </w:rPr>
+        <w:t xml:space="preserve"> (s.a.s.) kendisine yapılan bir şeyden dolayı şahsı adına hiç kimseden intikam almadı; yalnız Allah’ın koyduğu sınırlar çiğnendiğinde Allah için hükmü uygulardı. (Buhârî, </w:t>
+      </w:r>
+      <w:r>
+        <w:rPr>
+          <w:rFonts w:ascii="Calibri" w:hAnsi="Calibri" w:cs="Calibri" w:eastAsia="Calibri"/>
+          <w:noProof/>
+          <w:color w:val="222222"/>
+          <w:sz w:val="21"/>
+          <w:szCs w:val="21"/>
+          <w:lang w:val="tr-TR" w:bidi="ar-SA"/>
+        </w:rPr>
+        <w:t>Hudûd</w:t>
+      </w:r>
+      <w:r>
+        <w:rPr>
+          <w:rFonts w:ascii="Calibri" w:hAnsi="Calibri" w:cs="Calibri" w:eastAsia="Calibri"/>
+          <w:color w:val="222222"/>
+          <w:sz w:val="21"/>
+          <w:szCs w:val="21"/>
+          <w:lang w:val="tr-TR" w:bidi="ar-SA"/>
+        </w:rPr>
+        <w:t xml:space="preserve">, 42) Bu cümlede büyük bir ölçü saklıdır: </w:t>
       </w:r>
       <w:r>
         <w:rPr>
@@ -4212,7 +5139,28 @@
           <w:szCs w:val="21"/>
           <w:lang w:val="tr-TR" w:bidi="ar-SA"/>
         </w:rPr>
-        <w:t>Mekke müşrikleri Peygamberimizle alay etmiş, onu ölümle tehdit etmiş, yoluna diken sermiş, secdedeyken üzerine pislik atmıştı. Ashabına işkence etmiş, onları yurtlarından çıkarmışlardı. Hicretten sekiz yıl sonra Resûlullah fâtih olarak Mekke’ye girdiğinde, yıllarca ona eziyet edenler Kâbe’nin çevresinde, onun ağzından çıkacak sözü bekliyordu.</w:t>
+        <w:t xml:space="preserve">Mekke müşrikleri Peygamberimizle alay etmiş, onu ölümle tehdit etmiş, yoluna diken sermiş, secdedeyken üzerine pislik atmıştı. Ashabına işkence etmiş, onları yurtlarından çıkarmışlardı. Hicretten sekiz yıl sonra </w:t>
+      </w:r>
+      <w:r>
+        <w:rPr>
+          <w:rFonts w:ascii="Calibri" w:hAnsi="Calibri" w:cs="Calibri" w:eastAsia="Calibri"/>
+          <w:noProof/>
+          <w:color w:val="222222"/>
+          <w:sz w:val="21"/>
+          <w:szCs w:val="21"/>
+          <w:lang w:val="tr-TR" w:bidi="ar-SA"/>
+        </w:rPr>
+        <w:t>Resûlullah</w:t>
+      </w:r>
+      <w:r>
+        <w:rPr>
+          <w:rFonts w:ascii="Calibri" w:hAnsi="Calibri" w:cs="Calibri" w:eastAsia="Calibri"/>
+          <w:color w:val="222222"/>
+          <w:sz w:val="21"/>
+          <w:szCs w:val="21"/>
+          <w:lang w:val="tr-TR" w:bidi="ar-SA"/>
+        </w:rPr>
+        <w:t xml:space="preserve"> fâtih olarak Mekke’ye girdiğinde, yıllarca ona eziyet edenler Kâbe’nin çevresinde, onun ağzından çıkacak sözü bekliyordu.</w:t>
       </w:r>
     </w:p>
     <w:p>
@@ -4230,7 +5178,49 @@
           <w:szCs w:val="21"/>
           <w:lang w:val="tr-TR" w:bidi="ar-SA"/>
         </w:rPr>
-        <w:t>«Ey Kureyş topluluğu! Size nasıl davranacağımı bekliyorsunuz?» diye sordu. «İyilik bekliyoruz; sen asil bir kardeş ve asil bir kardeşin oğlusun» dediler. Resûlullah, kendisini kuyuya atan kardeşlerine Hz. Yûsuf’un söylediği sözü tekrarladı:</w:t>
+        <w:t xml:space="preserve">«Ey Kureyş topluluğu! Size nasıl davranacağımı bekliyorsunuz?» diye sordu. «İyilik bekliyoruz; sen asil bir kardeş ve asil bir kardeşin oğlusun» dediler. </w:t>
+      </w:r>
+      <w:r>
+        <w:rPr>
+          <w:rFonts w:ascii="Calibri" w:hAnsi="Calibri" w:cs="Calibri" w:eastAsia="Calibri"/>
+          <w:noProof/>
+          <w:color w:val="222222"/>
+          <w:sz w:val="21"/>
+          <w:szCs w:val="21"/>
+          <w:lang w:val="tr-TR" w:bidi="ar-SA"/>
+        </w:rPr>
+        <w:t>Resûlullah</w:t>
+      </w:r>
+      <w:r>
+        <w:rPr>
+          <w:rFonts w:ascii="Calibri" w:hAnsi="Calibri" w:cs="Calibri" w:eastAsia="Calibri"/>
+          <w:color w:val="222222"/>
+          <w:sz w:val="21"/>
+          <w:szCs w:val="21"/>
+          <w:lang w:val="tr-TR" w:bidi="ar-SA"/>
+        </w:rPr>
+        <w:t xml:space="preserve">, kendisini kuyuya atan kardeşlerine Hz. </w:t>
+      </w:r>
+      <w:r>
+        <w:rPr>
+          <w:rFonts w:ascii="Calibri" w:hAnsi="Calibri" w:cs="Calibri" w:eastAsia="Calibri"/>
+          <w:noProof/>
+          <w:color w:val="222222"/>
+          <w:sz w:val="21"/>
+          <w:szCs w:val="21"/>
+          <w:lang w:val="tr-TR" w:bidi="ar-SA"/>
+        </w:rPr>
+        <w:t>Yûsuf’un</w:t>
+      </w:r>
+      <w:r>
+        <w:rPr>
+          <w:rFonts w:ascii="Calibri" w:hAnsi="Calibri" w:cs="Calibri" w:eastAsia="Calibri"/>
+          <w:color w:val="222222"/>
+          <w:sz w:val="21"/>
+          <w:szCs w:val="21"/>
+          <w:lang w:val="tr-TR" w:bidi="ar-SA"/>
+        </w:rPr>
+        <w:t xml:space="preserve"> söylediği sözü tekrarladı:</w:t>
       </w:r>
     </w:p>
     <w:tbl>
@@ -4306,7 +5296,32 @@
                 <w:szCs w:val="20"/>
                 <w:lang w:val="tr-TR" w:bidi="ar-SA"/>
               </w:rPr>
-              <w:t>Hz. Yûsuf’un kardeşlerine sözü</w:t>
+              <w:t xml:space="preserve">Hz. </w:t>
+            </w:r>
+            <w:r>
+              <w:rPr>
+                <w:rFonts w:ascii="Calibri" w:hAnsi="Calibri" w:cs="Calibri" w:eastAsia="Calibri"/>
+                <w:b/>
+                <w:bCs/>
+                <w:noProof/>
+                <w:color w:val="141414"/>
+                <w:sz w:val="20"/>
+                <w:szCs w:val="20"/>
+                <w:lang w:val="tr-TR" w:bidi="ar-SA"/>
+              </w:rPr>
+              <w:t>Yûsuf’un</w:t>
+            </w:r>
+            <w:r>
+              <w:rPr>
+                <w:rFonts w:ascii="Calibri" w:hAnsi="Calibri" w:cs="Calibri" w:eastAsia="Calibri"/>
+                <w:b/>
+                <w:bCs/>
+                <w:color w:val="141414"/>
+                <w:sz w:val="20"/>
+                <w:szCs w:val="20"/>
+                <w:lang w:val="tr-TR" w:bidi="ar-SA"/>
+              </w:rPr>
+              <w:t xml:space="preserve"> kardeşlerine sözü</w:t>
             </w:r>
           </w:p>
           <w:p>
@@ -4364,12 +5379,64 @@
                 <w:rFonts w:ascii="Calibri" w:hAnsi="Calibri" w:cs="Calibri" w:eastAsia="Calibri"/>
                 <w:b/>
                 <w:bCs/>
+                <w:noProof/>
                 <w:color w:val="475569"/>
                 <w:sz w:val="17"/>
                 <w:szCs w:val="17"/>
                 <w:lang w:val="tr-TR" w:bidi="ar-SA"/>
               </w:rPr>
-              <w:t>[Yûsuf, 12/92; âyetten bölüm]</w:t>
+              <w:t>[</w:t>
+            </w:r>
+            <w:r>
+              <w:rPr>
+                <w:rFonts w:ascii="Calibri" w:hAnsi="Calibri" w:cs="Calibri" w:eastAsia="Calibri"/>
+                <w:b/>
+                <w:bCs/>
+                <w:noProof/>
+                <w:color w:val="475569"/>
+                <w:sz w:val="17"/>
+                <w:szCs w:val="17"/>
+                <w:lang w:val="tr-TR" w:bidi="ar-SA"/>
+              </w:rPr>
+              <w:t>Yûsuf</w:t>
+            </w:r>
+            <w:r>
+              <w:rPr>
+                <w:rFonts w:ascii="Calibri" w:hAnsi="Calibri" w:cs="Calibri" w:eastAsia="Calibri"/>
+                <w:b/>
+                <w:bCs/>
+                <w:noProof/>
+                <w:color w:val="475569"/>
+                <w:sz w:val="17"/>
+                <w:szCs w:val="17"/>
+                <w:lang w:val="tr-TR" w:bidi="ar-SA"/>
+              </w:rPr>
+              <w:t xml:space="preserve">, 12/92; </w:t>
+            </w:r>
+            <w:r>
+              <w:rPr>
+                <w:rFonts w:ascii="Calibri" w:hAnsi="Calibri" w:cs="Calibri" w:eastAsia="Calibri"/>
+                <w:b/>
+                <w:bCs/>
+                <w:noProof/>
+                <w:color w:val="475569"/>
+                <w:sz w:val="17"/>
+                <w:szCs w:val="17"/>
+                <w:lang w:val="tr-TR" w:bidi="ar-SA"/>
+              </w:rPr>
+              <w:t>âyetten</w:t>
+            </w:r>
+            <w:r>
+              <w:rPr>
+                <w:rFonts w:ascii="Calibri" w:hAnsi="Calibri" w:cs="Calibri" w:eastAsia="Calibri"/>
+                <w:b/>
+                <w:bCs/>
+                <w:color w:val="475569"/>
+                <w:sz w:val="17"/>
+                <w:szCs w:val="17"/>
+                <w:lang w:val="tr-TR" w:bidi="ar-SA"/>
+              </w:rPr>
+              <w:t xml:space="preserve"> bölüm]</w:t>
             </w:r>
           </w:p>
         </w:tc>
@@ -4397,7 +5464,92 @@
           <w:szCs w:val="21"/>
           <w:lang w:val="tr-TR" w:bidi="ar-SA"/>
         </w:rPr>
-        <w:t>Ardından ekledi: «Gidiniz, hepiniz serbestsiniz!» (Beyhakî, es-Sünenü’l-kübrâ, IX, 195) Bu af, kılıçların yapamadığını yaptı. Dün düşman olan gönüller kısa zamanda imana ve kardeşliğe açıldı. Rabbimizin «Hani siz birbirinize düşman idiniz de O, kalplerinizi birleştirmişti» (Âl-i İmrân, 3/103) buyurduğu nimet, bir kez daha affın eliyle gerçekleşti.</w:t>
+        <w:t>Ardından ekledi: «Gidiniz, hepiniz serbestsiniz!» (</w:t>
+      </w:r>
+      <w:r>
+        <w:rPr>
+          <w:rFonts w:ascii="Calibri" w:hAnsi="Calibri" w:cs="Calibri" w:eastAsia="Calibri"/>
+          <w:noProof/>
+          <w:color w:val="222222"/>
+          <w:sz w:val="21"/>
+          <w:szCs w:val="21"/>
+          <w:lang w:val="tr-TR" w:bidi="ar-SA"/>
+        </w:rPr>
+        <w:t>Beyhakî</w:t>
+      </w:r>
+      <w:r>
+        <w:rPr>
+          <w:rFonts w:ascii="Calibri" w:hAnsi="Calibri" w:cs="Calibri" w:eastAsia="Calibri"/>
+          <w:color w:val="222222"/>
+          <w:sz w:val="21"/>
+          <w:szCs w:val="21"/>
+          <w:lang w:val="tr-TR" w:bidi="ar-SA"/>
+        </w:rPr>
+        <w:t>, es-</w:t>
+      </w:r>
+      <w:r>
+        <w:rPr>
+          <w:rFonts w:ascii="Calibri" w:hAnsi="Calibri" w:cs="Calibri" w:eastAsia="Calibri"/>
+          <w:noProof/>
+          <w:color w:val="222222"/>
+          <w:sz w:val="21"/>
+          <w:szCs w:val="21"/>
+          <w:lang w:val="tr-TR" w:bidi="ar-SA"/>
+        </w:rPr>
+        <w:t>Sünenü’l</w:t>
+      </w:r>
+      <w:r>
+        <w:rPr>
+          <w:rFonts w:ascii="Calibri" w:hAnsi="Calibri" w:cs="Calibri" w:eastAsia="Calibri"/>
+          <w:noProof/>
+          <w:color w:val="222222"/>
+          <w:sz w:val="21"/>
+          <w:szCs w:val="21"/>
+          <w:lang w:val="tr-TR" w:bidi="ar-SA"/>
+        </w:rPr>
+        <w:t>-</w:t>
+      </w:r>
+      <w:r>
+        <w:rPr>
+          <w:rFonts w:ascii="Calibri" w:hAnsi="Calibri" w:cs="Calibri" w:eastAsia="Calibri"/>
+          <w:noProof/>
+          <w:color w:val="222222"/>
+          <w:sz w:val="21"/>
+          <w:szCs w:val="21"/>
+          <w:lang w:val="tr-TR" w:bidi="ar-SA"/>
+        </w:rPr>
+        <w:t>kübrâ</w:t>
+      </w:r>
+      <w:r>
+        <w:rPr>
+          <w:rFonts w:ascii="Calibri" w:hAnsi="Calibri" w:cs="Calibri" w:eastAsia="Calibri"/>
+          <w:color w:val="222222"/>
+          <w:sz w:val="21"/>
+          <w:szCs w:val="21"/>
+          <w:lang w:val="tr-TR" w:bidi="ar-SA"/>
+        </w:rPr>
+        <w:t>, IX, 195) Bu af, kılıçların yapamadığını yaptı. Dün düşman olan gönüller kısa zamanda imana ve kardeşliğe açıldı. Rabbimizin «Hani siz birbirinize düşman idiniz de O, kalplerinizi birleştirmişti» (</w:t>
+      </w:r>
+      <w:r>
+        <w:rPr>
+          <w:rFonts w:ascii="Calibri" w:hAnsi="Calibri" w:cs="Calibri" w:eastAsia="Calibri"/>
+          <w:noProof/>
+          <w:color w:val="222222"/>
+          <w:sz w:val="21"/>
+          <w:szCs w:val="21"/>
+          <w:lang w:val="tr-TR" w:bidi="ar-SA"/>
+        </w:rPr>
+        <w:t>Âl</w:t>
+      </w:r>
+      <w:r>
+        <w:rPr>
+          <w:rFonts w:ascii="Calibri" w:hAnsi="Calibri" w:cs="Calibri" w:eastAsia="Calibri"/>
+          <w:color w:val="222222"/>
+          <w:sz w:val="21"/>
+          <w:szCs w:val="21"/>
+          <w:lang w:val="tr-TR" w:bidi="ar-SA"/>
+        </w:rPr>
+        <w:t>-i İmrân, 3/103) buyurduğu nimet, bir kez daha affın eliyle gerçekleşti.</w:t>
       </w:r>
     </w:p>
     <w:p>
@@ -4451,12 +5603,25 @@
           <w:rFonts w:ascii="Georgia" w:hAnsi="Georgia" w:cs="Georgia" w:eastAsia="Georgia"/>
           <w:b/>
           <w:bCs/>
+          <w:noProof/>
           <w:color w:val="8B1E1E"/>
           <w:sz w:val="22"/>
           <w:szCs w:val="22"/>
           <w:lang w:val="tr-TR" w:bidi="ar-SA"/>
         </w:rPr>
-        <w:t>Tâif dönüşü: «Onların neslinden Allah’a kul olanlar çıksın»</w:t>
+        <w:t>Tâif</w:t>
+      </w:r>
+      <w:r>
+        <w:rPr>
+          <w:rFonts w:ascii="Georgia" w:hAnsi="Georgia" w:cs="Georgia" w:eastAsia="Georgia"/>
+          <w:b/>
+          <w:bCs/>
+          <w:color w:val="8B1E1E"/>
+          <w:sz w:val="22"/>
+          <w:szCs w:val="22"/>
+          <w:lang w:val="tr-TR" w:bidi="ar-SA"/>
+        </w:rPr>
+        <w:t xml:space="preserve"> dönüşü: «Onların neslinden Allah’a kul olanlar çıksın»</w:t>
       </w:r>
     </w:p>
     <w:p>
@@ -4474,7 +5639,134 @@
           <w:szCs w:val="21"/>
           <w:lang w:val="tr-TR" w:bidi="ar-SA"/>
         </w:rPr>
-        <w:t>Bir gün Hz. Âişe, Resûlullah’a Uhud gününden daha ağır bir gün yaşayıp yaşamadığını sordu. Peygamberimiz Tâif dönüşünü anlattı. Tâif’e İslâm’ı tebliğ etmeye gitmiş, ama daveti kabul görmemişti. Siyer kaynaklarının naklettiğine göre şehrin ileri gelenleri onu alaya almış, peşine taktıkları kimseler taş atarak mübarek ayaklarını kanatmıştı. Kederle yola koyulduğunda başını kaldırdı ve bir bulutun içinde Cebrâil’i gördü. Cebrâil, Allah’ın kavminin söylediklerini işittiğini ve dağlar meleğini gönderdiğini bildirdi. Melek selâm verdi; dilerse Mekke’nin iki büyük dağını onların üzerine kapatabileceğini söyledi. Rahmet Peygamberinin cevabı şu oldu:</w:t>
+        <w:t xml:space="preserve">Bir gün Hz. </w:t>
+      </w:r>
+      <w:r>
+        <w:rPr>
+          <w:rFonts w:ascii="Calibri" w:hAnsi="Calibri" w:cs="Calibri" w:eastAsia="Calibri"/>
+          <w:noProof/>
+          <w:color w:val="222222"/>
+          <w:sz w:val="21"/>
+          <w:szCs w:val="21"/>
+          <w:lang w:val="tr-TR" w:bidi="ar-SA"/>
+        </w:rPr>
+        <w:t>Âişe</w:t>
+      </w:r>
+      <w:r>
+        <w:rPr>
+          <w:rFonts w:ascii="Calibri" w:hAnsi="Calibri" w:cs="Calibri" w:eastAsia="Calibri"/>
+          <w:noProof/>
+          <w:color w:val="222222"/>
+          <w:sz w:val="21"/>
+          <w:szCs w:val="21"/>
+          <w:lang w:val="tr-TR" w:bidi="ar-SA"/>
+        </w:rPr>
+        <w:t xml:space="preserve">, </w:t>
+      </w:r>
+      <w:r>
+        <w:rPr>
+          <w:rFonts w:ascii="Calibri" w:hAnsi="Calibri" w:cs="Calibri" w:eastAsia="Calibri"/>
+          <w:noProof/>
+          <w:color w:val="222222"/>
+          <w:sz w:val="21"/>
+          <w:szCs w:val="21"/>
+          <w:lang w:val="tr-TR" w:bidi="ar-SA"/>
+        </w:rPr>
+        <w:t>Resûlullah’a</w:t>
+      </w:r>
+      <w:r>
+        <w:rPr>
+          <w:rFonts w:ascii="Calibri" w:hAnsi="Calibri" w:cs="Calibri" w:eastAsia="Calibri"/>
+          <w:color w:val="222222"/>
+          <w:sz w:val="21"/>
+          <w:szCs w:val="21"/>
+          <w:lang w:val="tr-TR" w:bidi="ar-SA"/>
+        </w:rPr>
+        <w:t xml:space="preserve"> Uhud gününden daha ağır bir gün yaşayıp yaşamadığını sordu. Peygamberimiz </w:t>
+      </w:r>
+      <w:r>
+        <w:rPr>
+          <w:rFonts w:ascii="Calibri" w:hAnsi="Calibri" w:cs="Calibri" w:eastAsia="Calibri"/>
+          <w:noProof/>
+          <w:color w:val="222222"/>
+          <w:sz w:val="21"/>
+          <w:szCs w:val="21"/>
+          <w:lang w:val="tr-TR" w:bidi="ar-SA"/>
+        </w:rPr>
+        <w:t>Tâif</w:t>
+      </w:r>
+      <w:r>
+        <w:rPr>
+          <w:rFonts w:ascii="Calibri" w:hAnsi="Calibri" w:cs="Calibri" w:eastAsia="Calibri"/>
+          <w:color w:val="222222"/>
+          <w:sz w:val="21"/>
+          <w:szCs w:val="21"/>
+          <w:lang w:val="tr-TR" w:bidi="ar-SA"/>
+        </w:rPr>
+        <w:t xml:space="preserve"> dönüşünü anlattı. </w:t>
+      </w:r>
+      <w:r>
+        <w:rPr>
+          <w:rFonts w:ascii="Calibri" w:hAnsi="Calibri" w:cs="Calibri" w:eastAsia="Calibri"/>
+          <w:noProof/>
+          <w:color w:val="222222"/>
+          <w:sz w:val="21"/>
+          <w:szCs w:val="21"/>
+          <w:lang w:val="tr-TR" w:bidi="ar-SA"/>
+        </w:rPr>
+        <w:t>Tâif’e</w:t>
+      </w:r>
+      <w:r>
+        <w:rPr>
+          <w:rFonts w:ascii="Calibri" w:hAnsi="Calibri" w:cs="Calibri" w:eastAsia="Calibri"/>
+          <w:color w:val="222222"/>
+          <w:sz w:val="21"/>
+          <w:szCs w:val="21"/>
+          <w:lang w:val="tr-TR" w:bidi="ar-SA"/>
+        </w:rPr>
+        <w:t xml:space="preserve"> İslâm’ı tebliğ etmeye gitmiş, ama daveti kabul görmemişti. Siyer kaynaklarının naklettiğine göre şehrin ileri gelenleri onu alaya almış, peşine taktıkları kimseler taş atarak mübarek ayaklarını kanatmıştı. Kederle yola koyulduğunda başını kaldırdı ve bir bulutun içinde </w:t>
+      </w:r>
+      <w:r>
+        <w:rPr>
+          <w:rFonts w:ascii="Calibri" w:hAnsi="Calibri" w:cs="Calibri" w:eastAsia="Calibri"/>
+          <w:noProof/>
+          <w:color w:val="222222"/>
+          <w:sz w:val="21"/>
+          <w:szCs w:val="21"/>
+          <w:lang w:val="tr-TR" w:bidi="ar-SA"/>
+        </w:rPr>
+        <w:t>Cebrâil’i</w:t>
+      </w:r>
+      <w:r>
+        <w:rPr>
+          <w:rFonts w:ascii="Calibri" w:hAnsi="Calibri" w:cs="Calibri" w:eastAsia="Calibri"/>
+          <w:color w:val="222222"/>
+          <w:sz w:val="21"/>
+          <w:szCs w:val="21"/>
+          <w:lang w:val="tr-TR" w:bidi="ar-SA"/>
+        </w:rPr>
+        <w:t xml:space="preserve"> gördü. </w:t>
+      </w:r>
+      <w:r>
+        <w:rPr>
+          <w:rFonts w:ascii="Calibri" w:hAnsi="Calibri" w:cs="Calibri" w:eastAsia="Calibri"/>
+          <w:noProof/>
+          <w:color w:val="222222"/>
+          <w:sz w:val="21"/>
+          <w:szCs w:val="21"/>
+          <w:lang w:val="tr-TR" w:bidi="ar-SA"/>
+        </w:rPr>
+        <w:t>Cebrâil</w:t>
+      </w:r>
+      <w:r>
+        <w:rPr>
+          <w:rFonts w:ascii="Calibri" w:hAnsi="Calibri" w:cs="Calibri" w:eastAsia="Calibri"/>
+          <w:color w:val="222222"/>
+          <w:sz w:val="21"/>
+          <w:szCs w:val="21"/>
+          <w:lang w:val="tr-TR" w:bidi="ar-SA"/>
+        </w:rPr>
+        <w:t>, Allah’ın kavminin söylediklerini işittiğini ve dağlar meleğini gönderdiğini bildirdi. Melek selâm verdi; dilerse Mekke’nin iki büyük dağını onların üzerine kapatabileceğini söyledi. Rahmet Peygamberinin cevabı şu oldu:</w:t>
       </w:r>
     </w:p>
     <w:tbl>
@@ -4613,7 +5905,32 @@
                 <w:szCs w:val="17"/>
                 <w:lang w:val="tr-TR" w:bidi="ar-SA"/>
               </w:rPr>
-              <w:t>[Buhârî, Bed’ü’l-halk, 7 (3231); rivayetten bölüm]</w:t>
+              <w:t xml:space="preserve">[Buhârî, </w:t>
+            </w:r>
+            <w:r>
+              <w:rPr>
+                <w:rFonts w:ascii="Calibri" w:hAnsi="Calibri" w:cs="Calibri" w:eastAsia="Calibri"/>
+                <w:b/>
+                <w:bCs/>
+                <w:noProof/>
+                <w:color w:val="475569"/>
+                <w:sz w:val="17"/>
+                <w:szCs w:val="17"/>
+                <w:lang w:val="tr-TR" w:bidi="ar-SA"/>
+              </w:rPr>
+              <w:t>Bed’ü’l</w:t>
+            </w:r>
+            <w:r>
+              <w:rPr>
+                <w:rFonts w:ascii="Calibri" w:hAnsi="Calibri" w:cs="Calibri" w:eastAsia="Calibri"/>
+                <w:b/>
+                <w:bCs/>
+                <w:color w:val="475569"/>
+                <w:sz w:val="17"/>
+                <w:szCs w:val="17"/>
+                <w:lang w:val="tr-TR" w:bidi="ar-SA"/>
+              </w:rPr>
+              <w:t>-halk, 7 (3231); rivayetten bölüm]</w:t>
             </w:r>
           </w:p>
         </w:tc>
@@ -4663,7 +5980,92 @@
           <w:szCs w:val="21"/>
           <w:lang w:val="tr-TR" w:bidi="ar-SA"/>
         </w:rPr>
-        <w:t xml:space="preserve"> anlatır: O peygamber yüzündeki kanı silerken «Allah’ım! Kavmimi bağışla; çünkü onlar bilmiyorlar» diyordu. (Buhârî, Enbiyâ, 54) Resûlullah da aynı peygamber ahlâkıyla Tâiflilerin helâkini değil hidayetini diledi. On yılı aşkın bir süre sonra Tâifliler Medine’ye heyet gönderip kendi istekleriyle Müslüman oldular.</w:t>
+        <w:t xml:space="preserve"> anlatır: O peygamber yüzündeki kanı silerken «Allah’ım! Kavmimi bağışla; çünkü onlar bilmiyorlar» diyordu. (Buhârî, </w:t>
+      </w:r>
+      <w:r>
+        <w:rPr>
+          <w:rFonts w:ascii="Calibri" w:hAnsi="Calibri" w:cs="Calibri" w:eastAsia="Calibri"/>
+          <w:noProof/>
+          <w:color w:val="222222"/>
+          <w:sz w:val="21"/>
+          <w:szCs w:val="21"/>
+          <w:lang w:val="tr-TR" w:bidi="ar-SA"/>
+        </w:rPr>
+        <w:t>Enbiyâ</w:t>
+      </w:r>
+      <w:r>
+        <w:rPr>
+          <w:rFonts w:ascii="Calibri" w:hAnsi="Calibri" w:cs="Calibri" w:eastAsia="Calibri"/>
+          <w:noProof/>
+          <w:color w:val="222222"/>
+          <w:sz w:val="21"/>
+          <w:szCs w:val="21"/>
+          <w:lang w:val="tr-TR" w:bidi="ar-SA"/>
+        </w:rPr>
+        <w:t xml:space="preserve">, 54) </w:t>
+      </w:r>
+      <w:r>
+        <w:rPr>
+          <w:rFonts w:ascii="Calibri" w:hAnsi="Calibri" w:cs="Calibri" w:eastAsia="Calibri"/>
+          <w:noProof/>
+          <w:color w:val="222222"/>
+          <w:sz w:val="21"/>
+          <w:szCs w:val="21"/>
+          <w:lang w:val="tr-TR" w:bidi="ar-SA"/>
+        </w:rPr>
+        <w:t>Resûlullah</w:t>
+      </w:r>
+      <w:r>
+        <w:rPr>
+          <w:rFonts w:ascii="Calibri" w:hAnsi="Calibri" w:cs="Calibri" w:eastAsia="Calibri"/>
+          <w:color w:val="222222"/>
+          <w:sz w:val="21"/>
+          <w:szCs w:val="21"/>
+          <w:lang w:val="tr-TR" w:bidi="ar-SA"/>
+        </w:rPr>
+        <w:t xml:space="preserve"> da aynı peygamber ahlâkıyla </w:t>
+      </w:r>
+      <w:r>
+        <w:rPr>
+          <w:rFonts w:ascii="Calibri" w:hAnsi="Calibri" w:cs="Calibri" w:eastAsia="Calibri"/>
+          <w:noProof/>
+          <w:color w:val="222222"/>
+          <w:sz w:val="21"/>
+          <w:szCs w:val="21"/>
+          <w:lang w:val="tr-TR" w:bidi="ar-SA"/>
+        </w:rPr>
+        <w:t>Tâiflilerin</w:t>
+      </w:r>
+      <w:r>
+        <w:rPr>
+          <w:rFonts w:ascii="Calibri" w:hAnsi="Calibri" w:cs="Calibri" w:eastAsia="Calibri"/>
+          <w:color w:val="222222"/>
+          <w:sz w:val="21"/>
+          <w:szCs w:val="21"/>
+          <w:lang w:val="tr-TR" w:bidi="ar-SA"/>
+        </w:rPr>
+        <w:t xml:space="preserve"> helâkini değil hidayetini diledi. On yılı aşkın bir süre sonra </w:t>
+      </w:r>
+      <w:r>
+        <w:rPr>
+          <w:rFonts w:ascii="Calibri" w:hAnsi="Calibri" w:cs="Calibri" w:eastAsia="Calibri"/>
+          <w:noProof/>
+          <w:color w:val="222222"/>
+          <w:sz w:val="21"/>
+          <w:szCs w:val="21"/>
+          <w:lang w:val="tr-TR" w:bidi="ar-SA"/>
+        </w:rPr>
+        <w:t>Tâifliler</w:t>
+      </w:r>
+      <w:r>
+        <w:rPr>
+          <w:rFonts w:ascii="Calibri" w:hAnsi="Calibri" w:cs="Calibri" w:eastAsia="Calibri"/>
+          <w:color w:val="222222"/>
+          <w:sz w:val="21"/>
+          <w:szCs w:val="21"/>
+          <w:lang w:val="tr-TR" w:bidi="ar-SA"/>
+        </w:rPr>
+        <w:t xml:space="preserve"> Medine’ye heyet gönderip kendi istekleriyle Müslüman oldular.</w:t>
       </w:r>
     </w:p>
     <w:p>
@@ -4691,12 +6093,25 @@
           <w:rFonts w:ascii="Georgia" w:hAnsi="Georgia" w:cs="Georgia" w:eastAsia="Georgia"/>
           <w:b/>
           <w:bCs/>
+          <w:noProof/>
           <w:color w:val="8B1E1E"/>
           <w:sz w:val="22"/>
           <w:szCs w:val="22"/>
           <w:lang w:val="tr-TR" w:bidi="ar-SA"/>
         </w:rPr>
-        <w:t>Gavres: «Seni benden kim kurtaracak?»</w:t>
+        <w:t>Gavres</w:t>
+      </w:r>
+      <w:r>
+        <w:rPr>
+          <w:rFonts w:ascii="Georgia" w:hAnsi="Georgia" w:cs="Georgia" w:eastAsia="Georgia"/>
+          <w:b/>
+          <w:bCs/>
+          <w:color w:val="8B1E1E"/>
+          <w:sz w:val="22"/>
+          <w:szCs w:val="22"/>
+          <w:lang w:val="tr-TR" w:bidi="ar-SA"/>
+        </w:rPr>
+        <w:t>: «Seni benden kim kurtaracak?»</w:t>
       </w:r>
     </w:p>
     <w:p>
@@ -4714,7 +6129,91 @@
           <w:szCs w:val="21"/>
           <w:lang w:val="tr-TR" w:bidi="ar-SA"/>
         </w:rPr>
-        <w:t xml:space="preserve">Bir sefer dönüşünde Resûlullah ashabından biraz uzaklaşmış, kılıcını bir ağaca asıp gölgesinde dinleniyordu. Gavres b. Hâris adında bir müşrik gizlice yaklaştı, kılıcı aldı ve başucuna dikildi: «Seni benden kim kurtaracak?» Peygamberimiz sükûnetle «Allah!» dedi. Buhârî’nin rivayetinde Resûlullah’ın ashabını çağırıp olayı anlattığı ve adamı </w:t>
+        <w:t xml:space="preserve">Bir sefer dönüşünde </w:t>
+      </w:r>
+      <w:r>
+        <w:rPr>
+          <w:rFonts w:ascii="Calibri" w:hAnsi="Calibri" w:cs="Calibri" w:eastAsia="Calibri"/>
+          <w:noProof/>
+          <w:color w:val="222222"/>
+          <w:sz w:val="21"/>
+          <w:szCs w:val="21"/>
+          <w:lang w:val="tr-TR" w:bidi="ar-SA"/>
+        </w:rPr>
+        <w:t>Resûlullah</w:t>
+      </w:r>
+      <w:r>
+        <w:rPr>
+          <w:rFonts w:ascii="Calibri" w:hAnsi="Calibri" w:cs="Calibri" w:eastAsia="Calibri"/>
+          <w:color w:val="222222"/>
+          <w:sz w:val="21"/>
+          <w:szCs w:val="21"/>
+          <w:lang w:val="tr-TR" w:bidi="ar-SA"/>
+        </w:rPr>
+        <w:t xml:space="preserve"> ashabından biraz uzaklaşmış, kılıcını bir ağaca asıp gölgesinde dinleniyordu. </w:t>
+      </w:r>
+      <w:r>
+        <w:rPr>
+          <w:rFonts w:ascii="Calibri" w:hAnsi="Calibri" w:cs="Calibri" w:eastAsia="Calibri"/>
+          <w:noProof/>
+          <w:color w:val="222222"/>
+          <w:sz w:val="21"/>
+          <w:szCs w:val="21"/>
+          <w:lang w:val="tr-TR" w:bidi="ar-SA"/>
+        </w:rPr>
+        <w:t>Gavres</w:t>
+      </w:r>
+      <w:r>
+        <w:rPr>
+          <w:rFonts w:ascii="Calibri" w:hAnsi="Calibri" w:cs="Calibri" w:eastAsia="Calibri"/>
+          <w:color w:val="222222"/>
+          <w:sz w:val="21"/>
+          <w:szCs w:val="21"/>
+          <w:lang w:val="tr-TR" w:bidi="ar-SA"/>
+        </w:rPr>
+        <w:t xml:space="preserve"> b. </w:t>
+      </w:r>
+      <w:r>
+        <w:rPr>
+          <w:rFonts w:ascii="Calibri" w:hAnsi="Calibri" w:cs="Calibri" w:eastAsia="Calibri"/>
+          <w:noProof/>
+          <w:color w:val="222222"/>
+          <w:sz w:val="21"/>
+          <w:szCs w:val="21"/>
+          <w:lang w:val="tr-TR" w:bidi="ar-SA"/>
+        </w:rPr>
+        <w:t>Hâris</w:t>
+      </w:r>
+      <w:r>
+        <w:rPr>
+          <w:rFonts w:ascii="Calibri" w:hAnsi="Calibri" w:cs="Calibri" w:eastAsia="Calibri"/>
+          <w:color w:val="222222"/>
+          <w:sz w:val="21"/>
+          <w:szCs w:val="21"/>
+          <w:lang w:val="tr-TR" w:bidi="ar-SA"/>
+        </w:rPr>
+        <w:t xml:space="preserve"> adında bir müşrik gizlice yaklaştı, kılıcı aldı ve başucuna dikildi: «Seni benden kim kurtaracak?» Peygamberimiz sükûnetle «Allah!» dedi. Buhârî’nin rivayetinde </w:t>
+      </w:r>
+      <w:r>
+        <w:rPr>
+          <w:rFonts w:ascii="Calibri" w:hAnsi="Calibri" w:cs="Calibri" w:eastAsia="Calibri"/>
+          <w:noProof/>
+          <w:color w:val="222222"/>
+          <w:sz w:val="21"/>
+          <w:szCs w:val="21"/>
+          <w:lang w:val="tr-TR" w:bidi="ar-SA"/>
+        </w:rPr>
+        <w:t>Resûlullah’ın</w:t>
+      </w:r>
+      <w:r>
+        <w:rPr>
+          <w:rFonts w:ascii="Calibri" w:hAnsi="Calibri" w:cs="Calibri" w:eastAsia="Calibri"/>
+          <w:color w:val="222222"/>
+          <w:sz w:val="21"/>
+          <w:szCs w:val="21"/>
+          <w:lang w:val="tr-TR" w:bidi="ar-SA"/>
+        </w:rPr>
+        <w:t xml:space="preserve"> ashabını çağırıp olayı anlattığı ve adamı </w:t>
       </w:r>
       <w:r>
         <w:rPr>
@@ -4736,7 +6235,49 @@
           <w:szCs w:val="21"/>
           <w:lang w:val="tr-TR" w:bidi="ar-SA"/>
         </w:rPr>
-        <w:t xml:space="preserve"> bildirilir. İmam Ahmed’in rivayetinde ise kılıcın Gavres’in elinden düştüğü; bu defa kılıcı alan Peygamberimizin aynı soruyu sorup «Hiç kimse» cevabını aldığı hâlde onu serbest bıraktığı nakledilir. (Buhârî, Meğâzî, 32; İbn Hanbel, III, 389)</w:t>
+        <w:t xml:space="preserve"> bildirilir. İmam Ahmed’in rivayetinde ise kılıcın </w:t>
+      </w:r>
+      <w:r>
+        <w:rPr>
+          <w:rFonts w:ascii="Calibri" w:hAnsi="Calibri" w:cs="Calibri" w:eastAsia="Calibri"/>
+          <w:noProof/>
+          <w:color w:val="222222"/>
+          <w:sz w:val="21"/>
+          <w:szCs w:val="21"/>
+          <w:lang w:val="tr-TR" w:bidi="ar-SA"/>
+        </w:rPr>
+        <w:t>Gavres’in</w:t>
+      </w:r>
+      <w:r>
+        <w:rPr>
+          <w:rFonts w:ascii="Calibri" w:hAnsi="Calibri" w:cs="Calibri" w:eastAsia="Calibri"/>
+          <w:color w:val="222222"/>
+          <w:sz w:val="21"/>
+          <w:szCs w:val="21"/>
+          <w:lang w:val="tr-TR" w:bidi="ar-SA"/>
+        </w:rPr>
+        <w:t xml:space="preserve"> elinden düştüğü; bu defa kılıcı alan Peygamberimizin aynı soruyu sorup «Hiç kimse» cevabını aldığı hâlde onu serbest bıraktığı nakledilir. (Buhârî, </w:t>
+      </w:r>
+      <w:r>
+        <w:rPr>
+          <w:rFonts w:ascii="Calibri" w:hAnsi="Calibri" w:cs="Calibri" w:eastAsia="Calibri"/>
+          <w:noProof/>
+          <w:color w:val="222222"/>
+          <w:sz w:val="21"/>
+          <w:szCs w:val="21"/>
+          <w:lang w:val="tr-TR" w:bidi="ar-SA"/>
+        </w:rPr>
+        <w:t>Meğâzî</w:t>
+      </w:r>
+      <w:r>
+        <w:rPr>
+          <w:rFonts w:ascii="Calibri" w:hAnsi="Calibri" w:cs="Calibri" w:eastAsia="Calibri"/>
+          <w:color w:val="222222"/>
+          <w:sz w:val="21"/>
+          <w:szCs w:val="21"/>
+          <w:lang w:val="tr-TR" w:bidi="ar-SA"/>
+        </w:rPr>
+        <w:t>, 32; İbn Hanbel, III, 389)</w:t>
       </w:r>
     </w:p>
     <w:p>
@@ -4754,7 +6295,71 @@
           <w:szCs w:val="21"/>
           <w:lang w:val="tr-TR" w:bidi="ar-SA"/>
         </w:rPr>
-        <w:t xml:space="preserve">Kaynaklar Gavres’in bu olaydan sonra Müslüman olduğunu veya en azından bir daha Müslümanlara karşı savaşmayacağına söz verip kavmine döndüğünü nakleder. (TDV İslâm Ansiklopedisi, «Dü’sûr b. Hâris».) </w:t>
+        <w:t xml:space="preserve">Kaynaklar </w:t>
+      </w:r>
+      <w:r>
+        <w:rPr>
+          <w:rFonts w:ascii="Calibri" w:hAnsi="Calibri" w:cs="Calibri" w:eastAsia="Calibri"/>
+          <w:noProof/>
+          <w:color w:val="222222"/>
+          <w:sz w:val="21"/>
+          <w:szCs w:val="21"/>
+          <w:lang w:val="tr-TR" w:bidi="ar-SA"/>
+        </w:rPr>
+        <w:t>Gavres’in</w:t>
+      </w:r>
+      <w:r>
+        <w:rPr>
+          <w:rFonts w:ascii="Calibri" w:hAnsi="Calibri" w:cs="Calibri" w:eastAsia="Calibri"/>
+          <w:color w:val="222222"/>
+          <w:sz w:val="21"/>
+          <w:szCs w:val="21"/>
+          <w:lang w:val="tr-TR" w:bidi="ar-SA"/>
+        </w:rPr>
+        <w:t xml:space="preserve"> bu olaydan sonra Müslüman olduğunu veya en azından bir daha Müslümanlara karşı savaşmayacağına söz verip kavmine döndüğünü nakleder. (TDV İslâm Ansiklopedisi, «</w:t>
+      </w:r>
+      <w:r>
+        <w:rPr>
+          <w:rFonts w:ascii="Calibri" w:hAnsi="Calibri" w:cs="Calibri" w:eastAsia="Calibri"/>
+          <w:noProof/>
+          <w:color w:val="222222"/>
+          <w:sz w:val="21"/>
+          <w:szCs w:val="21"/>
+          <w:lang w:val="tr-TR" w:bidi="ar-SA"/>
+        </w:rPr>
+        <w:t>Dü’sûr</w:t>
+      </w:r>
+      <w:r>
+        <w:rPr>
+          <w:rFonts w:ascii="Calibri" w:hAnsi="Calibri" w:cs="Calibri" w:eastAsia="Calibri"/>
+          <w:color w:val="222222"/>
+          <w:sz w:val="21"/>
+          <w:szCs w:val="21"/>
+          <w:lang w:val="tr-TR" w:bidi="ar-SA"/>
+        </w:rPr>
+        <w:t xml:space="preserve"> b. </w:t>
+      </w:r>
+      <w:r>
+        <w:rPr>
+          <w:rFonts w:ascii="Calibri" w:hAnsi="Calibri" w:cs="Calibri" w:eastAsia="Calibri"/>
+          <w:noProof/>
+          <w:color w:val="222222"/>
+          <w:sz w:val="21"/>
+          <w:szCs w:val="21"/>
+          <w:lang w:val="tr-TR" w:bidi="ar-SA"/>
+        </w:rPr>
+        <w:t>Hâris</w:t>
+      </w:r>
+      <w:r>
+        <w:rPr>
+          <w:rFonts w:ascii="Calibri" w:hAnsi="Calibri" w:cs="Calibri" w:eastAsia="Calibri"/>
+          <w:noProof/>
+          <w:color w:val="222222"/>
+          <w:sz w:val="21"/>
+          <w:szCs w:val="21"/>
+          <w:lang w:val="tr-TR" w:bidi="ar-SA"/>
+        </w:rPr>
+        <w:t xml:space="preserve">».) </w:t>
       </w:r>
       <w:r>
         <w:rPr>
@@ -4776,7 +6381,28 @@
           <w:szCs w:val="21"/>
           <w:lang w:val="tr-TR" w:bidi="ar-SA"/>
         </w:rPr>
-        <w:t xml:space="preserve"> Bizi incitenlerin çoğu, Gavres’in yaptığının yanında küçük kalır.</w:t>
+        <w:t xml:space="preserve"> Bizi incitenlerin çoğu, </w:t>
+      </w:r>
+      <w:r>
+        <w:rPr>
+          <w:rFonts w:ascii="Calibri" w:hAnsi="Calibri" w:cs="Calibri" w:eastAsia="Calibri"/>
+          <w:noProof/>
+          <w:color w:val="222222"/>
+          <w:sz w:val="21"/>
+          <w:szCs w:val="21"/>
+          <w:lang w:val="tr-TR" w:bidi="ar-SA"/>
+        </w:rPr>
+        <w:t>Gavres’in</w:t>
+      </w:r>
+      <w:r>
+        <w:rPr>
+          <w:rFonts w:ascii="Calibri" w:hAnsi="Calibri" w:cs="Calibri" w:eastAsia="Calibri"/>
+          <w:color w:val="222222"/>
+          <w:sz w:val="21"/>
+          <w:szCs w:val="21"/>
+          <w:lang w:val="tr-TR" w:bidi="ar-SA"/>
+        </w:rPr>
+        <w:t xml:space="preserve"> yaptığının yanında küçük kalır.</w:t>
       </w:r>
     </w:p>
     <w:p>
@@ -4820,7 +6446,197 @@
           <w:szCs w:val="21"/>
           <w:lang w:val="tr-TR" w:bidi="ar-SA"/>
         </w:rPr>
-        <w:t>Hz. Ebû Bekir (r.a.), teyzesinin torunu olan Mistah’a akrabalığı ve yoksulluğu sebebiyle sürekli yardım ederdi. İfk hadisesinde münafıklar Hz. Âişe validemize iftira attığında, ne yazık ki Mistah da bu sözlere katıldı. Kızının iffetine dil uzatılan bir babanın yarasını düşünün. Âişe validemizin temizliğini bildiren âyetler inince Hz. Ebû Bekir, Mistah’a artık yardım etmeyeceğine yemin etti. Bunun üzerine şu âyet nâzil oldu:</w:t>
+        <w:t xml:space="preserve">Hz. Ebû Bekir (r.a.), teyzesinin torunu olan </w:t>
+      </w:r>
+      <w:r>
+        <w:rPr>
+          <w:rFonts w:ascii="Calibri" w:hAnsi="Calibri" w:cs="Calibri" w:eastAsia="Calibri"/>
+          <w:noProof/>
+          <w:color w:val="222222"/>
+          <w:sz w:val="21"/>
+          <w:szCs w:val="21"/>
+          <w:lang w:val="tr-TR" w:bidi="ar-SA"/>
+        </w:rPr>
+        <w:t>Mistah’a</w:t>
+      </w:r>
+      <w:r>
+        <w:rPr>
+          <w:rFonts w:ascii="Calibri" w:hAnsi="Calibri" w:cs="Calibri" w:eastAsia="Calibri"/>
+          <w:color w:val="222222"/>
+          <w:sz w:val="21"/>
+          <w:szCs w:val="21"/>
+          <w:lang w:val="tr-TR" w:bidi="ar-SA"/>
+        </w:rPr>
+        <w:t xml:space="preserve"> akrabalığı ve yoksulluğu sebebiyle sürekli yardım ederdi. </w:t>
+      </w:r>
+      <w:r>
+        <w:rPr>
+          <w:rFonts w:ascii="Calibri" w:hAnsi="Calibri" w:cs="Calibri" w:eastAsia="Calibri"/>
+          <w:noProof/>
+          <w:color w:val="222222"/>
+          <w:sz w:val="21"/>
+          <w:szCs w:val="21"/>
+          <w:lang w:val="tr-TR" w:bidi="ar-SA"/>
+        </w:rPr>
+        <w:t>İfk</w:t>
+      </w:r>
+      <w:r>
+        <w:rPr>
+          <w:rFonts w:ascii="Calibri" w:hAnsi="Calibri" w:cs="Calibri" w:eastAsia="Calibri"/>
+          <w:color w:val="222222"/>
+          <w:sz w:val="21"/>
+          <w:szCs w:val="21"/>
+          <w:lang w:val="tr-TR" w:bidi="ar-SA"/>
+        </w:rPr>
+        <w:t xml:space="preserve"> hadisesinde münafıklar Hz. </w:t>
+      </w:r>
+      <w:r>
+        <w:rPr>
+          <w:rFonts w:ascii="Calibri" w:hAnsi="Calibri" w:cs="Calibri" w:eastAsia="Calibri"/>
+          <w:noProof/>
+          <w:color w:val="222222"/>
+          <w:sz w:val="21"/>
+          <w:szCs w:val="21"/>
+          <w:lang w:val="tr-TR" w:bidi="ar-SA"/>
+        </w:rPr>
+        <w:t>Âişe</w:t>
+      </w:r>
+      <w:r>
+        <w:rPr>
+          <w:rFonts w:ascii="Calibri" w:hAnsi="Calibri" w:cs="Calibri" w:eastAsia="Calibri"/>
+          <w:color w:val="222222"/>
+          <w:sz w:val="21"/>
+          <w:szCs w:val="21"/>
+          <w:lang w:val="tr-TR" w:bidi="ar-SA"/>
+        </w:rPr>
+        <w:t xml:space="preserve"> validemize iftira attığında, ne yazık ki </w:t>
+      </w:r>
+      <w:r>
+        <w:rPr>
+          <w:rFonts w:ascii="Calibri" w:hAnsi="Calibri" w:cs="Calibri" w:eastAsia="Calibri"/>
+          <w:noProof/>
+          <w:color w:val="222222"/>
+          <w:sz w:val="21"/>
+          <w:szCs w:val="21"/>
+          <w:lang w:val="tr-TR" w:bidi="ar-SA"/>
+        </w:rPr>
+        <w:t>Mistah</w:t>
+      </w:r>
+      <w:r>
+        <w:rPr>
+          <w:rFonts w:ascii="Calibri" w:hAnsi="Calibri" w:cs="Calibri" w:eastAsia="Calibri"/>
+          <w:color w:val="222222"/>
+          <w:sz w:val="21"/>
+          <w:szCs w:val="21"/>
+          <w:lang w:val="tr-TR" w:bidi="ar-SA"/>
+        </w:rPr>
+        <w:t xml:space="preserve"> da bu sözlere katıldı. Kızının iffetine dil uzatılan bir babanın yarasını düşünün. </w:t>
+      </w:r>
+      <w:r>
+        <w:rPr>
+          <w:rFonts w:ascii="Calibri" w:hAnsi="Calibri" w:cs="Calibri" w:eastAsia="Calibri"/>
+          <w:noProof/>
+          <w:color w:val="222222"/>
+          <w:sz w:val="21"/>
+          <w:szCs w:val="21"/>
+          <w:lang w:val="tr-TR" w:bidi="ar-SA"/>
+        </w:rPr>
+        <w:t>Âişe</w:t>
+      </w:r>
+      <w:r>
+        <w:rPr>
+          <w:rFonts w:ascii="Calibri" w:hAnsi="Calibri" w:cs="Calibri" w:eastAsia="Calibri"/>
+          <w:color w:val="222222"/>
+          <w:sz w:val="21"/>
+          <w:szCs w:val="21"/>
+          <w:lang w:val="tr-TR" w:bidi="ar-SA"/>
+        </w:rPr>
+        <w:t xml:space="preserve"> validemizin temizliğini bildiren </w:t>
+      </w:r>
+      <w:r>
+        <w:rPr>
+          <w:rFonts w:ascii="Calibri" w:hAnsi="Calibri" w:cs="Calibri" w:eastAsia="Calibri"/>
+          <w:noProof/>
+          <w:color w:val="222222"/>
+          <w:sz w:val="21"/>
+          <w:szCs w:val="21"/>
+          <w:lang w:val="tr-TR" w:bidi="ar-SA"/>
+        </w:rPr>
+        <w:t>âyetler</w:t>
+      </w:r>
+      <w:r>
+        <w:rPr>
+          <w:rFonts w:ascii="Calibri" w:hAnsi="Calibri" w:cs="Calibri" w:eastAsia="Calibri"/>
+          <w:color w:val="222222"/>
+          <w:sz w:val="21"/>
+          <w:szCs w:val="21"/>
+          <w:lang w:val="tr-TR" w:bidi="ar-SA"/>
+        </w:rPr>
+        <w:t xml:space="preserve"> inince Hz. Ebû Bekir, </w:t>
+      </w:r>
+      <w:r>
+        <w:rPr>
+          <w:rFonts w:ascii="Calibri" w:hAnsi="Calibri" w:cs="Calibri" w:eastAsia="Calibri"/>
+          <w:noProof/>
+          <w:color w:val="222222"/>
+          <w:sz w:val="21"/>
+          <w:szCs w:val="21"/>
+          <w:lang w:val="tr-TR" w:bidi="ar-SA"/>
+        </w:rPr>
+        <w:t>Mistah’a</w:t>
+      </w:r>
+      <w:r>
+        <w:rPr>
+          <w:rFonts w:ascii="Calibri" w:hAnsi="Calibri" w:cs="Calibri" w:eastAsia="Calibri"/>
+          <w:color w:val="222222"/>
+          <w:sz w:val="21"/>
+          <w:szCs w:val="21"/>
+          <w:lang w:val="tr-TR" w:bidi="ar-SA"/>
+        </w:rPr>
+        <w:t xml:space="preserve"> artık yardım etmeyeceğine yemin etti. Bunun üzerine şu </w:t>
+      </w:r>
+      <w:r>
+        <w:rPr>
+          <w:rFonts w:ascii="Calibri" w:hAnsi="Calibri" w:cs="Calibri" w:eastAsia="Calibri"/>
+          <w:noProof/>
+          <w:color w:val="222222"/>
+          <w:sz w:val="21"/>
+          <w:szCs w:val="21"/>
+          <w:lang w:val="tr-TR" w:bidi="ar-SA"/>
+        </w:rPr>
+        <w:t>âyet</w:t>
+      </w:r>
+      <w:r>
+        <w:rPr>
+          <w:rFonts w:ascii="Calibri" w:hAnsi="Calibri" w:cs="Calibri" w:eastAsia="Calibri"/>
+          <w:noProof/>
+          <w:color w:val="222222"/>
+          <w:sz w:val="21"/>
+          <w:szCs w:val="21"/>
+          <w:lang w:val="tr-TR" w:bidi="ar-SA"/>
+        </w:rPr>
+        <w:t xml:space="preserve"> </w:t>
+      </w:r>
+      <w:r>
+        <w:rPr>
+          <w:rFonts w:ascii="Calibri" w:hAnsi="Calibri" w:cs="Calibri" w:eastAsia="Calibri"/>
+          <w:noProof/>
+          <w:color w:val="222222"/>
+          <w:sz w:val="21"/>
+          <w:szCs w:val="21"/>
+          <w:lang w:val="tr-TR" w:bidi="ar-SA"/>
+        </w:rPr>
+        <w:t>nâzil</w:t>
+      </w:r>
+      <w:r>
+        <w:rPr>
+          <w:rFonts w:ascii="Calibri" w:hAnsi="Calibri" w:cs="Calibri" w:eastAsia="Calibri"/>
+          <w:color w:val="222222"/>
+          <w:sz w:val="21"/>
+          <w:szCs w:val="21"/>
+          <w:lang w:val="tr-TR" w:bidi="ar-SA"/>
+        </w:rPr>
+        <w:t xml:space="preserve"> oldu:</w:t>
       </w:r>
     </w:p>
     <w:tbl>
@@ -4954,12 +6770,39 @@
                 <w:rFonts w:ascii="Calibri" w:hAnsi="Calibri" w:cs="Calibri" w:eastAsia="Calibri"/>
                 <w:b/>
                 <w:bCs/>
+                <w:noProof/>
                 <w:color w:val="475569"/>
                 <w:sz w:val="17"/>
                 <w:szCs w:val="17"/>
                 <w:lang w:val="tr-TR" w:bidi="ar-SA"/>
               </w:rPr>
-              <w:t>[Nûr, 24/22]</w:t>
+              <w:t>[</w:t>
+            </w:r>
+            <w:r>
+              <w:rPr>
+                <w:rFonts w:ascii="Calibri" w:hAnsi="Calibri" w:cs="Calibri" w:eastAsia="Calibri"/>
+                <w:b/>
+                <w:bCs/>
+                <w:noProof/>
+                <w:color w:val="475569"/>
+                <w:sz w:val="17"/>
+                <w:szCs w:val="17"/>
+                <w:lang w:val="tr-TR" w:bidi="ar-SA"/>
+              </w:rPr>
+              <w:t>Nûr</w:t>
+            </w:r>
+            <w:r>
+              <w:rPr>
+                <w:rFonts w:ascii="Calibri" w:hAnsi="Calibri" w:cs="Calibri" w:eastAsia="Calibri"/>
+                <w:b/>
+                <w:bCs/>
+                <w:noProof/>
+                <w:color w:val="475569"/>
+                <w:sz w:val="17"/>
+                <w:szCs w:val="17"/>
+                <w:lang w:val="tr-TR" w:bidi="ar-SA"/>
+              </w:rPr>
+              <w:t>, 24/22]</w:t>
             </w:r>
           </w:p>
         </w:tc>
@@ -4982,12 +6825,86 @@
       <w:r>
         <w:rPr>
           <w:rFonts w:ascii="Calibri" w:hAnsi="Calibri" w:cs="Calibri" w:eastAsia="Calibri"/>
+          <w:noProof/>
           <w:color w:val="222222"/>
           <w:sz w:val="21"/>
           <w:szCs w:val="21"/>
           <w:lang w:val="tr-TR" w:bidi="ar-SA"/>
         </w:rPr>
-        <w:t>Âyeti duyan Hz. Ebû Bekir hiç tereddüt etmedi: «Vallahi Allah’ın beni bağışlamasını arzu ederim!» dedi, yeminini bozup keffaretini ödedi ve Mistah’a yardımı yeniden başlattı. (Buhârî, İfk hadisi; Kur’an Yolu, IV, 63) Kalbi en derinden yaralanan baba, Rabbinin affını kendi kırgınlığından daha çok sevdi.</w:t>
+        <w:t>Âyeti</w:t>
+      </w:r>
+      <w:r>
+        <w:rPr>
+          <w:rFonts w:ascii="Calibri" w:hAnsi="Calibri" w:cs="Calibri" w:eastAsia="Calibri"/>
+          <w:color w:val="222222"/>
+          <w:sz w:val="21"/>
+          <w:szCs w:val="21"/>
+          <w:lang w:val="tr-TR" w:bidi="ar-SA"/>
+        </w:rPr>
+        <w:t xml:space="preserve"> duyan Hz. Ebû Bekir hiç tereddüt etmedi: «Vallahi Allah’ın beni bağışlamasını arzu ederim!» dedi, yeminini bozup </w:t>
+      </w:r>
+      <w:r>
+        <w:rPr>
+          <w:rFonts w:ascii="Calibri" w:hAnsi="Calibri" w:cs="Calibri" w:eastAsia="Calibri"/>
+          <w:noProof/>
+          <w:color w:val="222222"/>
+          <w:sz w:val="21"/>
+          <w:szCs w:val="21"/>
+          <w:lang w:val="tr-TR" w:bidi="ar-SA"/>
+        </w:rPr>
+        <w:t>keffaretini</w:t>
+      </w:r>
+      <w:r>
+        <w:rPr>
+          <w:rFonts w:ascii="Calibri" w:hAnsi="Calibri" w:cs="Calibri" w:eastAsia="Calibri"/>
+          <w:color w:val="222222"/>
+          <w:sz w:val="21"/>
+          <w:szCs w:val="21"/>
+          <w:lang w:val="tr-TR" w:bidi="ar-SA"/>
+        </w:rPr>
+        <w:t xml:space="preserve"> ödedi ve </w:t>
+      </w:r>
+      <w:r>
+        <w:rPr>
+          <w:rFonts w:ascii="Calibri" w:hAnsi="Calibri" w:cs="Calibri" w:eastAsia="Calibri"/>
+          <w:noProof/>
+          <w:color w:val="222222"/>
+          <w:sz w:val="21"/>
+          <w:szCs w:val="21"/>
+          <w:lang w:val="tr-TR" w:bidi="ar-SA"/>
+        </w:rPr>
+        <w:t>Mistah’a</w:t>
+      </w:r>
+      <w:r>
+        <w:rPr>
+          <w:rFonts w:ascii="Calibri" w:hAnsi="Calibri" w:cs="Calibri" w:eastAsia="Calibri"/>
+          <w:color w:val="222222"/>
+          <w:sz w:val="21"/>
+          <w:szCs w:val="21"/>
+          <w:lang w:val="tr-TR" w:bidi="ar-SA"/>
+        </w:rPr>
+        <w:t xml:space="preserve"> yardımı yeniden başlattı. (Buhârî, </w:t>
+      </w:r>
+      <w:r>
+        <w:rPr>
+          <w:rFonts w:ascii="Calibri" w:hAnsi="Calibri" w:cs="Calibri" w:eastAsia="Calibri"/>
+          <w:noProof/>
+          <w:color w:val="222222"/>
+          <w:sz w:val="21"/>
+          <w:szCs w:val="21"/>
+          <w:lang w:val="tr-TR" w:bidi="ar-SA"/>
+        </w:rPr>
+        <w:t>İfk</w:t>
+      </w:r>
+      <w:r>
+        <w:rPr>
+          <w:rFonts w:ascii="Calibri" w:hAnsi="Calibri" w:cs="Calibri" w:eastAsia="Calibri"/>
+          <w:color w:val="222222"/>
+          <w:sz w:val="21"/>
+          <w:szCs w:val="21"/>
+          <w:lang w:val="tr-TR" w:bidi="ar-SA"/>
+        </w:rPr>
+        <w:t xml:space="preserve"> hadisi; Kur’an Yolu, IV, 63) Kalbi en derinden yaralanan baba, Rabbinin affını kendi kırgınlığından daha çok sevdi.</w:t>
       </w:r>
     </w:p>
     <w:p>
@@ -5000,12 +6917,130 @@
       <w:r>
         <w:rPr>
           <w:rFonts w:ascii="Calibri" w:hAnsi="Calibri" w:cs="Calibri" w:eastAsia="Calibri"/>
+          <w:noProof/>
           <w:color w:val="222222"/>
           <w:sz w:val="21"/>
           <w:szCs w:val="21"/>
           <w:lang w:val="tr-TR" w:bidi="ar-SA"/>
         </w:rPr>
-        <w:t>A’râf sûresindeki «Sen af yolunu tut, iyiliği emret ve cahillerden yüz çevir» (7/199) âyeti indiğinde Cebrâil’in, Resûlullah’ın sorusu üzerine şöyle dediği nakledilir: «Rabbin sana kötülük edene iyilik etmeni, sana vermeyene vermeni ve seninle ilişkisini kesenle bağını sürdürmeni emrediyor.» (Taberî’den naklen Kur’an Yolu, II, 648–650)</w:t>
+        <w:t>A’râf</w:t>
+      </w:r>
+      <w:r>
+        <w:rPr>
+          <w:rFonts w:ascii="Calibri" w:hAnsi="Calibri" w:cs="Calibri" w:eastAsia="Calibri"/>
+          <w:noProof/>
+          <w:color w:val="222222"/>
+          <w:sz w:val="21"/>
+          <w:szCs w:val="21"/>
+          <w:lang w:val="tr-TR" w:bidi="ar-SA"/>
+        </w:rPr>
+        <w:t xml:space="preserve"> </w:t>
+      </w:r>
+      <w:r>
+        <w:rPr>
+          <w:rFonts w:ascii="Calibri" w:hAnsi="Calibri" w:cs="Calibri" w:eastAsia="Calibri"/>
+          <w:noProof/>
+          <w:color w:val="222222"/>
+          <w:sz w:val="21"/>
+          <w:szCs w:val="21"/>
+          <w:lang w:val="tr-TR" w:bidi="ar-SA"/>
+        </w:rPr>
+        <w:t>sûresindeki</w:t>
+      </w:r>
+      <w:r>
+        <w:rPr>
+          <w:rFonts w:ascii="Calibri" w:hAnsi="Calibri" w:cs="Calibri" w:eastAsia="Calibri"/>
+          <w:color w:val="222222"/>
+          <w:sz w:val="21"/>
+          <w:szCs w:val="21"/>
+          <w:lang w:val="tr-TR" w:bidi="ar-SA"/>
+        </w:rPr>
+        <w:t xml:space="preserve"> «Sen af yolunu tut, iyiliği emret ve cahillerden yüz çevir» (7/199) </w:t>
+      </w:r>
+      <w:r>
+        <w:rPr>
+          <w:rFonts w:ascii="Calibri" w:hAnsi="Calibri" w:cs="Calibri" w:eastAsia="Calibri"/>
+          <w:noProof/>
+          <w:color w:val="222222"/>
+          <w:sz w:val="21"/>
+          <w:szCs w:val="21"/>
+          <w:lang w:val="tr-TR" w:bidi="ar-SA"/>
+        </w:rPr>
+        <w:t>âyeti</w:t>
+      </w:r>
+      <w:r>
+        <w:rPr>
+          <w:rFonts w:ascii="Calibri" w:hAnsi="Calibri" w:cs="Calibri" w:eastAsia="Calibri"/>
+          <w:color w:val="222222"/>
+          <w:sz w:val="21"/>
+          <w:szCs w:val="21"/>
+          <w:lang w:val="tr-TR" w:bidi="ar-SA"/>
+        </w:rPr>
+        <w:t xml:space="preserve"> indiğinde </w:t>
+      </w:r>
+      <w:r>
+        <w:rPr>
+          <w:rFonts w:ascii="Calibri" w:hAnsi="Calibri" w:cs="Calibri" w:eastAsia="Calibri"/>
+          <w:noProof/>
+          <w:color w:val="222222"/>
+          <w:sz w:val="21"/>
+          <w:szCs w:val="21"/>
+          <w:lang w:val="tr-TR" w:bidi="ar-SA"/>
+        </w:rPr>
+        <w:t>Cebrâil’in</w:t>
+      </w:r>
+      <w:r>
+        <w:rPr>
+          <w:rFonts w:ascii="Calibri" w:hAnsi="Calibri" w:cs="Calibri" w:eastAsia="Calibri"/>
+          <w:noProof/>
+          <w:color w:val="222222"/>
+          <w:sz w:val="21"/>
+          <w:szCs w:val="21"/>
+          <w:lang w:val="tr-TR" w:bidi="ar-SA"/>
+        </w:rPr>
+        <w:t xml:space="preserve">, </w:t>
+      </w:r>
+      <w:r>
+        <w:rPr>
+          <w:rFonts w:ascii="Calibri" w:hAnsi="Calibri" w:cs="Calibri" w:eastAsia="Calibri"/>
+          <w:noProof/>
+          <w:color w:val="222222"/>
+          <w:sz w:val="21"/>
+          <w:szCs w:val="21"/>
+          <w:lang w:val="tr-TR" w:bidi="ar-SA"/>
+        </w:rPr>
+        <w:t>Resûlullah’ın</w:t>
+      </w:r>
+      <w:r>
+        <w:rPr>
+          <w:rFonts w:ascii="Calibri" w:hAnsi="Calibri" w:cs="Calibri" w:eastAsia="Calibri"/>
+          <w:color w:val="222222"/>
+          <w:sz w:val="21"/>
+          <w:szCs w:val="21"/>
+          <w:lang w:val="tr-TR" w:bidi="ar-SA"/>
+        </w:rPr>
+        <w:t xml:space="preserve"> sorusu üzerine şöyle dediği nakledilir: «Rabbin sana kötülük edene iyilik etmeni, sana vermeyene vermeni ve seninle ilişkisini kesenle bağını sürdürmeni emrediyor.» (</w:t>
+      </w:r>
+      <w:r>
+        <w:rPr>
+          <w:rFonts w:ascii="Calibri" w:hAnsi="Calibri" w:cs="Calibri" w:eastAsia="Calibri"/>
+          <w:noProof/>
+          <w:color w:val="222222"/>
+          <w:sz w:val="21"/>
+          <w:szCs w:val="21"/>
+          <w:lang w:val="tr-TR" w:bidi="ar-SA"/>
+        </w:rPr>
+        <w:t>Taberî’den</w:t>
+      </w:r>
+      <w:r>
+        <w:rPr>
+          <w:rFonts w:ascii="Calibri" w:hAnsi="Calibri" w:cs="Calibri" w:eastAsia="Calibri"/>
+          <w:color w:val="222222"/>
+          <w:sz w:val="21"/>
+          <w:szCs w:val="21"/>
+          <w:lang w:val="tr-TR" w:bidi="ar-SA"/>
+        </w:rPr>
+        <w:t xml:space="preserve"> naklen Kur’an Yolu, II, 648–650)</w:t>
       </w:r>
     </w:p>
     <w:tbl>
@@ -5139,12 +7174,39 @@
                 <w:rFonts w:ascii="Calibri" w:hAnsi="Calibri" w:cs="Calibri" w:eastAsia="Calibri"/>
                 <w:b/>
                 <w:bCs/>
+                <w:noProof/>
                 <w:color w:val="475569"/>
                 <w:sz w:val="17"/>
                 <w:szCs w:val="17"/>
                 <w:lang w:val="tr-TR" w:bidi="ar-SA"/>
               </w:rPr>
-              <w:t>[Fussilet, 41/34]</w:t>
+              <w:t>[</w:t>
+            </w:r>
+            <w:r>
+              <w:rPr>
+                <w:rFonts w:ascii="Calibri" w:hAnsi="Calibri" w:cs="Calibri" w:eastAsia="Calibri"/>
+                <w:b/>
+                <w:bCs/>
+                <w:noProof/>
+                <w:color w:val="475569"/>
+                <w:sz w:val="17"/>
+                <w:szCs w:val="17"/>
+                <w:lang w:val="tr-TR" w:bidi="ar-SA"/>
+              </w:rPr>
+              <w:t>Fussilet</w:t>
+            </w:r>
+            <w:r>
+              <w:rPr>
+                <w:rFonts w:ascii="Calibri" w:hAnsi="Calibri" w:cs="Calibri" w:eastAsia="Calibri"/>
+                <w:b/>
+                <w:bCs/>
+                <w:noProof/>
+                <w:color w:val="475569"/>
+                <w:sz w:val="17"/>
+                <w:szCs w:val="17"/>
+                <w:lang w:val="tr-TR" w:bidi="ar-SA"/>
+              </w:rPr>
+              <w:t>, 41/34]</w:t>
             </w:r>
           </w:p>
         </w:tc>
@@ -5167,12 +7229,100 @@
       <w:r>
         <w:rPr>
           <w:rFonts w:ascii="Calibri" w:hAnsi="Calibri" w:cs="Calibri" w:eastAsia="Calibri"/>
+          <w:noProof/>
           <w:color w:val="222222"/>
           <w:sz w:val="21"/>
           <w:szCs w:val="21"/>
           <w:lang w:val="tr-TR" w:bidi="ar-SA"/>
         </w:rPr>
-        <w:t xml:space="preserve">Zemahşerî bu âyeti şöyle açıklar: «Biri sana kötülük ettiğinde onu affetmen bir iyiliktir; ama bundan da iyisi, onun kötülüğüne iyilikle karşılık vermendir. Bunu yaparsan amansız düşmanın sıcak bir dosta dönüşür.» (Kur’an Yolu, IV, 708–710) Hemen sonraki âyet bu mertebenin kolay olmadığını da hatırlatır: Buna ancak sabredenler ve büyük nasip sahipleri ulaşabilir (Fussilet, 41/35). </w:t>
+        <w:t>Zemahşerî</w:t>
+      </w:r>
+      <w:r>
+        <w:rPr>
+          <w:rFonts w:ascii="Calibri" w:hAnsi="Calibri" w:cs="Calibri" w:eastAsia="Calibri"/>
+          <w:color w:val="222222"/>
+          <w:sz w:val="21"/>
+          <w:szCs w:val="21"/>
+          <w:lang w:val="tr-TR" w:bidi="ar-SA"/>
+        </w:rPr>
+        <w:t xml:space="preserve"> bu </w:t>
+      </w:r>
+      <w:r>
+        <w:rPr>
+          <w:rFonts w:ascii="Calibri" w:hAnsi="Calibri" w:cs="Calibri" w:eastAsia="Calibri"/>
+          <w:noProof/>
+          <w:color w:val="222222"/>
+          <w:sz w:val="21"/>
+          <w:szCs w:val="21"/>
+          <w:lang w:val="tr-TR" w:bidi="ar-SA"/>
+        </w:rPr>
+        <w:t>âyeti</w:t>
+      </w:r>
+      <w:r>
+        <w:rPr>
+          <w:rFonts w:ascii="Calibri" w:hAnsi="Calibri" w:cs="Calibri" w:eastAsia="Calibri"/>
+          <w:color w:val="222222"/>
+          <w:sz w:val="21"/>
+          <w:szCs w:val="21"/>
+          <w:lang w:val="tr-TR" w:bidi="ar-SA"/>
+        </w:rPr>
+        <w:t xml:space="preserve"> şöyle açıklar: «Biri sana kötülük ettiğinde onu affetmen bir iyiliktir; ama bundan da iyisi, onun kötülüğüne iyilikle karşılık vermendir. Bunu yaparsan amansız düşmanın sıcak bir dosta dönüşür.» (Kur’an Yolu, IV, 708–710) Hemen sonraki </w:t>
+      </w:r>
+      <w:r>
+        <w:rPr>
+          <w:rFonts w:ascii="Calibri" w:hAnsi="Calibri" w:cs="Calibri" w:eastAsia="Calibri"/>
+          <w:noProof/>
+          <w:color w:val="222222"/>
+          <w:sz w:val="21"/>
+          <w:szCs w:val="21"/>
+          <w:lang w:val="tr-TR" w:bidi="ar-SA"/>
+        </w:rPr>
+        <w:t>âyet</w:t>
+      </w:r>
+      <w:r>
+        <w:rPr>
+          <w:rFonts w:ascii="Calibri" w:hAnsi="Calibri" w:cs="Calibri" w:eastAsia="Calibri"/>
+          <w:color w:val="222222"/>
+          <w:sz w:val="21"/>
+          <w:szCs w:val="21"/>
+          <w:lang w:val="tr-TR" w:bidi="ar-SA"/>
+        </w:rPr>
+        <w:t xml:space="preserve"> bu mertebenin kolay olmadığını da hatırlatır: Buna ancak sabredenler ve büyük nasip sahipleri ulaşabilir (</w:t>
+      </w:r>
+      <w:r>
+        <w:rPr>
+          <w:rFonts w:ascii="Calibri" w:hAnsi="Calibri" w:cs="Calibri" w:eastAsia="Calibri"/>
+          <w:noProof/>
+          <w:color w:val="222222"/>
+          <w:sz w:val="21"/>
+          <w:szCs w:val="21"/>
+          <w:lang w:val="tr-TR" w:bidi="ar-SA"/>
+        </w:rPr>
+        <w:t>Fussilet</w:t>
+      </w:r>
+      <w:r>
+        <w:rPr>
+          <w:rFonts w:ascii="Calibri" w:hAnsi="Calibri" w:cs="Calibri" w:eastAsia="Calibri"/>
+          <w:noProof/>
+          <w:color w:val="222222"/>
+          <w:sz w:val="21"/>
+          <w:szCs w:val="21"/>
+          <w:lang w:val="tr-TR" w:bidi="ar-SA"/>
+        </w:rPr>
+        <w:t xml:space="preserve">, 41/35). </w:t>
+      </w:r>
+      <w:r>
+        <w:rPr>
+          <w:rFonts w:ascii="Calibri" w:hAnsi="Calibri" w:cs="Calibri" w:eastAsia="Calibri"/>
+          <w:b/>
+          <w:bCs/>
+          <w:noProof/>
+          <w:color w:val="141414"/>
+          <w:sz w:val="21"/>
+          <w:szCs w:val="21"/>
+          <w:lang w:val="tr-TR" w:bidi="ar-SA"/>
+        </w:rPr>
+        <w:t>Sahâbe</w:t>
       </w:r>
       <w:r>
         <w:rPr>
@@ -5184,7 +7334,7 @@
           <w:szCs w:val="21"/>
           <w:lang w:val="tr-TR" w:bidi="ar-SA"/>
         </w:rPr>
-        <w:t>Sahâbe affı bir söz olarak değil, bir hayat tarzı olarak öğrendi.</w:t>
+        <w:t xml:space="preserve"> affı bir söz olarak değil, bir hayat tarzı olarak öğrendi.</w:t>
       </w:r>
     </w:p>
     <w:p>
@@ -5444,12 +7594,38 @@
                 <w:rFonts w:ascii="Calibri" w:hAnsi="Calibri" w:cs="Calibri" w:eastAsia="Calibri"/>
                 <w:b/>
                 <w:bCs/>
+                <w:noProof/>
                 <w:color w:val="475569"/>
                 <w:sz w:val="17"/>
                 <w:szCs w:val="17"/>
                 <w:lang w:val="tr-TR" w:bidi="ar-SA"/>
               </w:rPr>
-              <w:t>[Şûrâ, 42/39 ve 43]</w:t>
+              <w:t>[</w:t>
+            </w:r>
+            <w:r>
+              <w:rPr>
+                <w:rFonts w:ascii="Calibri" w:hAnsi="Calibri" w:cs="Calibri" w:eastAsia="Calibri"/>
+                <w:b/>
+                <w:bCs/>
+                <w:noProof/>
+                <w:color w:val="475569"/>
+                <w:sz w:val="17"/>
+                <w:szCs w:val="17"/>
+                <w:lang w:val="tr-TR" w:bidi="ar-SA"/>
+              </w:rPr>
+              <w:t>Şûrâ</w:t>
+            </w:r>
+            <w:r>
+              <w:rPr>
+                <w:rFonts w:ascii="Calibri" w:hAnsi="Calibri" w:cs="Calibri" w:eastAsia="Calibri"/>
+                <w:b/>
+                <w:bCs/>
+                <w:color w:val="475569"/>
+                <w:sz w:val="17"/>
+                <w:szCs w:val="17"/>
+                <w:lang w:val="tr-TR" w:bidi="ar-SA"/>
+              </w:rPr>
+              <w:t>, 42/39 ve 43]</w:t>
             </w:r>
           </w:p>
         </w:tc>
@@ -5517,7 +7693,49 @@
           <w:szCs w:val="21"/>
           <w:lang w:val="tr-TR" w:bidi="ar-SA"/>
         </w:rPr>
-        <w:t>Bu yüzden aile içinde şiddet, tehdit, aşağılama veya istismar yaşayan bir kardeşimize «Sabret, affet, yuvanı dağıtma» deyip susmak affı yanlış yere koymaktır. Resûlullah eliyle hiçbir kadına ve hizmetçiye vurmamıştır. (Müslim, Fezâil, 79) Can, akıl ve onur emanettir; mağdurun güvenliği önce gelir. Yaşadığımız ülkedeki yardım hatlarına, uzmanlara ve hukukî yollara başvurmak dine aykırı değil, emaneti korumaktır.</w:t>
+        <w:t xml:space="preserve">Bu yüzden aile içinde şiddet, tehdit, aşağılama veya istismar yaşayan bir kardeşimize «Sabret, affet, yuvanı dağıtma» deyip susmak affı yanlış yere koymaktır. </w:t>
+      </w:r>
+      <w:r>
+        <w:rPr>
+          <w:rFonts w:ascii="Calibri" w:hAnsi="Calibri" w:cs="Calibri" w:eastAsia="Calibri"/>
+          <w:noProof/>
+          <w:color w:val="222222"/>
+          <w:sz w:val="21"/>
+          <w:szCs w:val="21"/>
+          <w:lang w:val="tr-TR" w:bidi="ar-SA"/>
+        </w:rPr>
+        <w:t>Resûlullah</w:t>
+      </w:r>
+      <w:r>
+        <w:rPr>
+          <w:rFonts w:ascii="Calibri" w:hAnsi="Calibri" w:cs="Calibri" w:eastAsia="Calibri"/>
+          <w:color w:val="222222"/>
+          <w:sz w:val="21"/>
+          <w:szCs w:val="21"/>
+          <w:lang w:val="tr-TR" w:bidi="ar-SA"/>
+        </w:rPr>
+        <w:t xml:space="preserve"> eliyle hiçbir kadına ve hizmetçiye vurmamıştır. (Müslim, </w:t>
+      </w:r>
+      <w:r>
+        <w:rPr>
+          <w:rFonts w:ascii="Calibri" w:hAnsi="Calibri" w:cs="Calibri" w:eastAsia="Calibri"/>
+          <w:noProof/>
+          <w:color w:val="222222"/>
+          <w:sz w:val="21"/>
+          <w:szCs w:val="21"/>
+          <w:lang w:val="tr-TR" w:bidi="ar-SA"/>
+        </w:rPr>
+        <w:t>Fezâil</w:t>
+      </w:r>
+      <w:r>
+        <w:rPr>
+          <w:rFonts w:ascii="Calibri" w:hAnsi="Calibri" w:cs="Calibri" w:eastAsia="Calibri"/>
+          <w:color w:val="222222"/>
+          <w:sz w:val="21"/>
+          <w:szCs w:val="21"/>
+          <w:lang w:val="tr-TR" w:bidi="ar-SA"/>
+        </w:rPr>
+        <w:t>, 79) Can, akıl ve onur emanettir; mağdurun güvenliği önce gelir. Yaşadığımız ülkedeki yardım hatlarına, uzmanlara ve hukukî yollara başvurmak dine aykırı değil, emaneti korumaktır.</w:t>
       </w:r>
     </w:p>
     <w:p>
@@ -5535,7 +7753,49 @@
           <w:szCs w:val="21"/>
           <w:lang w:val="tr-TR" w:bidi="ar-SA"/>
         </w:rPr>
-        <w:t>Affetmek unutmak da değildir. Resûlullah, amcası Hz. Hamza’yı şehit eden Vahşî Müslüman olunca onu affetti; ama mümkünse karşısına çıkmamasını istedi. (Buhârî, Meğâzî, 24) Demek ki affeden insan kendini korumak için sınır koyabilir: Kalbinden kini söker, ama tedbiri elden bırakmaz.</w:t>
+        <w:t xml:space="preserve">Affetmek unutmak da değildir. </w:t>
+      </w:r>
+      <w:r>
+        <w:rPr>
+          <w:rFonts w:ascii="Calibri" w:hAnsi="Calibri" w:cs="Calibri" w:eastAsia="Calibri"/>
+          <w:noProof/>
+          <w:color w:val="222222"/>
+          <w:sz w:val="21"/>
+          <w:szCs w:val="21"/>
+          <w:lang w:val="tr-TR" w:bidi="ar-SA"/>
+        </w:rPr>
+        <w:t>Resûlullah</w:t>
+      </w:r>
+      <w:r>
+        <w:rPr>
+          <w:rFonts w:ascii="Calibri" w:hAnsi="Calibri" w:cs="Calibri" w:eastAsia="Calibri"/>
+          <w:color w:val="222222"/>
+          <w:sz w:val="21"/>
+          <w:szCs w:val="21"/>
+          <w:lang w:val="tr-TR" w:bidi="ar-SA"/>
+        </w:rPr>
+        <w:t xml:space="preserve">, amcası Hz. Hamza’yı şehit eden Vahşî Müslüman olunca onu affetti; ama mümkünse karşısına çıkmamasını istedi. (Buhârî, </w:t>
+      </w:r>
+      <w:r>
+        <w:rPr>
+          <w:rFonts w:ascii="Calibri" w:hAnsi="Calibri" w:cs="Calibri" w:eastAsia="Calibri"/>
+          <w:noProof/>
+          <w:color w:val="222222"/>
+          <w:sz w:val="21"/>
+          <w:szCs w:val="21"/>
+          <w:lang w:val="tr-TR" w:bidi="ar-SA"/>
+        </w:rPr>
+        <w:t>Meğâzî</w:t>
+      </w:r>
+      <w:r>
+        <w:rPr>
+          <w:rFonts w:ascii="Calibri" w:hAnsi="Calibri" w:cs="Calibri" w:eastAsia="Calibri"/>
+          <w:color w:val="222222"/>
+          <w:sz w:val="21"/>
+          <w:szCs w:val="21"/>
+          <w:lang w:val="tr-TR" w:bidi="ar-SA"/>
+        </w:rPr>
+        <w:t>, 24) Demek ki affeden insan kendini korumak için sınır koyabilir: Kalbinden kini söker, ama tedbiri elden bırakmaz.</w:t>
       </w:r>
     </w:p>
     <w:p>
@@ -5680,12 +7940,25 @@
                 <w:rFonts w:ascii="Calibri" w:hAnsi="Calibri" w:cs="Calibri" w:eastAsia="Calibri"/>
                 <w:b/>
                 <w:bCs/>
+                <w:noProof/>
                 <w:color w:val="141414"/>
                 <w:sz w:val="20"/>
                 <w:szCs w:val="20"/>
                 <w:lang w:val="tr-TR" w:bidi="ar-SA"/>
               </w:rPr>
-              <w:t>Takvâ ehlinin vasıfları</w:t>
+              <w:t>Takvâ</w:t>
+            </w:r>
+            <w:r>
+              <w:rPr>
+                <w:rFonts w:ascii="Calibri" w:hAnsi="Calibri" w:cs="Calibri" w:eastAsia="Calibri"/>
+                <w:b/>
+                <w:bCs/>
+                <w:color w:val="141414"/>
+                <w:sz w:val="20"/>
+                <w:szCs w:val="20"/>
+                <w:lang w:val="tr-TR" w:bidi="ar-SA"/>
+              </w:rPr>
+              <w:t xml:space="preserve"> ehlinin vasıfları</w:t>
             </w:r>
           </w:p>
           <w:p>
@@ -5743,12 +8016,38 @@
                 <w:rFonts w:ascii="Calibri" w:hAnsi="Calibri" w:cs="Calibri" w:eastAsia="Calibri"/>
                 <w:b/>
                 <w:bCs/>
+                <w:noProof/>
                 <w:color w:val="475569"/>
                 <w:sz w:val="17"/>
                 <w:szCs w:val="17"/>
                 <w:lang w:val="tr-TR" w:bidi="ar-SA"/>
               </w:rPr>
-              <w:t>[Âl-i İmrân, 3/134]</w:t>
+              <w:t>[</w:t>
+            </w:r>
+            <w:r>
+              <w:rPr>
+                <w:rFonts w:ascii="Calibri" w:hAnsi="Calibri" w:cs="Calibri" w:eastAsia="Calibri"/>
+                <w:b/>
+                <w:bCs/>
+                <w:noProof/>
+                <w:color w:val="475569"/>
+                <w:sz w:val="17"/>
+                <w:szCs w:val="17"/>
+                <w:lang w:val="tr-TR" w:bidi="ar-SA"/>
+              </w:rPr>
+              <w:t>Âl</w:t>
+            </w:r>
+            <w:r>
+              <w:rPr>
+                <w:rFonts w:ascii="Calibri" w:hAnsi="Calibri" w:cs="Calibri" w:eastAsia="Calibri"/>
+                <w:b/>
+                <w:bCs/>
+                <w:color w:val="475569"/>
+                <w:sz w:val="17"/>
+                <w:szCs w:val="17"/>
+                <w:lang w:val="tr-TR" w:bidi="ar-SA"/>
+              </w:rPr>
+              <w:t>-i İmrân, 3/134]</w:t>
             </w:r>
           </w:p>
         </w:tc>
@@ -5820,7 +8119,28 @@
           <w:szCs w:val="21"/>
           <w:lang w:val="tr-TR" w:bidi="ar-SA"/>
         </w:rPr>
-        <w:t xml:space="preserve"> ise öfkesini yenen, gücü yettiği hâlde zarar gördüğü kimselerden intikam almaya kalkışmayan kişidir. (Kur’an Yolu, I, 671–674) Kelimenin aslında, ağzına kadar dolmuş kırbanın ağzını sıkıca bağlamak anlamı vardır. Öfkeyi yutan insan, taşmak üzere olan kırbanın ağzını bağlayan insan gibidir. Âyetteki sıralama bize yükselen üç basamak gösterir:</w:t>
+        <w:t xml:space="preserve"> ise öfkesini yenen, gücü yettiği hâlde zarar gördüğü kimselerden intikam almaya kalkışmayan kişidir. (Kur’an Yolu, I, 671–674) Kelimenin aslında, ağzına kadar dolmuş kırbanın ağzını sıkıca bağlamak anlamı vardır. Öfkeyi yutan insan, taşmak üzere olan kırbanın ağzını bağlayan insan gibidir. </w:t>
+      </w:r>
+      <w:r>
+        <w:rPr>
+          <w:rFonts w:ascii="Calibri" w:hAnsi="Calibri" w:cs="Calibri" w:eastAsia="Calibri"/>
+          <w:noProof/>
+          <w:color w:val="222222"/>
+          <w:sz w:val="21"/>
+          <w:szCs w:val="21"/>
+          <w:lang w:val="tr-TR" w:bidi="ar-SA"/>
+        </w:rPr>
+        <w:t>Âyetteki</w:t>
+      </w:r>
+      <w:r>
+        <w:rPr>
+          <w:rFonts w:ascii="Calibri" w:hAnsi="Calibri" w:cs="Calibri" w:eastAsia="Calibri"/>
+          <w:color w:val="222222"/>
+          <w:sz w:val="21"/>
+          <w:szCs w:val="21"/>
+          <w:lang w:val="tr-TR" w:bidi="ar-SA"/>
+        </w:rPr>
+        <w:t xml:space="preserve"> sıralama bize yükselen üç basamak gösterir:</w:t>
       </w:r>
     </w:p>
     <w:p>
@@ -5889,12 +8209,235 @@
       <w:r>
         <w:rPr>
           <w:rFonts w:ascii="Calibri" w:hAnsi="Calibri" w:cs="Calibri" w:eastAsia="Calibri"/>
+          <w:noProof/>
           <w:color w:val="222222"/>
           <w:sz w:val="21"/>
           <w:szCs w:val="21"/>
           <w:lang w:val="tr-TR" w:bidi="ar-SA"/>
         </w:rPr>
-        <w:t>Şûrâ sûresi de müminleri «öfkelendiklerinde bile bağışlayanlar» olarak anar (42/37). Abdullah b. Mübârek’e «Güzel ahlâkı bize tek kelimeyle anlat» dendiğinde «Öfkeyi terk etmektir» cevabını vermiştir. (İbn Receb, Câmiu’l-ulûm ve’l-hikem, 16. hadisin şerhi) Peygamberimiz de Abdülkays heyetinin reisi Eşecc’e «Sende Allah’ın sevdiği iki haslet var: hilim ve teennî» buyurmuştur. (Müslim, Îmân, 25) Hilim öfkeye hâkim olan yumuşak huy, teennî ise acele etmeden düşünerek davranmaktır.</w:t>
+        <w:t>Şûrâ</w:t>
+      </w:r>
+      <w:r>
+        <w:rPr>
+          <w:rFonts w:ascii="Calibri" w:hAnsi="Calibri" w:cs="Calibri" w:eastAsia="Calibri"/>
+          <w:noProof/>
+          <w:color w:val="222222"/>
+          <w:sz w:val="21"/>
+          <w:szCs w:val="21"/>
+          <w:lang w:val="tr-TR" w:bidi="ar-SA"/>
+        </w:rPr>
+        <w:t xml:space="preserve"> </w:t>
+      </w:r>
+      <w:r>
+        <w:rPr>
+          <w:rFonts w:ascii="Calibri" w:hAnsi="Calibri" w:cs="Calibri" w:eastAsia="Calibri"/>
+          <w:noProof/>
+          <w:color w:val="222222"/>
+          <w:sz w:val="21"/>
+          <w:szCs w:val="21"/>
+          <w:lang w:val="tr-TR" w:bidi="ar-SA"/>
+        </w:rPr>
+        <w:t>sûresi</w:t>
+      </w:r>
+      <w:r>
+        <w:rPr>
+          <w:rFonts w:ascii="Calibri" w:hAnsi="Calibri" w:cs="Calibri" w:eastAsia="Calibri"/>
+          <w:color w:val="222222"/>
+          <w:sz w:val="21"/>
+          <w:szCs w:val="21"/>
+          <w:lang w:val="tr-TR" w:bidi="ar-SA"/>
+        </w:rPr>
+        <w:t xml:space="preserve"> de müminleri «öfkelendiklerinde bile bağışlayanlar» olarak anar (42/37). Abdullah b. </w:t>
+      </w:r>
+      <w:r>
+        <w:rPr>
+          <w:rFonts w:ascii="Calibri" w:hAnsi="Calibri" w:cs="Calibri" w:eastAsia="Calibri"/>
+          <w:noProof/>
+          <w:color w:val="222222"/>
+          <w:sz w:val="21"/>
+          <w:szCs w:val="21"/>
+          <w:lang w:val="tr-TR" w:bidi="ar-SA"/>
+        </w:rPr>
+        <w:t>Mübârek’e</w:t>
+      </w:r>
+      <w:r>
+        <w:rPr>
+          <w:rFonts w:ascii="Calibri" w:hAnsi="Calibri" w:cs="Calibri" w:eastAsia="Calibri"/>
+          <w:color w:val="222222"/>
+          <w:sz w:val="21"/>
+          <w:szCs w:val="21"/>
+          <w:lang w:val="tr-TR" w:bidi="ar-SA"/>
+        </w:rPr>
+        <w:t xml:space="preserve"> «Güzel ahlâkı bize tek kelimeyle anlat» dendiğinde «Öfkeyi terk etmektir» cevabını vermiştir. (İbn </w:t>
+      </w:r>
+      <w:r>
+        <w:rPr>
+          <w:rFonts w:ascii="Calibri" w:hAnsi="Calibri" w:cs="Calibri" w:eastAsia="Calibri"/>
+          <w:noProof/>
+          <w:color w:val="222222"/>
+          <w:sz w:val="21"/>
+          <w:szCs w:val="21"/>
+          <w:lang w:val="tr-TR" w:bidi="ar-SA"/>
+        </w:rPr>
+        <w:t>Receb</w:t>
+      </w:r>
+      <w:r>
+        <w:rPr>
+          <w:rFonts w:ascii="Calibri" w:hAnsi="Calibri" w:cs="Calibri" w:eastAsia="Calibri"/>
+          <w:noProof/>
+          <w:color w:val="222222"/>
+          <w:sz w:val="21"/>
+          <w:szCs w:val="21"/>
+          <w:lang w:val="tr-TR" w:bidi="ar-SA"/>
+        </w:rPr>
+        <w:t xml:space="preserve">, </w:t>
+      </w:r>
+      <w:r>
+        <w:rPr>
+          <w:rFonts w:ascii="Calibri" w:hAnsi="Calibri" w:cs="Calibri" w:eastAsia="Calibri"/>
+          <w:noProof/>
+          <w:color w:val="222222"/>
+          <w:sz w:val="21"/>
+          <w:szCs w:val="21"/>
+          <w:lang w:val="tr-TR" w:bidi="ar-SA"/>
+        </w:rPr>
+        <w:t>Câmiu’l</w:t>
+      </w:r>
+      <w:r>
+        <w:rPr>
+          <w:rFonts w:ascii="Calibri" w:hAnsi="Calibri" w:cs="Calibri" w:eastAsia="Calibri"/>
+          <w:color w:val="222222"/>
+          <w:sz w:val="21"/>
+          <w:szCs w:val="21"/>
+          <w:lang w:val="tr-TR" w:bidi="ar-SA"/>
+        </w:rPr>
+        <w:t xml:space="preserve">-ulûm ve’l-hikem, 16. hadisin şerhi) Peygamberimiz de </w:t>
+      </w:r>
+      <w:r>
+        <w:rPr>
+          <w:rFonts w:ascii="Calibri" w:hAnsi="Calibri" w:cs="Calibri" w:eastAsia="Calibri"/>
+          <w:noProof/>
+          <w:color w:val="222222"/>
+          <w:sz w:val="21"/>
+          <w:szCs w:val="21"/>
+          <w:lang w:val="tr-TR" w:bidi="ar-SA"/>
+        </w:rPr>
+        <w:t>Abdülkays</w:t>
+      </w:r>
+      <w:r>
+        <w:rPr>
+          <w:rFonts w:ascii="Calibri" w:hAnsi="Calibri" w:cs="Calibri" w:eastAsia="Calibri"/>
+          <w:color w:val="222222"/>
+          <w:sz w:val="21"/>
+          <w:szCs w:val="21"/>
+          <w:lang w:val="tr-TR" w:bidi="ar-SA"/>
+        </w:rPr>
+        <w:t xml:space="preserve"> heyetinin reisi </w:t>
+      </w:r>
+      <w:r>
+        <w:rPr>
+          <w:rFonts w:ascii="Calibri" w:hAnsi="Calibri" w:cs="Calibri" w:eastAsia="Calibri"/>
+          <w:noProof/>
+          <w:color w:val="222222"/>
+          <w:sz w:val="21"/>
+          <w:szCs w:val="21"/>
+          <w:lang w:val="tr-TR" w:bidi="ar-SA"/>
+        </w:rPr>
+        <w:t>Eşecc’e</w:t>
+      </w:r>
+      <w:r>
+        <w:rPr>
+          <w:rFonts w:ascii="Calibri" w:hAnsi="Calibri" w:cs="Calibri" w:eastAsia="Calibri"/>
+          <w:color w:val="222222"/>
+          <w:sz w:val="21"/>
+          <w:szCs w:val="21"/>
+          <w:lang w:val="tr-TR" w:bidi="ar-SA"/>
+        </w:rPr>
+        <w:t xml:space="preserve"> «Sende Allah’ın sevdiği iki haslet var: </w:t>
+      </w:r>
+      <w:r>
+        <w:rPr>
+          <w:rFonts w:ascii="Calibri" w:hAnsi="Calibri" w:cs="Calibri" w:eastAsia="Calibri"/>
+          <w:noProof/>
+          <w:color w:val="222222"/>
+          <w:sz w:val="21"/>
+          <w:szCs w:val="21"/>
+          <w:lang w:val="tr-TR" w:bidi="ar-SA"/>
+        </w:rPr>
+        <w:t>hilim</w:t>
+      </w:r>
+      <w:r>
+        <w:rPr>
+          <w:rFonts w:ascii="Calibri" w:hAnsi="Calibri" w:cs="Calibri" w:eastAsia="Calibri"/>
+          <w:color w:val="222222"/>
+          <w:sz w:val="21"/>
+          <w:szCs w:val="21"/>
+          <w:lang w:val="tr-TR" w:bidi="ar-SA"/>
+        </w:rPr>
+        <w:t xml:space="preserve"> ve </w:t>
+      </w:r>
+      <w:r>
+        <w:rPr>
+          <w:rFonts w:ascii="Calibri" w:hAnsi="Calibri" w:cs="Calibri" w:eastAsia="Calibri"/>
+          <w:noProof/>
+          <w:color w:val="222222"/>
+          <w:sz w:val="21"/>
+          <w:szCs w:val="21"/>
+          <w:lang w:val="tr-TR" w:bidi="ar-SA"/>
+        </w:rPr>
+        <w:t>teennî</w:t>
+      </w:r>
+      <w:r>
+        <w:rPr>
+          <w:rFonts w:ascii="Calibri" w:hAnsi="Calibri" w:cs="Calibri" w:eastAsia="Calibri"/>
+          <w:color w:val="222222"/>
+          <w:sz w:val="21"/>
+          <w:szCs w:val="21"/>
+          <w:lang w:val="tr-TR" w:bidi="ar-SA"/>
+        </w:rPr>
+        <w:t xml:space="preserve">» buyurmuştur. (Müslim, </w:t>
+      </w:r>
+      <w:r>
+        <w:rPr>
+          <w:rFonts w:ascii="Calibri" w:hAnsi="Calibri" w:cs="Calibri" w:eastAsia="Calibri"/>
+          <w:noProof/>
+          <w:color w:val="222222"/>
+          <w:sz w:val="21"/>
+          <w:szCs w:val="21"/>
+          <w:lang w:val="tr-TR" w:bidi="ar-SA"/>
+        </w:rPr>
+        <w:t>Îmân</w:t>
+      </w:r>
+      <w:r>
+        <w:rPr>
+          <w:rFonts w:ascii="Calibri" w:hAnsi="Calibri" w:cs="Calibri" w:eastAsia="Calibri"/>
+          <w:color w:val="222222"/>
+          <w:sz w:val="21"/>
+          <w:szCs w:val="21"/>
+          <w:lang w:val="tr-TR" w:bidi="ar-SA"/>
+        </w:rPr>
+        <w:t xml:space="preserve">, 25) Hilim öfkeye hâkim olan yumuşak huy, </w:t>
+      </w:r>
+      <w:r>
+        <w:rPr>
+          <w:rFonts w:ascii="Calibri" w:hAnsi="Calibri" w:cs="Calibri" w:eastAsia="Calibri"/>
+          <w:noProof/>
+          <w:color w:val="222222"/>
+          <w:sz w:val="21"/>
+          <w:szCs w:val="21"/>
+          <w:lang w:val="tr-TR" w:bidi="ar-SA"/>
+        </w:rPr>
+        <w:t>teennî</w:t>
+      </w:r>
+      <w:r>
+        <w:rPr>
+          <w:rFonts w:ascii="Calibri" w:hAnsi="Calibri" w:cs="Calibri" w:eastAsia="Calibri"/>
+          <w:color w:val="222222"/>
+          <w:sz w:val="21"/>
+          <w:szCs w:val="21"/>
+          <w:lang w:val="tr-TR" w:bidi="ar-SA"/>
+        </w:rPr>
+        <w:t xml:space="preserve"> ise acele etmeden düşünerek davranmaktır.</w:t>
       </w:r>
     </w:p>
     <w:p>
@@ -6039,7 +8582,32 @@
                 <w:szCs w:val="20"/>
                 <w:lang w:val="tr-TR" w:bidi="ar-SA"/>
               </w:rPr>
-              <w:t>Bir adam Peygamberimize «Bana öğüt ver» dedi. Peygamberimiz «Öfkelenme!» buyurdu. Adam isteğini birkaç defa tekrarladı; Resûlullah her defasında «Öfkelenme!» buyurdu.</w:t>
+              <w:t xml:space="preserve">Bir adam Peygamberimize «Bana öğüt ver» dedi. Peygamberimiz «Öfkelenme!» buyurdu. Adam isteğini birkaç defa tekrarladı; </w:t>
+            </w:r>
+            <w:r>
+              <w:rPr>
+                <w:rFonts w:ascii="Calibri" w:hAnsi="Calibri" w:cs="Calibri" w:eastAsia="Calibri"/>
+                <w:i/>
+                <w:iCs/>
+                <w:noProof/>
+                <w:color w:val="222222"/>
+                <w:sz w:val="20"/>
+                <w:szCs w:val="20"/>
+                <w:lang w:val="tr-TR" w:bidi="ar-SA"/>
+              </w:rPr>
+              <w:t>Resûlullah</w:t>
+            </w:r>
+            <w:r>
+              <w:rPr>
+                <w:rFonts w:ascii="Calibri" w:hAnsi="Calibri" w:cs="Calibri" w:eastAsia="Calibri"/>
+                <w:i/>
+                <w:iCs/>
+                <w:color w:val="222222"/>
+                <w:sz w:val="20"/>
+                <w:szCs w:val="20"/>
+                <w:lang w:val="tr-TR" w:bidi="ar-SA"/>
+              </w:rPr>
+              <w:t xml:space="preserve"> her defasında «Öfkelenme!» buyurdu.</w:t>
             </w:r>
           </w:p>
           <w:p>
@@ -6087,7 +8655,28 @@
           <w:szCs w:val="21"/>
           <w:lang w:val="tr-TR" w:bidi="ar-SA"/>
         </w:rPr>
-        <w:t>Adam belki uzun bir nasihat bekliyordu; Resûlullah ise tek kelimeyle birçok kapıyı açan anahtarı verdi. Çünkü kötülüklerin birçoğu öfkenin açtığı kapıdan girer: kırıcı söz, hakaret, iftira, öfkeyle edilen yeminler ve boşanma sözleri, şiddet, yıllarca süren küslükler… Öfkeyi idare eden, bu kapıların çoğunu kapatmış olur.</w:t>
+        <w:t xml:space="preserve">Adam belki uzun bir nasihat bekliyordu; </w:t>
+      </w:r>
+      <w:r>
+        <w:rPr>
+          <w:rFonts w:ascii="Calibri" w:hAnsi="Calibri" w:cs="Calibri" w:eastAsia="Calibri"/>
+          <w:noProof/>
+          <w:color w:val="222222"/>
+          <w:sz w:val="21"/>
+          <w:szCs w:val="21"/>
+          <w:lang w:val="tr-TR" w:bidi="ar-SA"/>
+        </w:rPr>
+        <w:t>Resûlullah</w:t>
+      </w:r>
+      <w:r>
+        <w:rPr>
+          <w:rFonts w:ascii="Calibri" w:hAnsi="Calibri" w:cs="Calibri" w:eastAsia="Calibri"/>
+          <w:color w:val="222222"/>
+          <w:sz w:val="21"/>
+          <w:szCs w:val="21"/>
+          <w:lang w:val="tr-TR" w:bidi="ar-SA"/>
+        </w:rPr>
+        <w:t xml:space="preserve"> ise tek kelimeyle birçok kapıyı açan anahtarı verdi. Çünkü kötülüklerin birçoğu öfkenin açtığı kapıdan girer: kırıcı söz, hakaret, iftira, öfkeyle edilen yeminler ve boşanma sözleri, şiddet, yıllarca süren küslükler… Öfkeyi idare eden, bu kapıların çoğunu kapatmış olur.</w:t>
       </w:r>
     </w:p>
     <w:tbl>
@@ -6254,7 +8843,28 @@
           <w:szCs w:val="21"/>
           <w:lang w:val="tr-TR" w:bidi="ar-SA"/>
         </w:rPr>
-        <w:t xml:space="preserve">Peygamberimiz, gücü yettiği hâlde öfkesini yutan kimseyi Allah’ın kıyamet günü herkesin önünde çağırıp ona dilediği hûriyi seçme imkânı vereceğini müjdelemiştir. (Ebû Dâvûd, Edeb, 3; Tirmizî, Birr, 74) </w:t>
+        <w:t xml:space="preserve">Peygamberimiz, gücü yettiği hâlde öfkesini yutan kimseyi Allah’ın kıyamet günü herkesin önünde çağırıp ona dilediği </w:t>
+      </w:r>
+      <w:r>
+        <w:rPr>
+          <w:rFonts w:ascii="Calibri" w:hAnsi="Calibri" w:cs="Calibri" w:eastAsia="Calibri"/>
+          <w:noProof/>
+          <w:color w:val="222222"/>
+          <w:sz w:val="21"/>
+          <w:szCs w:val="21"/>
+          <w:lang w:val="tr-TR" w:bidi="ar-SA"/>
+        </w:rPr>
+        <w:t>hûriyi</w:t>
+      </w:r>
+      <w:r>
+        <w:rPr>
+          <w:rFonts w:ascii="Calibri" w:hAnsi="Calibri" w:cs="Calibri" w:eastAsia="Calibri"/>
+          <w:color w:val="222222"/>
+          <w:sz w:val="21"/>
+          <w:szCs w:val="21"/>
+          <w:lang w:val="tr-TR" w:bidi="ar-SA"/>
+        </w:rPr>
+        <w:t xml:space="preserve"> seçme imkânı vereceğini müjdelemiştir. (Ebû Dâvûd, Edeb, 3; Tirmizî, Birr, 74) </w:t>
       </w:r>
       <w:r>
         <w:rPr>
@@ -6590,7 +9200,70 @@
           <w:szCs w:val="21"/>
           <w:lang w:val="tr-TR" w:bidi="ar-SA"/>
         </w:rPr>
-        <w:t>Birbirine öfkelenen iki kişiyi gören Resûlullah, «Bir söz biliyorum; onu söylese öfkesi gider: Eûzü billâhi mine’ş-şeytâni’r-racîm» buyurmuştur. (Buhârî, Edeb, 76; Müslim, Birr, 109)</w:t>
+        <w:t xml:space="preserve">Birbirine öfkelenen iki kişiyi gören </w:t>
+      </w:r>
+      <w:r>
+        <w:rPr>
+          <w:rFonts w:ascii="Calibri" w:hAnsi="Calibri" w:cs="Calibri" w:eastAsia="Calibri"/>
+          <w:noProof/>
+          <w:color w:val="222222"/>
+          <w:sz w:val="21"/>
+          <w:szCs w:val="21"/>
+          <w:lang w:val="tr-TR" w:bidi="ar-SA"/>
+        </w:rPr>
+        <w:t>Resûlullah</w:t>
+      </w:r>
+      <w:r>
+        <w:rPr>
+          <w:rFonts w:ascii="Calibri" w:hAnsi="Calibri" w:cs="Calibri" w:eastAsia="Calibri"/>
+          <w:color w:val="222222"/>
+          <w:sz w:val="21"/>
+          <w:szCs w:val="21"/>
+          <w:lang w:val="tr-TR" w:bidi="ar-SA"/>
+        </w:rPr>
+        <w:t xml:space="preserve">, «Bir söz biliyorum; onu söylese öfkesi gider: </w:t>
+      </w:r>
+      <w:r>
+        <w:rPr>
+          <w:rFonts w:ascii="Calibri" w:hAnsi="Calibri" w:cs="Calibri" w:eastAsia="Calibri"/>
+          <w:noProof/>
+          <w:color w:val="222222"/>
+          <w:sz w:val="21"/>
+          <w:szCs w:val="21"/>
+          <w:lang w:val="tr-TR" w:bidi="ar-SA"/>
+        </w:rPr>
+        <w:t>Eûzü</w:t>
+      </w:r>
+      <w:r>
+        <w:rPr>
+          <w:rFonts w:ascii="Calibri" w:hAnsi="Calibri" w:cs="Calibri" w:eastAsia="Calibri"/>
+          <w:color w:val="222222"/>
+          <w:sz w:val="21"/>
+          <w:szCs w:val="21"/>
+          <w:lang w:val="tr-TR" w:bidi="ar-SA"/>
+        </w:rPr>
+        <w:t xml:space="preserve"> billâhi </w:t>
+      </w:r>
+      <w:r>
+        <w:rPr>
+          <w:rFonts w:ascii="Calibri" w:hAnsi="Calibri" w:cs="Calibri" w:eastAsia="Calibri"/>
+          <w:noProof/>
+          <w:color w:val="222222"/>
+          <w:sz w:val="21"/>
+          <w:szCs w:val="21"/>
+          <w:lang w:val="tr-TR" w:bidi="ar-SA"/>
+        </w:rPr>
+        <w:t>mine’ş-şeytâni’r-racîm</w:t>
+      </w:r>
+      <w:r>
+        <w:rPr>
+          <w:rFonts w:ascii="Calibri" w:hAnsi="Calibri" w:cs="Calibri" w:eastAsia="Calibri"/>
+          <w:color w:val="222222"/>
+          <w:sz w:val="21"/>
+          <w:szCs w:val="21"/>
+          <w:lang w:val="tr-TR" w:bidi="ar-SA"/>
+        </w:rPr>
+        <w:t>» buyurmuştur. (Buhârî, Edeb, 76; Müslim, Birr, 109)</w:t>
       </w:r>
     </w:p>
     <w:p>
@@ -6766,7 +9439,28 @@
           <w:szCs w:val="21"/>
           <w:lang w:val="tr-TR" w:bidi="ar-SA"/>
         </w:rPr>
-        <w:t>Öfkeyle karar verilmez, mesaj gönderilmez, yemin edilmez. Hilim ve teennî, kararı sakin bir saate bırakmayı öğretir.</w:t>
+        <w:t xml:space="preserve">Öfkeyle karar verilmez, mesaj gönderilmez, yemin edilmez. Hilim ve </w:t>
+      </w:r>
+      <w:r>
+        <w:rPr>
+          <w:rFonts w:ascii="Calibri" w:hAnsi="Calibri" w:cs="Calibri" w:eastAsia="Calibri"/>
+          <w:noProof/>
+          <w:color w:val="222222"/>
+          <w:sz w:val="21"/>
+          <w:szCs w:val="21"/>
+          <w:lang w:val="tr-TR" w:bidi="ar-SA"/>
+        </w:rPr>
+        <w:t>teennî</w:t>
+      </w:r>
+      <w:r>
+        <w:rPr>
+          <w:rFonts w:ascii="Calibri" w:hAnsi="Calibri" w:cs="Calibri" w:eastAsia="Calibri"/>
+          <w:color w:val="222222"/>
+          <w:sz w:val="21"/>
+          <w:szCs w:val="21"/>
+          <w:lang w:val="tr-TR" w:bidi="ar-SA"/>
+        </w:rPr>
+        <w:t>, kararı sakin bir saate bırakmayı öğretir.</w:t>
       </w:r>
     </w:p>
     <w:tbl>
@@ -6900,12 +9594,39 @@
                 <w:rFonts w:ascii="Calibri" w:hAnsi="Calibri" w:cs="Calibri" w:eastAsia="Calibri"/>
                 <w:b/>
                 <w:bCs/>
+                <w:noProof/>
                 <w:color w:val="475569"/>
                 <w:sz w:val="17"/>
                 <w:szCs w:val="17"/>
                 <w:lang w:val="tr-TR" w:bidi="ar-SA"/>
               </w:rPr>
-              <w:t>[Fussilet, 41/36]</w:t>
+              <w:t>[</w:t>
+            </w:r>
+            <w:r>
+              <w:rPr>
+                <w:rFonts w:ascii="Calibri" w:hAnsi="Calibri" w:cs="Calibri" w:eastAsia="Calibri"/>
+                <w:b/>
+                <w:bCs/>
+                <w:noProof/>
+                <w:color w:val="475569"/>
+                <w:sz w:val="17"/>
+                <w:szCs w:val="17"/>
+                <w:lang w:val="tr-TR" w:bidi="ar-SA"/>
+              </w:rPr>
+              <w:t>Fussilet</w:t>
+            </w:r>
+            <w:r>
+              <w:rPr>
+                <w:rFonts w:ascii="Calibri" w:hAnsi="Calibri" w:cs="Calibri" w:eastAsia="Calibri"/>
+                <w:b/>
+                <w:bCs/>
+                <w:noProof/>
+                <w:color w:val="475569"/>
+                <w:sz w:val="17"/>
+                <w:szCs w:val="17"/>
+                <w:lang w:val="tr-TR" w:bidi="ar-SA"/>
+              </w:rPr>
+              <w:t>, 41/36]</w:t>
             </w:r>
           </w:p>
         </w:tc>
@@ -7022,7 +9743,49 @@
           <w:szCs w:val="21"/>
           <w:lang w:val="tr-TR" w:bidi="ar-SA"/>
         </w:rPr>
-        <w:t>Öfkenin en çok yara açtığı yer evdir; çünkü en yakınımıza karşı kendimizi en az tutarız. Hz. Enes on yıl Resûlullah’a hizmet etmiş ve ondan bir kez bile «öf» sözünü işitmediğini söylemiştir. (Müslim, Fezâil, 51) Çocuğa bağırarak verilen terbiye korku öğretir; sakin ve kararlı söz ise güven öğretir. Eşler arasında bir anlık öfkeyle söylenen sözler ve yeminler, ömürlük pişmanlıklara yol açabilir.</w:t>
+        <w:t xml:space="preserve">Öfkenin en çok yara açtığı yer evdir; çünkü en yakınımıza karşı kendimizi en az tutarız. Hz. Enes on yıl </w:t>
+      </w:r>
+      <w:r>
+        <w:rPr>
+          <w:rFonts w:ascii="Calibri" w:hAnsi="Calibri" w:cs="Calibri" w:eastAsia="Calibri"/>
+          <w:noProof/>
+          <w:color w:val="222222"/>
+          <w:sz w:val="21"/>
+          <w:szCs w:val="21"/>
+          <w:lang w:val="tr-TR" w:bidi="ar-SA"/>
+        </w:rPr>
+        <w:t>Resûlullah’a</w:t>
+      </w:r>
+      <w:r>
+        <w:rPr>
+          <w:rFonts w:ascii="Calibri" w:hAnsi="Calibri" w:cs="Calibri" w:eastAsia="Calibri"/>
+          <w:color w:val="222222"/>
+          <w:sz w:val="21"/>
+          <w:szCs w:val="21"/>
+          <w:lang w:val="tr-TR" w:bidi="ar-SA"/>
+        </w:rPr>
+        <w:t xml:space="preserve"> hizmet etmiş ve ondan bir kez bile «öf» sözünü işitmediğini söylemiştir. (Müslim, </w:t>
+      </w:r>
+      <w:r>
+        <w:rPr>
+          <w:rFonts w:ascii="Calibri" w:hAnsi="Calibri" w:cs="Calibri" w:eastAsia="Calibri"/>
+          <w:noProof/>
+          <w:color w:val="222222"/>
+          <w:sz w:val="21"/>
+          <w:szCs w:val="21"/>
+          <w:lang w:val="tr-TR" w:bidi="ar-SA"/>
+        </w:rPr>
+        <w:t>Fezâil</w:t>
+      </w:r>
+      <w:r>
+        <w:rPr>
+          <w:rFonts w:ascii="Calibri" w:hAnsi="Calibri" w:cs="Calibri" w:eastAsia="Calibri"/>
+          <w:color w:val="222222"/>
+          <w:sz w:val="21"/>
+          <w:szCs w:val="21"/>
+          <w:lang w:val="tr-TR" w:bidi="ar-SA"/>
+        </w:rPr>
+        <w:t>, 51) Çocuğa bağırarak verilen terbiye korku öğretir; sakin ve kararlı söz ise güven öğretir. Eşler arasında bir anlık öfkeyle söylenen sözler ve yeminler, ömürlük pişmanlıklara yol açabilir.</w:t>
       </w:r>
     </w:p>
     <w:tbl>
@@ -7156,12 +9919,63 @@
                 <w:rFonts w:ascii="Calibri" w:hAnsi="Calibri" w:cs="Calibri" w:eastAsia="Calibri"/>
                 <w:b/>
                 <w:bCs/>
+                <w:noProof/>
                 <w:color w:val="475569"/>
                 <w:sz w:val="17"/>
                 <w:szCs w:val="17"/>
                 <w:lang w:val="tr-TR" w:bidi="ar-SA"/>
               </w:rPr>
-              <w:t>[Âl-i İmrân, 3/159; âyetten bölüm]</w:t>
+              <w:t>[</w:t>
+            </w:r>
+            <w:r>
+              <w:rPr>
+                <w:rFonts w:ascii="Calibri" w:hAnsi="Calibri" w:cs="Calibri" w:eastAsia="Calibri"/>
+                <w:b/>
+                <w:bCs/>
+                <w:noProof/>
+                <w:color w:val="475569"/>
+                <w:sz w:val="17"/>
+                <w:szCs w:val="17"/>
+                <w:lang w:val="tr-TR" w:bidi="ar-SA"/>
+              </w:rPr>
+              <w:t>Âl</w:t>
+            </w:r>
+            <w:r>
+              <w:rPr>
+                <w:rFonts w:ascii="Calibri" w:hAnsi="Calibri" w:cs="Calibri" w:eastAsia="Calibri"/>
+                <w:b/>
+                <w:bCs/>
+                <w:color w:val="475569"/>
+                <w:sz w:val="17"/>
+                <w:szCs w:val="17"/>
+                <w:lang w:val="tr-TR" w:bidi="ar-SA"/>
+              </w:rPr>
+              <w:t xml:space="preserve">-i İmrân, 3/159; </w:t>
+            </w:r>
+            <w:r>
+              <w:rPr>
+                <w:rFonts w:ascii="Calibri" w:hAnsi="Calibri" w:cs="Calibri" w:eastAsia="Calibri"/>
+                <w:b/>
+                <w:bCs/>
+                <w:noProof/>
+                <w:color w:val="475569"/>
+                <w:sz w:val="17"/>
+                <w:szCs w:val="17"/>
+                <w:lang w:val="tr-TR" w:bidi="ar-SA"/>
+              </w:rPr>
+              <w:t>âyetten</w:t>
+            </w:r>
+            <w:r>
+              <w:rPr>
+                <w:rFonts w:ascii="Calibri" w:hAnsi="Calibri" w:cs="Calibri" w:eastAsia="Calibri"/>
+                <w:b/>
+                <w:bCs/>
+                <w:color w:val="475569"/>
+                <w:sz w:val="17"/>
+                <w:szCs w:val="17"/>
+                <w:lang w:val="tr-TR" w:bidi="ar-SA"/>
+              </w:rPr>
+              <w:t xml:space="preserve"> bölüm]</w:t>
             </w:r>
           </w:p>
         </w:tc>
@@ -7254,12 +10068,44 @@
       <w:r>
         <w:rPr>
           <w:rFonts w:ascii="Calibri" w:hAnsi="Calibri" w:cs="Calibri" w:eastAsia="Calibri"/>
+          <w:noProof/>
           <w:color w:val="222222"/>
           <w:sz w:val="21"/>
           <w:szCs w:val="21"/>
           <w:lang w:val="tr-TR" w:bidi="ar-SA"/>
         </w:rPr>
-        <w:t>Rahmân’ın kulları, cahiller kendilerine laf attığında «selâm» deyip geçerler. (Furkân, 25/63) Bu, zulme göz yummak değil vakarı korumaktır. Ayrımcılığa uğrayan kardeşimiz öfkesini söze ve şiddete değil, meşru şikâyet ve hukuk yollarına yöneltsin.</w:t>
+        <w:t>Rahmân’ın</w:t>
+      </w:r>
+      <w:r>
+        <w:rPr>
+          <w:rFonts w:ascii="Calibri" w:hAnsi="Calibri" w:cs="Calibri" w:eastAsia="Calibri"/>
+          <w:color w:val="222222"/>
+          <w:sz w:val="21"/>
+          <w:szCs w:val="21"/>
+          <w:lang w:val="tr-TR" w:bidi="ar-SA"/>
+        </w:rPr>
+        <w:t xml:space="preserve"> kulları, cahiller kendilerine laf attığında «selâm» deyip geçerler. (</w:t>
+      </w:r>
+      <w:r>
+        <w:rPr>
+          <w:rFonts w:ascii="Calibri" w:hAnsi="Calibri" w:cs="Calibri" w:eastAsia="Calibri"/>
+          <w:noProof/>
+          <w:color w:val="222222"/>
+          <w:sz w:val="21"/>
+          <w:szCs w:val="21"/>
+          <w:lang w:val="tr-TR" w:bidi="ar-SA"/>
+        </w:rPr>
+        <w:t>Furkân</w:t>
+      </w:r>
+      <w:r>
+        <w:rPr>
+          <w:rFonts w:ascii="Calibri" w:hAnsi="Calibri" w:cs="Calibri" w:eastAsia="Calibri"/>
+          <w:color w:val="222222"/>
+          <w:sz w:val="21"/>
+          <w:szCs w:val="21"/>
+          <w:lang w:val="tr-TR" w:bidi="ar-SA"/>
+        </w:rPr>
+        <w:t>, 25/63) Bu, zulme göz yummak değil vakarı korumaktır. Ayrımcılığa uğrayan kardeşimiz öfkesini söze ve şiddete değil, meşru şikâyet ve hukuk yollarına yöneltsin.</w:t>
       </w:r>
     </w:p>
     <w:p>
@@ -7303,7 +10149,29 @@
           <w:szCs w:val="21"/>
           <w:lang w:val="tr-TR" w:bidi="ar-SA"/>
         </w:rPr>
-        <w:t>Sosyal medyada öfkeyle yazılan bir yorum sesten daha uzağa gider; silinse bile izini bırakır. Öfkeliyken yazmayalım; yazdıysak göndermeden önce bekleyelim. Bir haberi doğruluğunu araştırmadan paylaşmayalım. (Hucurât, 49/6)</w:t>
+        <w:t>Sosyal medyada öfkeyle yazılan bir yorum sesten daha uzağa gider; silinse bile izini bırakır. Öfkeliyken yazmayalım; yazdıysak göndermeden önce bekleyelim. Bir haberi doğruluğunu araştırmadan paylaşmayalım. (</w:t>
+      </w:r>
+      <w:r>
+        <w:rPr>
+          <w:rFonts w:ascii="Calibri" w:hAnsi="Calibri" w:cs="Calibri" w:eastAsia="Calibri"/>
+          <w:noProof/>
+          <w:color w:val="222222"/>
+          <w:sz w:val="21"/>
+          <w:szCs w:val="21"/>
+          <w:lang w:val="tr-TR" w:bidi="ar-SA"/>
+        </w:rPr>
+        <w:t>Hucurât</w:t>
+      </w:r>
+      <w:r>
+        <w:rPr>
+          <w:rFonts w:ascii="Calibri" w:hAnsi="Calibri" w:cs="Calibri" w:eastAsia="Calibri"/>
+          <w:noProof/>
+          <w:color w:val="222222"/>
+          <w:sz w:val="21"/>
+          <w:szCs w:val="21"/>
+          <w:lang w:val="tr-TR" w:bidi="ar-SA"/>
+        </w:rPr>
+        <w:t>, 49/6)</w:t>
       </w:r>
     </w:p>
     <w:tbl>
@@ -7397,7 +10265,28 @@
                 <w:szCs w:val="20"/>
                 <w:lang w:val="tr-TR" w:bidi="ar-SA"/>
               </w:rPr>
-              <w:t xml:space="preserve">Akşam saatinde kalabalık bir markette kasada çalışan bir kardeşimiz, sıra uzadığı için sinirlenen bir müşterinin aşağılayıcı sözlerine muhatap olur. İçinden sert bir cevap vermek geçer; ama «Eûzü billâh» der, sesini yükseltmeden işini bitirir ve müşteriyi «İyi akşamlar» diyerek uğurlar. Ertesi gün aynı müşteri kasaya gelip özür diler. </w:t>
+              <w:t>Akşam saatinde kalabalık bir markette kasada çalışan bir kardeşimiz, sıra uzadığı için sinirlenen bir müşterinin aşağılayıcı sözlerine muhatap olur. İçinden sert bir cevap vermek geçer; ama «</w:t>
+            </w:r>
+            <w:r>
+              <w:rPr>
+                <w:rFonts w:ascii="Calibri" w:hAnsi="Calibri" w:cs="Calibri" w:eastAsia="Calibri"/>
+                <w:noProof/>
+                <w:color w:val="222222"/>
+                <w:sz w:val="20"/>
+                <w:szCs w:val="20"/>
+                <w:lang w:val="tr-TR" w:bidi="ar-SA"/>
+              </w:rPr>
+              <w:t>Eûzü</w:t>
+            </w:r>
+            <w:r>
+              <w:rPr>
+                <w:rFonts w:ascii="Calibri" w:hAnsi="Calibri" w:cs="Calibri" w:eastAsia="Calibri"/>
+                <w:color w:val="222222"/>
+                <w:sz w:val="20"/>
+                <w:szCs w:val="20"/>
+                <w:lang w:val="tr-TR" w:bidi="ar-SA"/>
+              </w:rPr>
+              <w:t xml:space="preserve"> billâh» der, sesini yükseltmeden işini bitirir ve müşteriyi «İyi akşamlar» diyerek uğurlar. Ertesi gün aynı müşteri kasaya gelip özür diler. </w:t>
             </w:r>
             <w:r>
               <w:rPr>
@@ -7770,7 +10659,32 @@
                 <w:szCs w:val="17"/>
                 <w:lang w:val="tr-TR" w:bidi="ar-SA"/>
               </w:rPr>
-              <w:t>[Tirmizî, İlim, 16 (2678); Tirmizî «hasen-garîb» demiştir; rivayetten bölüm]</w:t>
+              <w:t>[Tirmizî, İlim, 16 (2678); Tirmizî «</w:t>
+            </w:r>
+            <w:r>
+              <w:rPr>
+                <w:rFonts w:ascii="Calibri" w:hAnsi="Calibri" w:cs="Calibri" w:eastAsia="Calibri"/>
+                <w:b/>
+                <w:bCs/>
+                <w:noProof/>
+                <w:color w:val="475569"/>
+                <w:sz w:val="17"/>
+                <w:szCs w:val="17"/>
+                <w:lang w:val="tr-TR" w:bidi="ar-SA"/>
+              </w:rPr>
+              <w:t>hasen-garîb</w:t>
+            </w:r>
+            <w:r>
+              <w:rPr>
+                <w:rFonts w:ascii="Calibri" w:hAnsi="Calibri" w:cs="Calibri" w:eastAsia="Calibri"/>
+                <w:b/>
+                <w:bCs/>
+                <w:color w:val="475569"/>
+                <w:sz w:val="17"/>
+                <w:szCs w:val="17"/>
+                <w:lang w:val="tr-TR" w:bidi="ar-SA"/>
+              </w:rPr>
+              <w:t>» demiştir; rivayetten bölüm]</w:t>
             </w:r>
           </w:p>
         </w:tc>
@@ -8013,12 +10927,55 @@
             <w:r>
               <w:rPr>
                 <w:rFonts w:ascii="Calibri" w:hAnsi="Calibri" w:cs="Calibri" w:eastAsia="Calibri"/>
+                <w:noProof/>
                 <w:color w:val="2D2D2D"/>
                 <w:sz w:val="19"/>
                 <w:szCs w:val="19"/>
                 <w:lang w:val="tr-TR" w:bidi="ar-SA"/>
               </w:rPr>
-              <w:t>«Eûzü billâhi mine’ş-şeytâni’r-racîm» diyerek öfkemi Rabbime havale edeceğim.</w:t>
+              <w:t>«</w:t>
+            </w:r>
+            <w:r>
+              <w:rPr>
+                <w:rFonts w:ascii="Calibri" w:hAnsi="Calibri" w:cs="Calibri" w:eastAsia="Calibri"/>
+                <w:noProof/>
+                <w:color w:val="2D2D2D"/>
+                <w:sz w:val="19"/>
+                <w:szCs w:val="19"/>
+                <w:lang w:val="tr-TR" w:bidi="ar-SA"/>
+              </w:rPr>
+              <w:t>Eûzü</w:t>
+            </w:r>
+            <w:r>
+              <w:rPr>
+                <w:rFonts w:ascii="Calibri" w:hAnsi="Calibri" w:cs="Calibri" w:eastAsia="Calibri"/>
+                <w:color w:val="2D2D2D"/>
+                <w:sz w:val="19"/>
+                <w:szCs w:val="19"/>
+                <w:lang w:val="tr-TR" w:bidi="ar-SA"/>
+              </w:rPr>
+              <w:t xml:space="preserve"> billâhi </w:t>
+            </w:r>
+            <w:r>
+              <w:rPr>
+                <w:rFonts w:ascii="Calibri" w:hAnsi="Calibri" w:cs="Calibri" w:eastAsia="Calibri"/>
+                <w:noProof/>
+                <w:color w:val="2D2D2D"/>
+                <w:sz w:val="19"/>
+                <w:szCs w:val="19"/>
+                <w:lang w:val="tr-TR" w:bidi="ar-SA"/>
+              </w:rPr>
+              <w:t>mine’ş-şeytâni’r-racîm</w:t>
+            </w:r>
+            <w:r>
+              <w:rPr>
+                <w:rFonts w:ascii="Calibri" w:hAnsi="Calibri" w:cs="Calibri" w:eastAsia="Calibri"/>
+                <w:color w:val="2D2D2D"/>
+                <w:sz w:val="19"/>
+                <w:szCs w:val="19"/>
+                <w:lang w:val="tr-TR" w:bidi="ar-SA"/>
+              </w:rPr>
+              <w:t>» diyerek öfkemi Rabbime havale edeceğim.</w:t>
             </w:r>
           </w:p>
         </w:tc>
@@ -8801,12 +11758,25 @@
                 <w:rFonts w:ascii="Calibri" w:hAnsi="Calibri" w:cs="Calibri" w:eastAsia="Calibri"/>
                 <w:b/>
                 <w:bCs/>
+                <w:noProof/>
                 <w:color w:val="141414"/>
                 <w:sz w:val="20"/>
                 <w:szCs w:val="20"/>
                 <w:lang w:val="tr-TR" w:bidi="ar-SA"/>
               </w:rPr>
-              <w:t>İstiâze, hamd ve salavat</w:t>
+              <w:t>İstiâze</w:t>
+            </w:r>
+            <w:r>
+              <w:rPr>
+                <w:rFonts w:ascii="Calibri" w:hAnsi="Calibri" w:cs="Calibri" w:eastAsia="Calibri"/>
+                <w:b/>
+                <w:bCs/>
+                <w:color w:val="141414"/>
+                <w:sz w:val="20"/>
+                <w:szCs w:val="20"/>
+                <w:lang w:val="tr-TR" w:bidi="ar-SA"/>
+              </w:rPr>
+              <w:t>, hamd ve salavat</w:t>
             </w:r>
           </w:p>
           <w:p>
@@ -8845,6 +11815,7 @@
                 <w:rFonts w:ascii="Amiri" w:hAnsi="Amiri" w:cs="Amiri" w:eastAsia="Amiri"/>
                 <w:b/>
                 <w:bCs/>
+                <w:noProof/>
                 <w:color w:val="00695C"/>
                 <w:sz w:val="45"/>
                 <w:szCs w:val="45"/>
@@ -8892,7 +11863,32 @@
                 <w:szCs w:val="17"/>
                 <w:lang w:val="tr-TR" w:bidi="ar-SA"/>
               </w:rPr>
-              <w:t>[Hamd: Fâtiha, 1/2. İstiâze ve salavat: serbest dua lafzı]</w:t>
+              <w:t xml:space="preserve">[Hamd: Fâtiha, 1/2. </w:t>
+            </w:r>
+            <w:r>
+              <w:rPr>
+                <w:rFonts w:ascii="Calibri" w:hAnsi="Calibri" w:cs="Calibri" w:eastAsia="Calibri"/>
+                <w:b/>
+                <w:bCs/>
+                <w:noProof/>
+                <w:color w:val="475569"/>
+                <w:sz w:val="17"/>
+                <w:szCs w:val="17"/>
+                <w:lang w:val="tr-TR" w:bidi="ar-SA"/>
+              </w:rPr>
+              <w:t>İstiâze</w:t>
+            </w:r>
+            <w:r>
+              <w:rPr>
+                <w:rFonts w:ascii="Calibri" w:hAnsi="Calibri" w:cs="Calibri" w:eastAsia="Calibri"/>
+                <w:b/>
+                <w:bCs/>
+                <w:color w:val="475569"/>
+                <w:sz w:val="17"/>
+                <w:szCs w:val="17"/>
+                <w:lang w:val="tr-TR" w:bidi="ar-SA"/>
+              </w:rPr>
+              <w:t xml:space="preserve"> ve salavat: serbest dua lafzı]</w:t>
             </w:r>
           </w:p>
         </w:tc>
@@ -9041,7 +12037,32 @@
                 <w:szCs w:val="17"/>
                 <w:lang w:val="tr-TR" w:bidi="ar-SA"/>
               </w:rPr>
-              <w:t>[Haşr, 59/10; âyetteki dua]</w:t>
+              <w:t xml:space="preserve">[Haşr, 59/10; </w:t>
+            </w:r>
+            <w:r>
+              <w:rPr>
+                <w:rFonts w:ascii="Calibri" w:hAnsi="Calibri" w:cs="Calibri" w:eastAsia="Calibri"/>
+                <w:b/>
+                <w:bCs/>
+                <w:noProof/>
+                <w:color w:val="475569"/>
+                <w:sz w:val="17"/>
+                <w:szCs w:val="17"/>
+                <w:lang w:val="tr-TR" w:bidi="ar-SA"/>
+              </w:rPr>
+              <w:t>âyetteki</w:t>
+            </w:r>
+            <w:r>
+              <w:rPr>
+                <w:rFonts w:ascii="Calibri" w:hAnsi="Calibri" w:cs="Calibri" w:eastAsia="Calibri"/>
+                <w:b/>
+                <w:bCs/>
+                <w:color w:val="475569"/>
+                <w:sz w:val="17"/>
+                <w:szCs w:val="17"/>
+                <w:lang w:val="tr-TR" w:bidi="ar-SA"/>
+              </w:rPr>
+              <w:t xml:space="preserve"> dua]</w:t>
             </w:r>
           </w:p>
         </w:tc>
@@ -9069,7 +12090,28 @@
           <w:szCs w:val="21"/>
           <w:lang w:val="tr-TR" w:bidi="ar-SA"/>
         </w:rPr>
-        <w:t>Allah’ım! Sen Afüv’sün, affetmeyi seversin; bizi affet. Öfkemizin bizi yönetmesine izin verme. Dilimizi kırıcı sözden, elimizi zulümden koru. Bize öfke anında susmayı, kızgınlıkta adaleti, güçlüyken affetmeyi nasip eyle.</w:t>
+        <w:t xml:space="preserve">Allah’ım! Sen </w:t>
+      </w:r>
+      <w:r>
+        <w:rPr>
+          <w:rFonts w:ascii="Calibri" w:hAnsi="Calibri" w:cs="Calibri" w:eastAsia="Calibri"/>
+          <w:noProof/>
+          <w:color w:val="222222"/>
+          <w:sz w:val="21"/>
+          <w:szCs w:val="21"/>
+          <w:lang w:val="tr-TR" w:bidi="ar-SA"/>
+        </w:rPr>
+        <w:t>Afüv’sün</w:t>
+      </w:r>
+      <w:r>
+        <w:rPr>
+          <w:rFonts w:ascii="Calibri" w:hAnsi="Calibri" w:cs="Calibri" w:eastAsia="Calibri"/>
+          <w:color w:val="222222"/>
+          <w:sz w:val="21"/>
+          <w:szCs w:val="21"/>
+          <w:lang w:val="tr-TR" w:bidi="ar-SA"/>
+        </w:rPr>
+        <w:t>, affetmeyi seversin; bizi affet. Öfkemizin bizi yönetmesine izin verme. Dilimizi kırıcı sözden, elimizi zulümden koru. Bize öfke anında susmayı, kızgınlıkta adaleti, güçlüyken affetmeyi nasip eyle.</w:t>
       </w:r>
     </w:p>
     <w:p>
@@ -9118,12 +12160,305 @@
       <w:r>
         <w:rPr>
           <w:rFonts w:ascii="Calibri" w:hAnsi="Calibri" w:cs="Calibri" w:eastAsia="Calibri"/>
+          <w:noProof/>
           <w:color w:val="222222"/>
           <w:sz w:val="21"/>
           <w:szCs w:val="21"/>
           <w:lang w:val="tr-TR" w:bidi="ar-SA"/>
         </w:rPr>
-        <w:t xml:space="preserve">Va‘fu annâ vağfir lenâ verhamnâ, ente mevlânâ: Rabbimiz! Bizi affet, bizi bağışla, bize merhamet et; sen bizim Mevlâmızsın (Bakara, 2/286). Bize dünyada da âhirette de iyilik ver; bizi ateşin azabından koru. Bizi Resûl-i Ekrem’in güzel ahlâkıyla ahlâklanan, affeden ve affedilen kullarından eyle. Âmin. Velhamdü lillâhi Rabbi’l-âlemîn. </w:t>
+        <w:t>Va‘fu</w:t>
+      </w:r>
+      <w:r>
+        <w:rPr>
+          <w:rFonts w:ascii="Calibri" w:hAnsi="Calibri" w:cs="Calibri" w:eastAsia="Calibri"/>
+          <w:noProof/>
+          <w:color w:val="222222"/>
+          <w:sz w:val="21"/>
+          <w:szCs w:val="21"/>
+          <w:lang w:val="tr-TR" w:bidi="ar-SA"/>
+        </w:rPr>
+        <w:t xml:space="preserve"> </w:t>
+      </w:r>
+      <w:r>
+        <w:rPr>
+          <w:rFonts w:ascii="Calibri" w:hAnsi="Calibri" w:cs="Calibri" w:eastAsia="Calibri"/>
+          <w:noProof/>
+          <w:color w:val="222222"/>
+          <w:sz w:val="21"/>
+          <w:szCs w:val="21"/>
+          <w:lang w:val="tr-TR" w:bidi="ar-SA"/>
+        </w:rPr>
+        <w:t>annâ</w:t>
+      </w:r>
+      <w:r>
+        <w:rPr>
+          <w:rFonts w:ascii="Calibri" w:hAnsi="Calibri" w:cs="Calibri" w:eastAsia="Calibri"/>
+          <w:noProof/>
+          <w:color w:val="222222"/>
+          <w:sz w:val="21"/>
+          <w:szCs w:val="21"/>
+          <w:lang w:val="tr-TR" w:bidi="ar-SA"/>
+        </w:rPr>
+        <w:t xml:space="preserve"> </w:t>
+      </w:r>
+      <w:r>
+        <w:rPr>
+          <w:rFonts w:ascii="Calibri" w:hAnsi="Calibri" w:cs="Calibri" w:eastAsia="Calibri"/>
+          <w:noProof/>
+          <w:color w:val="222222"/>
+          <w:sz w:val="21"/>
+          <w:szCs w:val="21"/>
+          <w:lang w:val="tr-TR" w:bidi="ar-SA"/>
+        </w:rPr>
+        <w:t>vağfir</w:t>
+      </w:r>
+      <w:r>
+        <w:rPr>
+          <w:rFonts w:ascii="Calibri" w:hAnsi="Calibri" w:cs="Calibri" w:eastAsia="Calibri"/>
+          <w:noProof/>
+          <w:color w:val="222222"/>
+          <w:sz w:val="21"/>
+          <w:szCs w:val="21"/>
+          <w:lang w:val="tr-TR" w:bidi="ar-SA"/>
+        </w:rPr>
+        <w:t xml:space="preserve"> </w:t>
+      </w:r>
+      <w:r>
+        <w:rPr>
+          <w:rFonts w:ascii="Calibri" w:hAnsi="Calibri" w:cs="Calibri" w:eastAsia="Calibri"/>
+          <w:noProof/>
+          <w:color w:val="222222"/>
+          <w:sz w:val="21"/>
+          <w:szCs w:val="21"/>
+          <w:lang w:val="tr-TR" w:bidi="ar-SA"/>
+        </w:rPr>
+        <w:t>lenâ</w:t>
+      </w:r>
+      <w:r>
+        <w:rPr>
+          <w:rFonts w:ascii="Calibri" w:hAnsi="Calibri" w:cs="Calibri" w:eastAsia="Calibri"/>
+          <w:noProof/>
+          <w:color w:val="222222"/>
+          <w:sz w:val="21"/>
+          <w:szCs w:val="21"/>
+          <w:lang w:val="tr-TR" w:bidi="ar-SA"/>
+        </w:rPr>
+        <w:t xml:space="preserve"> </w:t>
+      </w:r>
+      <w:r>
+        <w:rPr>
+          <w:rFonts w:ascii="Calibri" w:hAnsi="Calibri" w:cs="Calibri" w:eastAsia="Calibri"/>
+          <w:noProof/>
+          <w:color w:val="222222"/>
+          <w:sz w:val="21"/>
+          <w:szCs w:val="21"/>
+          <w:lang w:val="tr-TR" w:bidi="ar-SA"/>
+        </w:rPr>
+        <w:t>verhamnâ</w:t>
+      </w:r>
+      <w:r>
+        <w:rPr>
+          <w:rFonts w:ascii="Calibri" w:hAnsi="Calibri" w:cs="Calibri" w:eastAsia="Calibri"/>
+          <w:noProof/>
+          <w:color w:val="222222"/>
+          <w:sz w:val="21"/>
+          <w:szCs w:val="21"/>
+          <w:lang w:val="tr-TR" w:bidi="ar-SA"/>
+        </w:rPr>
+        <w:t xml:space="preserve">, </w:t>
+      </w:r>
+      <w:r>
+        <w:rPr>
+          <w:rFonts w:ascii="Calibri" w:hAnsi="Calibri" w:cs="Calibri" w:eastAsia="Calibri"/>
+          <w:noProof/>
+          <w:color w:val="222222"/>
+          <w:sz w:val="21"/>
+          <w:szCs w:val="21"/>
+          <w:lang w:val="tr-TR" w:bidi="ar-SA"/>
+        </w:rPr>
+        <w:t>ente</w:t>
+      </w:r>
+      <w:r>
+        <w:rPr>
+          <w:rFonts w:ascii="Calibri" w:hAnsi="Calibri" w:cs="Calibri" w:eastAsia="Calibri"/>
+          <w:noProof/>
+          <w:color w:val="222222"/>
+          <w:sz w:val="21"/>
+          <w:szCs w:val="21"/>
+          <w:lang w:val="tr-TR" w:bidi="ar-SA"/>
+        </w:rPr>
+        <w:t xml:space="preserve"> </w:t>
+      </w:r>
+      <w:r>
+        <w:rPr>
+          <w:rFonts w:ascii="Calibri" w:hAnsi="Calibri" w:cs="Calibri" w:eastAsia="Calibri"/>
+          <w:noProof/>
+          <w:color w:val="222222"/>
+          <w:sz w:val="21"/>
+          <w:szCs w:val="21"/>
+          <w:lang w:val="tr-TR" w:bidi="ar-SA"/>
+        </w:rPr>
+        <w:t>mevlânâ</w:t>
+      </w:r>
+      <w:r>
+        <w:rPr>
+          <w:rFonts w:ascii="Calibri" w:hAnsi="Calibri" w:cs="Calibri" w:eastAsia="Calibri"/>
+          <w:color w:val="222222"/>
+          <w:sz w:val="21"/>
+          <w:szCs w:val="21"/>
+          <w:lang w:val="tr-TR" w:bidi="ar-SA"/>
+        </w:rPr>
+        <w:t xml:space="preserve">: Rabbimiz! Bizi affet, bizi bağışla, bize merhamet et; sen bizim </w:t>
+      </w:r>
+      <w:r>
+        <w:rPr>
+          <w:rFonts w:ascii="Calibri" w:hAnsi="Calibri" w:cs="Calibri" w:eastAsia="Calibri"/>
+          <w:noProof/>
+          <w:color w:val="222222"/>
+          <w:sz w:val="21"/>
+          <w:szCs w:val="21"/>
+          <w:lang w:val="tr-TR" w:bidi="ar-SA"/>
+        </w:rPr>
+        <w:t>Mevlâmızsın</w:t>
+      </w:r>
+      <w:r>
+        <w:rPr>
+          <w:rFonts w:ascii="Calibri" w:hAnsi="Calibri" w:cs="Calibri" w:eastAsia="Calibri"/>
+          <w:color w:val="222222"/>
+          <w:sz w:val="21"/>
+          <w:szCs w:val="21"/>
+          <w:lang w:val="tr-TR" w:bidi="ar-SA"/>
+        </w:rPr>
+        <w:t xml:space="preserve"> (Bakara, 2/286). Bize dünyada da </w:t>
+      </w:r>
+      <w:r>
+        <w:rPr>
+          <w:rFonts w:ascii="Calibri" w:hAnsi="Calibri" w:cs="Calibri" w:eastAsia="Calibri"/>
+          <w:noProof/>
+          <w:color w:val="222222"/>
+          <w:sz w:val="21"/>
+          <w:szCs w:val="21"/>
+          <w:lang w:val="tr-TR" w:bidi="ar-SA"/>
+        </w:rPr>
+        <w:t>âhirette</w:t>
+      </w:r>
+      <w:r>
+        <w:rPr>
+          <w:rFonts w:ascii="Calibri" w:hAnsi="Calibri" w:cs="Calibri" w:eastAsia="Calibri"/>
+          <w:color w:val="222222"/>
+          <w:sz w:val="21"/>
+          <w:szCs w:val="21"/>
+          <w:lang w:val="tr-TR" w:bidi="ar-SA"/>
+        </w:rPr>
+        <w:t xml:space="preserve"> de iyilik ver; bizi ateşin azabından koru. Bizi </w:t>
+      </w:r>
+      <w:r>
+        <w:rPr>
+          <w:rFonts w:ascii="Calibri" w:hAnsi="Calibri" w:cs="Calibri" w:eastAsia="Calibri"/>
+          <w:noProof/>
+          <w:color w:val="222222"/>
+          <w:sz w:val="21"/>
+          <w:szCs w:val="21"/>
+          <w:lang w:val="tr-TR" w:bidi="ar-SA"/>
+        </w:rPr>
+        <w:t>Resûl</w:t>
+      </w:r>
+      <w:r>
+        <w:rPr>
+          <w:rFonts w:ascii="Calibri" w:hAnsi="Calibri" w:cs="Calibri" w:eastAsia="Calibri"/>
+          <w:color w:val="222222"/>
+          <w:sz w:val="21"/>
+          <w:szCs w:val="21"/>
+          <w:lang w:val="tr-TR" w:bidi="ar-SA"/>
+        </w:rPr>
+        <w:t xml:space="preserve">-i Ekrem’in güzel ahlâkıyla </w:t>
+      </w:r>
+      <w:r>
+        <w:rPr>
+          <w:rFonts w:ascii="Calibri" w:hAnsi="Calibri" w:cs="Calibri" w:eastAsia="Calibri"/>
+          <w:noProof/>
+          <w:color w:val="222222"/>
+          <w:sz w:val="21"/>
+          <w:szCs w:val="21"/>
+          <w:lang w:val="tr-TR" w:bidi="ar-SA"/>
+        </w:rPr>
+        <w:t>ahlâklanan</w:t>
+      </w:r>
+      <w:r>
+        <w:rPr>
+          <w:rFonts w:ascii="Calibri" w:hAnsi="Calibri" w:cs="Calibri" w:eastAsia="Calibri"/>
+          <w:color w:val="222222"/>
+          <w:sz w:val="21"/>
+          <w:szCs w:val="21"/>
+          <w:lang w:val="tr-TR" w:bidi="ar-SA"/>
+        </w:rPr>
+        <w:t xml:space="preserve">, affeden ve affedilen kullarından eyle. Âmin. </w:t>
+      </w:r>
+      <w:r>
+        <w:rPr>
+          <w:rFonts w:ascii="Calibri" w:hAnsi="Calibri" w:cs="Calibri" w:eastAsia="Calibri"/>
+          <w:noProof/>
+          <w:color w:val="222222"/>
+          <w:sz w:val="21"/>
+          <w:szCs w:val="21"/>
+          <w:lang w:val="tr-TR" w:bidi="ar-SA"/>
+        </w:rPr>
+        <w:t>Velhamdü</w:t>
+      </w:r>
+      <w:r>
+        <w:rPr>
+          <w:rFonts w:ascii="Calibri" w:hAnsi="Calibri" w:cs="Calibri" w:eastAsia="Calibri"/>
+          <w:noProof/>
+          <w:color w:val="222222"/>
+          <w:sz w:val="21"/>
+          <w:szCs w:val="21"/>
+          <w:lang w:val="tr-TR" w:bidi="ar-SA"/>
+        </w:rPr>
+        <w:t xml:space="preserve"> </w:t>
+      </w:r>
+      <w:r>
+        <w:rPr>
+          <w:rFonts w:ascii="Calibri" w:hAnsi="Calibri" w:cs="Calibri" w:eastAsia="Calibri"/>
+          <w:noProof/>
+          <w:color w:val="222222"/>
+          <w:sz w:val="21"/>
+          <w:szCs w:val="21"/>
+          <w:lang w:val="tr-TR" w:bidi="ar-SA"/>
+        </w:rPr>
+        <w:t>lillâhi</w:t>
+      </w:r>
+      <w:r>
+        <w:rPr>
+          <w:rFonts w:ascii="Calibri" w:hAnsi="Calibri" w:cs="Calibri" w:eastAsia="Calibri"/>
+          <w:noProof/>
+          <w:color w:val="222222"/>
+          <w:sz w:val="21"/>
+          <w:szCs w:val="21"/>
+          <w:lang w:val="tr-TR" w:bidi="ar-SA"/>
+        </w:rPr>
+        <w:t xml:space="preserve"> </w:t>
+      </w:r>
+      <w:r>
+        <w:rPr>
+          <w:rFonts w:ascii="Calibri" w:hAnsi="Calibri" w:cs="Calibri" w:eastAsia="Calibri"/>
+          <w:noProof/>
+          <w:color w:val="222222"/>
+          <w:sz w:val="21"/>
+          <w:szCs w:val="21"/>
+          <w:lang w:val="tr-TR" w:bidi="ar-SA"/>
+        </w:rPr>
+        <w:t>Rabbi’l-âlemîn</w:t>
+      </w:r>
+      <w:r>
+        <w:rPr>
+          <w:rFonts w:ascii="Calibri" w:hAnsi="Calibri" w:cs="Calibri" w:eastAsia="Calibri"/>
+          <w:noProof/>
+          <w:color w:val="222222"/>
+          <w:sz w:val="21"/>
+          <w:szCs w:val="21"/>
+          <w:lang w:val="tr-TR" w:bidi="ar-SA"/>
+        </w:rPr>
+        <w:t xml:space="preserve">. </w:t>
       </w:r>
       <w:r>
         <w:rPr>
